--- a/output/regv2_Baseline.docx
+++ b/output/regv2_Baseline.docx
@@ -351,11 +351,16 @@
               <w:bottom w:val="nil" w:color="000000"/>
               <w:right w:val="nil" w:color="000000"/>
             </w:tcBorders>
-          </w:tcPr>
-          <w:p>
-            <w:pPr>
-              <w:spacing w:after="0"/>
-            </w:pPr>
+            <w:vAlign w:val="bottom"/>
+          </w:tcPr>
+          <w:p>
+            <w:pPr>
+              <w:spacing w:after="0"/>
+              <w:jc w:val="center"/>
+            </w:pPr>
+            <w:r>
+              <w:t xml:space="preserve">0.17</w:t>
+            </w:r>
           </w:p>
         </w:tc>
         <w:tc>
@@ -475,11 +480,16 @@
               <w:bottom w:val="nil" w:color="000000"/>
               <w:right w:val="nil" w:color="000000"/>
             </w:tcBorders>
-          </w:tcPr>
-          <w:p>
-            <w:pPr>
-              <w:spacing w:after="0"/>
-            </w:pPr>
+            <w:vAlign w:val="bottom"/>
+          </w:tcPr>
+          <w:p>
+            <w:pPr>
+              <w:spacing w:after="0"/>
+              <w:jc w:val="center"/>
+            </w:pPr>
+            <w:r>
+              <w:t xml:space="preserve">[-0.15,0.48]</w:t>
+            </w:r>
           </w:p>
         </w:tc>
         <w:tc>
@@ -612,70 +622,70 @@
               <w:jc w:val="center"/>
             </w:pPr>
             <w:r>
-              <w:t xml:space="preserve">0.14*</w:t>
-            </w:r>
-          </w:p>
-        </w:tc>
-        <w:tc>
-          <w:tcPr>
-            <w:tcW w:w="1337" w:type="dxa"/>
-            <w:tcBorders>
-              <w:top w:val="nil" w:color="000000"/>
-              <w:left w:val="nil" w:color="000000"/>
-              <w:bottom w:val="nil" w:color="000000"/>
-              <w:right w:val="nil" w:color="000000"/>
-            </w:tcBorders>
-            <w:vAlign w:val="bottom"/>
-          </w:tcPr>
-          <w:p>
-            <w:pPr>
-              <w:spacing w:after="0"/>
-              <w:jc w:val="center"/>
-            </w:pPr>
-            <w:r>
-              <w:t xml:space="preserve">-0.01</w:t>
-            </w:r>
-          </w:p>
-        </w:tc>
-        <w:tc>
-          <w:tcPr>
-            <w:tcW w:w="1337" w:type="dxa"/>
-            <w:tcBorders>
-              <w:top w:val="nil" w:color="000000"/>
-              <w:left w:val="nil" w:color="000000"/>
-              <w:bottom w:val="nil" w:color="000000"/>
-              <w:right w:val="nil" w:color="000000"/>
-            </w:tcBorders>
-            <w:vAlign w:val="bottom"/>
-          </w:tcPr>
-          <w:p>
-            <w:pPr>
-              <w:spacing w:after="0"/>
-              <w:jc w:val="center"/>
-            </w:pPr>
-            <w:r>
-              <w:t xml:space="preserve">-0.05</w:t>
-            </w:r>
-          </w:p>
-        </w:tc>
-        <w:tc>
-          <w:tcPr>
-            <w:tcW w:w="1337" w:type="dxa"/>
-            <w:tcBorders>
-              <w:top w:val="nil" w:color="000000"/>
-              <w:left w:val="nil" w:color="000000"/>
-              <w:bottom w:val="nil" w:color="000000"/>
-              <w:right w:val="nil" w:color="000000"/>
-            </w:tcBorders>
-            <w:vAlign w:val="bottom"/>
-          </w:tcPr>
-          <w:p>
-            <w:pPr>
-              <w:spacing w:after="0"/>
-              <w:jc w:val="center"/>
-            </w:pPr>
-            <w:r>
               <w:t xml:space="preserve">0.04</w:t>
+            </w:r>
+          </w:p>
+        </w:tc>
+        <w:tc>
+          <w:tcPr>
+            <w:tcW w:w="1337" w:type="dxa"/>
+            <w:tcBorders>
+              <w:top w:val="nil" w:color="000000"/>
+              <w:left w:val="nil" w:color="000000"/>
+              <w:bottom w:val="nil" w:color="000000"/>
+              <w:right w:val="nil" w:color="000000"/>
+            </w:tcBorders>
+            <w:vAlign w:val="bottom"/>
+          </w:tcPr>
+          <w:p>
+            <w:pPr>
+              <w:spacing w:after="0"/>
+              <w:jc w:val="center"/>
+            </w:pPr>
+            <w:r>
+              <w:t xml:space="preserve">-0.04</w:t>
+            </w:r>
+          </w:p>
+        </w:tc>
+        <w:tc>
+          <w:tcPr>
+            <w:tcW w:w="1337" w:type="dxa"/>
+            <w:tcBorders>
+              <w:top w:val="nil" w:color="000000"/>
+              <w:left w:val="nil" w:color="000000"/>
+              <w:bottom w:val="nil" w:color="000000"/>
+              <w:right w:val="nil" w:color="000000"/>
+            </w:tcBorders>
+            <w:vAlign w:val="bottom"/>
+          </w:tcPr>
+          <w:p>
+            <w:pPr>
+              <w:spacing w:after="0"/>
+              <w:jc w:val="center"/>
+            </w:pPr>
+            <w:r>
+              <w:t xml:space="preserve">-0.12</w:t>
+            </w:r>
+          </w:p>
+        </w:tc>
+        <w:tc>
+          <w:tcPr>
+            <w:tcW w:w="1337" w:type="dxa"/>
+            <w:tcBorders>
+              <w:top w:val="nil" w:color="000000"/>
+              <w:left w:val="nil" w:color="000000"/>
+              <w:bottom w:val="nil" w:color="000000"/>
+              <w:right w:val="nil" w:color="000000"/>
+            </w:tcBorders>
+            <w:vAlign w:val="bottom"/>
+          </w:tcPr>
+          <w:p>
+            <w:pPr>
+              <w:spacing w:after="0"/>
+              <w:jc w:val="center"/>
+            </w:pPr>
+            <w:r>
+              <w:t xml:space="preserve">-0.13</w:t>
             </w:r>
           </w:p>
         </w:tc>
@@ -756,70 +766,70 @@
               <w:jc w:val="center"/>
             </w:pPr>
             <w:r>
-              <w:t xml:space="preserve">[-0.00,0.28]</w:t>
-            </w:r>
-          </w:p>
-        </w:tc>
-        <w:tc>
-          <w:tcPr>
-            <w:tcW w:w="1337" w:type="dxa"/>
-            <w:tcBorders>
-              <w:top w:val="nil" w:color="000000"/>
-              <w:left w:val="nil" w:color="000000"/>
-              <w:bottom w:val="nil" w:color="000000"/>
-              <w:right w:val="nil" w:color="000000"/>
-            </w:tcBorders>
-            <w:vAlign w:val="bottom"/>
-          </w:tcPr>
-          <w:p>
-            <w:pPr>
-              <w:spacing w:after="0"/>
-              <w:jc w:val="center"/>
-            </w:pPr>
-            <w:r>
-              <w:t xml:space="preserve">[-0.16,0.15]</w:t>
-            </w:r>
-          </w:p>
-        </w:tc>
-        <w:tc>
-          <w:tcPr>
-            <w:tcW w:w="1337" w:type="dxa"/>
-            <w:tcBorders>
-              <w:top w:val="nil" w:color="000000"/>
-              <w:left w:val="nil" w:color="000000"/>
-              <w:bottom w:val="nil" w:color="000000"/>
-              <w:right w:val="nil" w:color="000000"/>
-            </w:tcBorders>
-            <w:vAlign w:val="bottom"/>
-          </w:tcPr>
-          <w:p>
-            <w:pPr>
-              <w:spacing w:after="0"/>
-              <w:jc w:val="center"/>
-            </w:pPr>
-            <w:r>
-              <w:t xml:space="preserve">[-0.21,0.10]</w:t>
-            </w:r>
-          </w:p>
-        </w:tc>
-        <w:tc>
-          <w:tcPr>
-            <w:tcW w:w="1337" w:type="dxa"/>
-            <w:tcBorders>
-              <w:top w:val="nil" w:color="000000"/>
-              <w:left w:val="nil" w:color="000000"/>
-              <w:bottom w:val="nil" w:color="000000"/>
-              <w:right w:val="nil" w:color="000000"/>
-            </w:tcBorders>
-            <w:vAlign w:val="bottom"/>
-          </w:tcPr>
-          <w:p>
-            <w:pPr>
-              <w:spacing w:after="0"/>
-              <w:jc w:val="center"/>
-            </w:pPr>
-            <w:r>
-              <w:t xml:space="preserve">[-0.22,0.30]</w:t>
+              <w:t xml:space="preserve">[-0.06,0.14]</w:t>
+            </w:r>
+          </w:p>
+        </w:tc>
+        <w:tc>
+          <w:tcPr>
+            <w:tcW w:w="1337" w:type="dxa"/>
+            <w:tcBorders>
+              <w:top w:val="nil" w:color="000000"/>
+              <w:left w:val="nil" w:color="000000"/>
+              <w:bottom w:val="nil" w:color="000000"/>
+              <w:right w:val="nil" w:color="000000"/>
+            </w:tcBorders>
+            <w:vAlign w:val="bottom"/>
+          </w:tcPr>
+          <w:p>
+            <w:pPr>
+              <w:spacing w:after="0"/>
+              <w:jc w:val="center"/>
+            </w:pPr>
+            <w:r>
+              <w:t xml:space="preserve">[-0.18,0.10]</w:t>
+            </w:r>
+          </w:p>
+        </w:tc>
+        <w:tc>
+          <w:tcPr>
+            <w:tcW w:w="1337" w:type="dxa"/>
+            <w:tcBorders>
+              <w:top w:val="nil" w:color="000000"/>
+              <w:left w:val="nil" w:color="000000"/>
+              <w:bottom w:val="nil" w:color="000000"/>
+              <w:right w:val="nil" w:color="000000"/>
+            </w:tcBorders>
+            <w:vAlign w:val="bottom"/>
+          </w:tcPr>
+          <w:p>
+            <w:pPr>
+              <w:spacing w:after="0"/>
+              <w:jc w:val="center"/>
+            </w:pPr>
+            <w:r>
+              <w:t xml:space="preserve">[-0.28,0.03]</w:t>
+            </w:r>
+          </w:p>
+        </w:tc>
+        <w:tc>
+          <w:tcPr>
+            <w:tcW w:w="1337" w:type="dxa"/>
+            <w:tcBorders>
+              <w:top w:val="nil" w:color="000000"/>
+              <w:left w:val="nil" w:color="000000"/>
+              <w:bottom w:val="nil" w:color="000000"/>
+              <w:right w:val="nil" w:color="000000"/>
+            </w:tcBorders>
+            <w:vAlign w:val="bottom"/>
+          </w:tcPr>
+          <w:p>
+            <w:pPr>
+              <w:spacing w:after="0"/>
+              <w:jc w:val="center"/>
+            </w:pPr>
+            <w:r>
+              <w:t xml:space="preserve">[-0.29,0.03]</w:t>
             </w:r>
           </w:p>
         </w:tc>
@@ -905,7 +915,7 @@
               <w:jc w:val="center"/>
             </w:pPr>
             <w:r>
-              <w:t xml:space="preserve">0.21*</w:t>
+              <w:t xml:space="preserve">0.12</w:t>
             </w:r>
           </w:p>
         </w:tc>
@@ -968,7 +978,7 @@
               <w:jc w:val="center"/>
             </w:pPr>
             <w:r>
-              <w:t xml:space="preserve">0.15</w:t>
+              <w:t xml:space="preserve">0.24**</w:t>
             </w:r>
           </w:p>
         </w:tc>
@@ -1049,70 +1059,70 @@
               <w:jc w:val="center"/>
             </w:pPr>
             <w:r>
-              <w:t xml:space="preserve">[-0.02,0.45]</w:t>
-            </w:r>
-          </w:p>
-        </w:tc>
-        <w:tc>
-          <w:tcPr>
-            <w:tcW w:w="1337" w:type="dxa"/>
-            <w:tcBorders>
-              <w:top w:val="nil" w:color="000000"/>
-              <w:left w:val="nil" w:color="000000"/>
-              <w:bottom w:val="nil" w:color="000000"/>
-              <w:right w:val="nil" w:color="000000"/>
-            </w:tcBorders>
-            <w:vAlign w:val="bottom"/>
-          </w:tcPr>
-          <w:p>
-            <w:pPr>
-              <w:spacing w:after="0"/>
-              <w:jc w:val="center"/>
-            </w:pPr>
-            <w:r>
-              <w:t xml:space="preserve">[-0.15,0.32]</w:t>
-            </w:r>
-          </w:p>
-        </w:tc>
-        <w:tc>
-          <w:tcPr>
-            <w:tcW w:w="1337" w:type="dxa"/>
-            <w:tcBorders>
-              <w:top w:val="nil" w:color="000000"/>
-              <w:left w:val="nil" w:color="000000"/>
-              <w:bottom w:val="nil" w:color="000000"/>
-              <w:right w:val="nil" w:color="000000"/>
-            </w:tcBorders>
-            <w:vAlign w:val="bottom"/>
-          </w:tcPr>
-          <w:p>
-            <w:pPr>
-              <w:spacing w:after="0"/>
-              <w:jc w:val="center"/>
-            </w:pPr>
-            <w:r>
-              <w:t xml:space="preserve">[-0.05,0.35]</w:t>
-            </w:r>
-          </w:p>
-        </w:tc>
-        <w:tc>
-          <w:tcPr>
-            <w:tcW w:w="1337" w:type="dxa"/>
-            <w:tcBorders>
-              <w:top w:val="nil" w:color="000000"/>
-              <w:left w:val="nil" w:color="000000"/>
-              <w:bottom w:val="nil" w:color="000000"/>
-              <w:right w:val="nil" w:color="000000"/>
-            </w:tcBorders>
-            <w:vAlign w:val="bottom"/>
-          </w:tcPr>
-          <w:p>
-            <w:pPr>
-              <w:spacing w:after="0"/>
-              <w:jc w:val="center"/>
-            </w:pPr>
-            <w:r>
-              <w:t xml:space="preserve">[-0.05,0.36]</w:t>
+              <w:t xml:space="preserve">[-0.07,0.31]</w:t>
+            </w:r>
+          </w:p>
+        </w:tc>
+        <w:tc>
+          <w:tcPr>
+            <w:tcW w:w="1337" w:type="dxa"/>
+            <w:tcBorders>
+              <w:top w:val="nil" w:color="000000"/>
+              <w:left w:val="nil" w:color="000000"/>
+              <w:bottom w:val="nil" w:color="000000"/>
+              <w:right w:val="nil" w:color="000000"/>
+            </w:tcBorders>
+            <w:vAlign w:val="bottom"/>
+          </w:tcPr>
+          <w:p>
+            <w:pPr>
+              <w:spacing w:after="0"/>
+              <w:jc w:val="center"/>
+            </w:pPr>
+            <w:r>
+              <w:t xml:space="preserve">[-0.14,0.32]</w:t>
+            </w:r>
+          </w:p>
+        </w:tc>
+        <w:tc>
+          <w:tcPr>
+            <w:tcW w:w="1337" w:type="dxa"/>
+            <w:tcBorders>
+              <w:top w:val="nil" w:color="000000"/>
+              <w:left w:val="nil" w:color="000000"/>
+              <w:bottom w:val="nil" w:color="000000"/>
+              <w:right w:val="nil" w:color="000000"/>
+            </w:tcBorders>
+            <w:vAlign w:val="bottom"/>
+          </w:tcPr>
+          <w:p>
+            <w:pPr>
+              <w:spacing w:after="0"/>
+              <w:jc w:val="center"/>
+            </w:pPr>
+            <w:r>
+              <w:t xml:space="preserve">[-0.07,0.37]</w:t>
+            </w:r>
+          </w:p>
+        </w:tc>
+        <w:tc>
+          <w:tcPr>
+            <w:tcW w:w="1337" w:type="dxa"/>
+            <w:tcBorders>
+              <w:top w:val="nil" w:color="000000"/>
+              <w:left w:val="nil" w:color="000000"/>
+              <w:bottom w:val="nil" w:color="000000"/>
+              <w:right w:val="nil" w:color="000000"/>
+            </w:tcBorders>
+            <w:vAlign w:val="bottom"/>
+          </w:tcPr>
+          <w:p>
+            <w:pPr>
+              <w:spacing w:after="0"/>
+              <w:jc w:val="center"/>
+            </w:pPr>
+            <w:r>
+              <w:t xml:space="preserve">[0.02,0.45]</w:t>
             </w:r>
           </w:p>
         </w:tc>
@@ -1190,11 +1200,16 @@
               <w:bottom w:val="nil" w:color="000000"/>
               <w:right w:val="nil" w:color="000000"/>
             </w:tcBorders>
-          </w:tcPr>
-          <w:p>
-            <w:pPr>
-              <w:spacing w:after="0"/>
-            </w:pPr>
+            <w:vAlign w:val="bottom"/>
+          </w:tcPr>
+          <w:p>
+            <w:pPr>
+              <w:spacing w:after="0"/>
+              <w:jc w:val="center"/>
+            </w:pPr>
+            <w:r>
+              <w:t xml:space="preserve">0.65***</w:t>
+            </w:r>
           </w:p>
         </w:tc>
         <w:tc>
@@ -1314,11 +1329,16 @@
               <w:bottom w:val="nil" w:color="000000"/>
               <w:right w:val="nil" w:color="000000"/>
             </w:tcBorders>
-          </w:tcPr>
-          <w:p>
-            <w:pPr>
-              <w:spacing w:after="0"/>
-            </w:pPr>
+            <w:vAlign w:val="bottom"/>
+          </w:tcPr>
+          <w:p>
+            <w:pPr>
+              <w:spacing w:after="0"/>
+              <w:jc w:val="center"/>
+            </w:pPr>
+            <w:r>
+              <w:t xml:space="preserve">[0.32,0.99]</w:t>
+            </w:r>
           </w:p>
         </w:tc>
         <w:tc>
@@ -1451,28 +1471,7 @@
               <w:jc w:val="center"/>
             </w:pPr>
             <w:r>
-              <w:t xml:space="preserve">0.06</w:t>
-            </w:r>
-          </w:p>
-        </w:tc>
-        <w:tc>
-          <w:tcPr>
-            <w:tcW w:w="1337" w:type="dxa"/>
-            <w:tcBorders>
-              <w:top w:val="nil" w:color="000000"/>
-              <w:left w:val="nil" w:color="000000"/>
-              <w:bottom w:val="nil" w:color="000000"/>
-              <w:right w:val="nil" w:color="000000"/>
-            </w:tcBorders>
-            <w:vAlign w:val="bottom"/>
-          </w:tcPr>
-          <w:p>
-            <w:pPr>
-              <w:spacing w:after="0"/>
-              <w:jc w:val="center"/>
-            </w:pPr>
-            <w:r>
-              <w:t xml:space="preserve">0.05</w:t>
+              <w:t xml:space="preserve">0.09</w:t>
             </w:r>
           </w:p>
         </w:tc>
@@ -1514,7 +1513,28 @@
               <w:jc w:val="center"/>
             </w:pPr>
             <w:r>
-              <w:t xml:space="preserve">0.07</w:t>
+              <w:t xml:space="preserve">0.11*</w:t>
+            </w:r>
+          </w:p>
+        </w:tc>
+        <w:tc>
+          <w:tcPr>
+            <w:tcW w:w="1337" w:type="dxa"/>
+            <w:tcBorders>
+              <w:top w:val="nil" w:color="000000"/>
+              <w:left w:val="nil" w:color="000000"/>
+              <w:bottom w:val="nil" w:color="000000"/>
+              <w:right w:val="nil" w:color="000000"/>
+            </w:tcBorders>
+            <w:vAlign w:val="bottom"/>
+          </w:tcPr>
+          <w:p>
+            <w:pPr>
+              <w:spacing w:after="0"/>
+              <w:jc w:val="center"/>
+            </w:pPr>
+            <w:r>
+              <w:t xml:space="preserve">0.11</w:t>
             </w:r>
           </w:p>
         </w:tc>
@@ -1595,70 +1615,70 @@
               <w:jc w:val="center"/>
             </w:pPr>
             <w:r>
-              <w:t xml:space="preserve">[-0.07,0.18]</w:t>
-            </w:r>
-          </w:p>
-        </w:tc>
-        <w:tc>
-          <w:tcPr>
-            <w:tcW w:w="1337" w:type="dxa"/>
-            <w:tcBorders>
-              <w:top w:val="nil" w:color="000000"/>
-              <w:left w:val="nil" w:color="000000"/>
-              <w:bottom w:val="nil" w:color="000000"/>
-              <w:right w:val="nil" w:color="000000"/>
-            </w:tcBorders>
-            <w:vAlign w:val="bottom"/>
-          </w:tcPr>
-          <w:p>
-            <w:pPr>
-              <w:spacing w:after="0"/>
-              <w:jc w:val="center"/>
-            </w:pPr>
-            <w:r>
-              <w:t xml:space="preserve">[-0.08,0.17]</w:t>
-            </w:r>
-          </w:p>
-        </w:tc>
-        <w:tc>
-          <w:tcPr>
-            <w:tcW w:w="1337" w:type="dxa"/>
-            <w:tcBorders>
-              <w:top w:val="nil" w:color="000000"/>
-              <w:left w:val="nil" w:color="000000"/>
-              <w:bottom w:val="nil" w:color="000000"/>
-              <w:right w:val="nil" w:color="000000"/>
-            </w:tcBorders>
-            <w:vAlign w:val="bottom"/>
-          </w:tcPr>
-          <w:p>
-            <w:pPr>
-              <w:spacing w:after="0"/>
-              <w:jc w:val="center"/>
-            </w:pPr>
-            <w:r>
-              <w:t xml:space="preserve">[-0.05,0.19]</w:t>
-            </w:r>
-          </w:p>
-        </w:tc>
-        <w:tc>
-          <w:tcPr>
-            <w:tcW w:w="1337" w:type="dxa"/>
-            <w:tcBorders>
-              <w:top w:val="nil" w:color="000000"/>
-              <w:left w:val="nil" w:color="000000"/>
-              <w:bottom w:val="nil" w:color="000000"/>
-              <w:right w:val="nil" w:color="000000"/>
-            </w:tcBorders>
-            <w:vAlign w:val="bottom"/>
-          </w:tcPr>
-          <w:p>
-            <w:pPr>
-              <w:spacing w:after="0"/>
-              <w:jc w:val="center"/>
-            </w:pPr>
-            <w:r>
-              <w:t xml:space="preserve">[-0.05,0.19]</w:t>
+              <w:t xml:space="preserve">[-0.04,0.21]</w:t>
+            </w:r>
+          </w:p>
+        </w:tc>
+        <w:tc>
+          <w:tcPr>
+            <w:tcW w:w="1337" w:type="dxa"/>
+            <w:tcBorders>
+              <w:top w:val="nil" w:color="000000"/>
+              <w:left w:val="nil" w:color="000000"/>
+              <w:bottom w:val="nil" w:color="000000"/>
+              <w:right w:val="nil" w:color="000000"/>
+            </w:tcBorders>
+            <w:vAlign w:val="bottom"/>
+          </w:tcPr>
+          <w:p>
+            <w:pPr>
+              <w:spacing w:after="0"/>
+              <w:jc w:val="center"/>
+            </w:pPr>
+            <w:r>
+              <w:t xml:space="preserve">[-0.06,0.19]</w:t>
+            </w:r>
+          </w:p>
+        </w:tc>
+        <w:tc>
+          <w:tcPr>
+            <w:tcW w:w="1337" w:type="dxa"/>
+            <w:tcBorders>
+              <w:top w:val="nil" w:color="000000"/>
+              <w:left w:val="nil" w:color="000000"/>
+              <w:bottom w:val="nil" w:color="000000"/>
+              <w:right w:val="nil" w:color="000000"/>
+            </w:tcBorders>
+            <w:vAlign w:val="bottom"/>
+          </w:tcPr>
+          <w:p>
+            <w:pPr>
+              <w:spacing w:after="0"/>
+              <w:jc w:val="center"/>
+            </w:pPr>
+            <w:r>
+              <w:t xml:space="preserve">[-0.02,0.24]</w:t>
+            </w:r>
+          </w:p>
+        </w:tc>
+        <w:tc>
+          <w:tcPr>
+            <w:tcW w:w="1337" w:type="dxa"/>
+            <w:tcBorders>
+              <w:top w:val="nil" w:color="000000"/>
+              <w:left w:val="nil" w:color="000000"/>
+              <w:bottom w:val="nil" w:color="000000"/>
+              <w:right w:val="nil" w:color="000000"/>
+            </w:tcBorders>
+            <w:vAlign w:val="bottom"/>
+          </w:tcPr>
+          <w:p>
+            <w:pPr>
+              <w:spacing w:after="0"/>
+              <w:jc w:val="center"/>
+            </w:pPr>
+            <w:r>
+              <w:t xml:space="preserve">[-0.02,0.24]</w:t>
             </w:r>
           </w:p>
         </w:tc>
@@ -1744,70 +1764,70 @@
               <w:jc w:val="center"/>
             </w:pPr>
             <w:r>
-              <w:t xml:space="preserve">-0.04</w:t>
-            </w:r>
-          </w:p>
-        </w:tc>
-        <w:tc>
-          <w:tcPr>
-            <w:tcW w:w="1337" w:type="dxa"/>
-            <w:tcBorders>
-              <w:top w:val="nil" w:color="000000"/>
-              <w:left w:val="nil" w:color="000000"/>
-              <w:bottom w:val="nil" w:color="000000"/>
-              <w:right w:val="nil" w:color="000000"/>
-            </w:tcBorders>
-            <w:vAlign w:val="bottom"/>
-          </w:tcPr>
-          <w:p>
-            <w:pPr>
-              <w:spacing w:after="0"/>
-              <w:jc w:val="center"/>
-            </w:pPr>
-            <w:r>
-              <w:t xml:space="preserve">-0.02</w:t>
-            </w:r>
-          </w:p>
-        </w:tc>
-        <w:tc>
-          <w:tcPr>
-            <w:tcW w:w="1337" w:type="dxa"/>
-            <w:tcBorders>
-              <w:top w:val="nil" w:color="000000"/>
-              <w:left w:val="nil" w:color="000000"/>
-              <w:bottom w:val="nil" w:color="000000"/>
-              <w:right w:val="nil" w:color="000000"/>
-            </w:tcBorders>
-            <w:vAlign w:val="bottom"/>
-          </w:tcPr>
-          <w:p>
-            <w:pPr>
-              <w:spacing w:after="0"/>
-              <w:jc w:val="center"/>
-            </w:pPr>
-            <w:r>
-              <w:t xml:space="preserve">-0.02</w:t>
-            </w:r>
-          </w:p>
-        </w:tc>
-        <w:tc>
-          <w:tcPr>
-            <w:tcW w:w="1337" w:type="dxa"/>
-            <w:tcBorders>
-              <w:top w:val="nil" w:color="000000"/>
-              <w:left w:val="nil" w:color="000000"/>
-              <w:bottom w:val="nil" w:color="000000"/>
-              <w:right w:val="nil" w:color="000000"/>
-            </w:tcBorders>
-            <w:vAlign w:val="bottom"/>
-          </w:tcPr>
-          <w:p>
-            <w:pPr>
-              <w:spacing w:after="0"/>
-              <w:jc w:val="center"/>
-            </w:pPr>
-            <w:r>
-              <w:t xml:space="preserve">-0.01</w:t>
+              <w:t xml:space="preserve">0.01</w:t>
+            </w:r>
+          </w:p>
+        </w:tc>
+        <w:tc>
+          <w:tcPr>
+            <w:tcW w:w="1337" w:type="dxa"/>
+            <w:tcBorders>
+              <w:top w:val="nil" w:color="000000"/>
+              <w:left w:val="nil" w:color="000000"/>
+              <w:bottom w:val="nil" w:color="000000"/>
+              <w:right w:val="nil" w:color="000000"/>
+            </w:tcBorders>
+            <w:vAlign w:val="bottom"/>
+          </w:tcPr>
+          <w:p>
+            <w:pPr>
+              <w:spacing w:after="0"/>
+              <w:jc w:val="center"/>
+            </w:pPr>
+            <w:r>
+              <w:t xml:space="preserve">0.01</w:t>
+            </w:r>
+          </w:p>
+        </w:tc>
+        <w:tc>
+          <w:tcPr>
+            <w:tcW w:w="1337" w:type="dxa"/>
+            <w:tcBorders>
+              <w:top w:val="nil" w:color="000000"/>
+              <w:left w:val="nil" w:color="000000"/>
+              <w:bottom w:val="nil" w:color="000000"/>
+              <w:right w:val="nil" w:color="000000"/>
+            </w:tcBorders>
+            <w:vAlign w:val="bottom"/>
+          </w:tcPr>
+          <w:p>
+            <w:pPr>
+              <w:spacing w:after="0"/>
+              <w:jc w:val="center"/>
+            </w:pPr>
+            <w:r>
+              <w:t xml:space="preserve">0.05</w:t>
+            </w:r>
+          </w:p>
+        </w:tc>
+        <w:tc>
+          <w:tcPr>
+            <w:tcW w:w="1337" w:type="dxa"/>
+            <w:tcBorders>
+              <w:top w:val="nil" w:color="000000"/>
+              <w:left w:val="nil" w:color="000000"/>
+              <w:bottom w:val="nil" w:color="000000"/>
+              <w:right w:val="nil" w:color="000000"/>
+            </w:tcBorders>
+            <w:vAlign w:val="bottom"/>
+          </w:tcPr>
+          <w:p>
+            <w:pPr>
+              <w:spacing w:after="0"/>
+              <w:jc w:val="center"/>
+            </w:pPr>
+            <w:r>
+              <w:t xml:space="preserve">0.02</w:t>
             </w:r>
           </w:p>
         </w:tc>
@@ -1888,70 +1908,70 @@
               <w:jc w:val="center"/>
             </w:pPr>
             <w:r>
-              <w:t xml:space="preserve">[-0.17,0.10]</w:t>
-            </w:r>
-          </w:p>
-        </w:tc>
-        <w:tc>
-          <w:tcPr>
-            <w:tcW w:w="1337" w:type="dxa"/>
-            <w:tcBorders>
-              <w:top w:val="nil" w:color="000000"/>
-              <w:left w:val="nil" w:color="000000"/>
-              <w:bottom w:val="nil" w:color="000000"/>
-              <w:right w:val="nil" w:color="000000"/>
-            </w:tcBorders>
-            <w:vAlign w:val="bottom"/>
-          </w:tcPr>
-          <w:p>
-            <w:pPr>
-              <w:spacing w:after="0"/>
-              <w:jc w:val="center"/>
-            </w:pPr>
-            <w:r>
-              <w:t xml:space="preserve">[-0.15,0.12]</w:t>
-            </w:r>
-          </w:p>
-        </w:tc>
-        <w:tc>
-          <w:tcPr>
-            <w:tcW w:w="1337" w:type="dxa"/>
-            <w:tcBorders>
-              <w:top w:val="nil" w:color="000000"/>
-              <w:left w:val="nil" w:color="000000"/>
-              <w:bottom w:val="nil" w:color="000000"/>
-              <w:right w:val="nil" w:color="000000"/>
-            </w:tcBorders>
-            <w:vAlign w:val="bottom"/>
-          </w:tcPr>
-          <w:p>
-            <w:pPr>
-              <w:spacing w:after="0"/>
-              <w:jc w:val="center"/>
-            </w:pPr>
-            <w:r>
-              <w:t xml:space="preserve">[-0.14,0.11]</w:t>
-            </w:r>
-          </w:p>
-        </w:tc>
-        <w:tc>
-          <w:tcPr>
-            <w:tcW w:w="1337" w:type="dxa"/>
-            <w:tcBorders>
-              <w:top w:val="nil" w:color="000000"/>
-              <w:left w:val="nil" w:color="000000"/>
-              <w:bottom w:val="nil" w:color="000000"/>
-              <w:right w:val="nil" w:color="000000"/>
-            </w:tcBorders>
-            <w:vAlign w:val="bottom"/>
-          </w:tcPr>
-          <w:p>
-            <w:pPr>
-              <w:spacing w:after="0"/>
-              <w:jc w:val="center"/>
-            </w:pPr>
-            <w:r>
-              <w:t xml:space="preserve">[-0.14,0.12]</w:t>
+              <w:t xml:space="preserve">[-0.11,0.13]</w:t>
+            </w:r>
+          </w:p>
+        </w:tc>
+        <w:tc>
+          <w:tcPr>
+            <w:tcW w:w="1337" w:type="dxa"/>
+            <w:tcBorders>
+              <w:top w:val="nil" w:color="000000"/>
+              <w:left w:val="nil" w:color="000000"/>
+              <w:bottom w:val="nil" w:color="000000"/>
+              <w:right w:val="nil" w:color="000000"/>
+            </w:tcBorders>
+            <w:vAlign w:val="bottom"/>
+          </w:tcPr>
+          <w:p>
+            <w:pPr>
+              <w:spacing w:after="0"/>
+              <w:jc w:val="center"/>
+            </w:pPr>
+            <w:r>
+              <w:t xml:space="preserve">[-0.11,0.14]</w:t>
+            </w:r>
+          </w:p>
+        </w:tc>
+        <w:tc>
+          <w:tcPr>
+            <w:tcW w:w="1337" w:type="dxa"/>
+            <w:tcBorders>
+              <w:top w:val="nil" w:color="000000"/>
+              <w:left w:val="nil" w:color="000000"/>
+              <w:bottom w:val="nil" w:color="000000"/>
+              <w:right w:val="nil" w:color="000000"/>
+            </w:tcBorders>
+            <w:vAlign w:val="bottom"/>
+          </w:tcPr>
+          <w:p>
+            <w:pPr>
+              <w:spacing w:after="0"/>
+              <w:jc w:val="center"/>
+            </w:pPr>
+            <w:r>
+              <w:t xml:space="preserve">[-0.07,0.16]</w:t>
+            </w:r>
+          </w:p>
+        </w:tc>
+        <w:tc>
+          <w:tcPr>
+            <w:tcW w:w="1337" w:type="dxa"/>
+            <w:tcBorders>
+              <w:top w:val="nil" w:color="000000"/>
+              <w:left w:val="nil" w:color="000000"/>
+              <w:bottom w:val="nil" w:color="000000"/>
+              <w:right w:val="nil" w:color="000000"/>
+            </w:tcBorders>
+            <w:vAlign w:val="bottom"/>
+          </w:tcPr>
+          <w:p>
+            <w:pPr>
+              <w:spacing w:after="0"/>
+              <w:jc w:val="center"/>
+            </w:pPr>
+            <w:r>
+              <w:t xml:space="preserve">[-0.10,0.14]</w:t>
             </w:r>
           </w:p>
         </w:tc>
@@ -2156,70 +2176,70 @@
               <w:jc w:val="center"/>
             </w:pPr>
             <w:r>
-              <w:t xml:space="preserve">-0.14</w:t>
-            </w:r>
-          </w:p>
-        </w:tc>
-        <w:tc>
-          <w:tcPr>
-            <w:tcW w:w="1337" w:type="dxa"/>
-            <w:tcBorders>
-              <w:top w:val="nil" w:color="000000"/>
-              <w:left w:val="nil" w:color="000000"/>
-              <w:bottom w:val="nil" w:color="000000"/>
-              <w:right w:val="nil" w:color="000000"/>
-            </w:tcBorders>
-            <w:vAlign w:val="bottom"/>
-          </w:tcPr>
-          <w:p>
-            <w:pPr>
-              <w:spacing w:after="0"/>
-              <w:jc w:val="center"/>
-            </w:pPr>
-            <w:r>
-              <w:t xml:space="preserve">-0.07</w:t>
-            </w:r>
-          </w:p>
-        </w:tc>
-        <w:tc>
-          <w:tcPr>
-            <w:tcW w:w="1337" w:type="dxa"/>
-            <w:tcBorders>
-              <w:top w:val="nil" w:color="000000"/>
-              <w:left w:val="nil" w:color="000000"/>
-              <w:bottom w:val="nil" w:color="000000"/>
-              <w:right w:val="nil" w:color="000000"/>
-            </w:tcBorders>
-            <w:vAlign w:val="bottom"/>
-          </w:tcPr>
-          <w:p>
-            <w:pPr>
-              <w:spacing w:after="0"/>
-              <w:jc w:val="center"/>
-            </w:pPr>
-            <w:r>
-              <w:t xml:space="preserve">-0.14*</w:t>
-            </w:r>
-          </w:p>
-        </w:tc>
-        <w:tc>
-          <w:tcPr>
-            <w:tcW w:w="1337" w:type="dxa"/>
-            <w:tcBorders>
-              <w:top w:val="nil" w:color="000000"/>
-              <w:left w:val="nil" w:color="000000"/>
-              <w:bottom w:val="nil" w:color="000000"/>
-              <w:right w:val="nil" w:color="000000"/>
-            </w:tcBorders>
-            <w:vAlign w:val="bottom"/>
-          </w:tcPr>
-          <w:p>
-            <w:pPr>
-              <w:spacing w:after="0"/>
-              <w:jc w:val="center"/>
-            </w:pPr>
-            <w:r>
-              <w:t xml:space="preserve">-0.12</w:t>
+              <w:t xml:space="preserve">-0.11</w:t>
+            </w:r>
+          </w:p>
+        </w:tc>
+        <w:tc>
+          <w:tcPr>
+            <w:tcW w:w="1337" w:type="dxa"/>
+            <w:tcBorders>
+              <w:top w:val="nil" w:color="000000"/>
+              <w:left w:val="nil" w:color="000000"/>
+              <w:bottom w:val="nil" w:color="000000"/>
+              <w:right w:val="nil" w:color="000000"/>
+            </w:tcBorders>
+            <w:vAlign w:val="bottom"/>
+          </w:tcPr>
+          <w:p>
+            <w:pPr>
+              <w:spacing w:after="0"/>
+              <w:jc w:val="center"/>
+            </w:pPr>
+            <w:r>
+              <w:t xml:space="preserve">-0.06</w:t>
+            </w:r>
+          </w:p>
+        </w:tc>
+        <w:tc>
+          <w:tcPr>
+            <w:tcW w:w="1337" w:type="dxa"/>
+            <w:tcBorders>
+              <w:top w:val="nil" w:color="000000"/>
+              <w:left w:val="nil" w:color="000000"/>
+              <w:bottom w:val="nil" w:color="000000"/>
+              <w:right w:val="nil" w:color="000000"/>
+            </w:tcBorders>
+            <w:vAlign w:val="bottom"/>
+          </w:tcPr>
+          <w:p>
+            <w:pPr>
+              <w:spacing w:after="0"/>
+              <w:jc w:val="center"/>
+            </w:pPr>
+            <w:r>
+              <w:t xml:space="preserve">-0.08</w:t>
+            </w:r>
+          </w:p>
+        </w:tc>
+        <w:tc>
+          <w:tcPr>
+            <w:tcW w:w="1337" w:type="dxa"/>
+            <w:tcBorders>
+              <w:top w:val="nil" w:color="000000"/>
+              <w:left w:val="nil" w:color="000000"/>
+              <w:bottom w:val="nil" w:color="000000"/>
+              <w:right w:val="nil" w:color="000000"/>
+            </w:tcBorders>
+            <w:vAlign w:val="bottom"/>
+          </w:tcPr>
+          <w:p>
+            <w:pPr>
+              <w:spacing w:after="0"/>
+              <w:jc w:val="center"/>
+            </w:pPr>
+            <w:r>
+              <w:t xml:space="preserve">-0.09</w:t>
             </w:r>
           </w:p>
         </w:tc>
@@ -2300,70 +2320,70 @@
               <w:jc w:val="center"/>
             </w:pPr>
             <w:r>
-              <w:t xml:space="preserve">[-0.31,0.03]</w:t>
-            </w:r>
-          </w:p>
-        </w:tc>
-        <w:tc>
-          <w:tcPr>
-            <w:tcW w:w="1337" w:type="dxa"/>
-            <w:tcBorders>
-              <w:top w:val="nil" w:color="000000"/>
-              <w:left w:val="nil" w:color="000000"/>
-              <w:bottom w:val="nil" w:color="000000"/>
-              <w:right w:val="nil" w:color="000000"/>
-            </w:tcBorders>
-            <w:vAlign w:val="bottom"/>
-          </w:tcPr>
-          <w:p>
-            <w:pPr>
-              <w:spacing w:after="0"/>
-              <w:jc w:val="center"/>
-            </w:pPr>
-            <w:r>
-              <w:t xml:space="preserve">[-0.23,0.09]</w:t>
-            </w:r>
-          </w:p>
-        </w:tc>
-        <w:tc>
-          <w:tcPr>
-            <w:tcW w:w="1337" w:type="dxa"/>
-            <w:tcBorders>
-              <w:top w:val="nil" w:color="000000"/>
-              <w:left w:val="nil" w:color="000000"/>
-              <w:bottom w:val="nil" w:color="000000"/>
-              <w:right w:val="nil" w:color="000000"/>
-            </w:tcBorders>
-            <w:vAlign w:val="bottom"/>
-          </w:tcPr>
-          <w:p>
-            <w:pPr>
-              <w:spacing w:after="0"/>
-              <w:jc w:val="center"/>
-            </w:pPr>
-            <w:r>
-              <w:t xml:space="preserve">[-0.29,0.02]</w:t>
-            </w:r>
-          </w:p>
-        </w:tc>
-        <w:tc>
-          <w:tcPr>
-            <w:tcW w:w="1337" w:type="dxa"/>
-            <w:tcBorders>
-              <w:top w:val="nil" w:color="000000"/>
-              <w:left w:val="nil" w:color="000000"/>
-              <w:bottom w:val="nil" w:color="000000"/>
-              <w:right w:val="nil" w:color="000000"/>
-            </w:tcBorders>
-            <w:vAlign w:val="bottom"/>
-          </w:tcPr>
-          <w:p>
-            <w:pPr>
-              <w:spacing w:after="0"/>
-              <w:jc w:val="center"/>
-            </w:pPr>
-            <w:r>
-              <w:t xml:space="preserve">[-0.27,0.03]</w:t>
+              <w:t xml:space="preserve">[-0.26,0.05]</w:t>
+            </w:r>
+          </w:p>
+        </w:tc>
+        <w:tc>
+          <w:tcPr>
+            <w:tcW w:w="1337" w:type="dxa"/>
+            <w:tcBorders>
+              <w:top w:val="nil" w:color="000000"/>
+              <w:left w:val="nil" w:color="000000"/>
+              <w:bottom w:val="nil" w:color="000000"/>
+              <w:right w:val="nil" w:color="000000"/>
+            </w:tcBorders>
+            <w:vAlign w:val="bottom"/>
+          </w:tcPr>
+          <w:p>
+            <w:pPr>
+              <w:spacing w:after="0"/>
+              <w:jc w:val="center"/>
+            </w:pPr>
+            <w:r>
+              <w:t xml:space="preserve">[-0.21,0.10]</w:t>
+            </w:r>
+          </w:p>
+        </w:tc>
+        <w:tc>
+          <w:tcPr>
+            <w:tcW w:w="1337" w:type="dxa"/>
+            <w:tcBorders>
+              <w:top w:val="nil" w:color="000000"/>
+              <w:left w:val="nil" w:color="000000"/>
+              <w:bottom w:val="nil" w:color="000000"/>
+              <w:right w:val="nil" w:color="000000"/>
+            </w:tcBorders>
+            <w:vAlign w:val="bottom"/>
+          </w:tcPr>
+          <w:p>
+            <w:pPr>
+              <w:spacing w:after="0"/>
+              <w:jc w:val="center"/>
+            </w:pPr>
+            <w:r>
+              <w:t xml:space="preserve">[-0.23,0.06]</w:t>
+            </w:r>
+          </w:p>
+        </w:tc>
+        <w:tc>
+          <w:tcPr>
+            <w:tcW w:w="1337" w:type="dxa"/>
+            <w:tcBorders>
+              <w:top w:val="nil" w:color="000000"/>
+              <w:left w:val="nil" w:color="000000"/>
+              <w:bottom w:val="nil" w:color="000000"/>
+              <w:right w:val="nil" w:color="000000"/>
+            </w:tcBorders>
+            <w:vAlign w:val="bottom"/>
+          </w:tcPr>
+          <w:p>
+            <w:pPr>
+              <w:spacing w:after="0"/>
+              <w:jc w:val="center"/>
+            </w:pPr>
+            <w:r>
+              <w:t xml:space="preserve">[-0.24,0.06]</w:t>
             </w:r>
           </w:p>
         </w:tc>
@@ -2449,7 +2469,7 @@
               <w:jc w:val="center"/>
             </w:pPr>
             <w:r>
-              <w:t xml:space="preserve">0.26**</w:t>
+              <w:t xml:space="preserve">0.21**</w:t>
             </w:r>
           </w:p>
         </w:tc>
@@ -2491,28 +2511,28 @@
               <w:jc w:val="center"/>
             </w:pPr>
             <w:r>
+              <w:t xml:space="preserve">0.20**</w:t>
+            </w:r>
+          </w:p>
+        </w:tc>
+        <w:tc>
+          <w:tcPr>
+            <w:tcW w:w="1337" w:type="dxa"/>
+            <w:tcBorders>
+              <w:top w:val="nil" w:color="000000"/>
+              <w:left w:val="nil" w:color="000000"/>
+              <w:bottom w:val="nil" w:color="000000"/>
+              <w:right w:val="nil" w:color="000000"/>
+            </w:tcBorders>
+            <w:vAlign w:val="bottom"/>
+          </w:tcPr>
+          <w:p>
+            <w:pPr>
+              <w:spacing w:after="0"/>
+              <w:jc w:val="center"/>
+            </w:pPr>
+            <w:r>
               <w:t xml:space="preserve">0.22**</w:t>
-            </w:r>
-          </w:p>
-        </w:tc>
-        <w:tc>
-          <w:tcPr>
-            <w:tcW w:w="1337" w:type="dxa"/>
-            <w:tcBorders>
-              <w:top w:val="nil" w:color="000000"/>
-              <w:left w:val="nil" w:color="000000"/>
-              <w:bottom w:val="nil" w:color="000000"/>
-              <w:right w:val="nil" w:color="000000"/>
-            </w:tcBorders>
-            <w:vAlign w:val="bottom"/>
-          </w:tcPr>
-          <w:p>
-            <w:pPr>
-              <w:spacing w:after="0"/>
-              <w:jc w:val="center"/>
-            </w:pPr>
-            <w:r>
-              <w:t xml:space="preserve">0.21**</w:t>
             </w:r>
           </w:p>
         </w:tc>
@@ -2593,70 +2613,70 @@
               <w:jc w:val="center"/>
             </w:pPr>
             <w:r>
-              <w:t xml:space="preserve">[0.04,0.49]</w:t>
-            </w:r>
-          </w:p>
-        </w:tc>
-        <w:tc>
-          <w:tcPr>
-            <w:tcW w:w="1337" w:type="dxa"/>
-            <w:tcBorders>
-              <w:top w:val="nil" w:color="000000"/>
-              <w:left w:val="nil" w:color="000000"/>
-              <w:bottom w:val="nil" w:color="000000"/>
-              <w:right w:val="nil" w:color="000000"/>
-            </w:tcBorders>
-            <w:vAlign w:val="bottom"/>
-          </w:tcPr>
-          <w:p>
-            <w:pPr>
-              <w:spacing w:after="0"/>
-              <w:jc w:val="center"/>
-            </w:pPr>
-            <w:r>
-              <w:t xml:space="preserve">[-0.06,0.33]</w:t>
-            </w:r>
-          </w:p>
-        </w:tc>
-        <w:tc>
-          <w:tcPr>
-            <w:tcW w:w="1337" w:type="dxa"/>
-            <w:tcBorders>
-              <w:top w:val="nil" w:color="000000"/>
-              <w:left w:val="nil" w:color="000000"/>
-              <w:bottom w:val="nil" w:color="000000"/>
-              <w:right w:val="nil" w:color="000000"/>
-            </w:tcBorders>
-            <w:vAlign w:val="bottom"/>
-          </w:tcPr>
-          <w:p>
-            <w:pPr>
-              <w:spacing w:after="0"/>
-              <w:jc w:val="center"/>
-            </w:pPr>
-            <w:r>
-              <w:t xml:space="preserve">[0.02,0.41]</w:t>
-            </w:r>
-          </w:p>
-        </w:tc>
-        <w:tc>
-          <w:tcPr>
-            <w:tcW w:w="1337" w:type="dxa"/>
-            <w:tcBorders>
-              <w:top w:val="nil" w:color="000000"/>
-              <w:left w:val="nil" w:color="000000"/>
-              <w:bottom w:val="nil" w:color="000000"/>
-              <w:right w:val="nil" w:color="000000"/>
-            </w:tcBorders>
-            <w:vAlign w:val="bottom"/>
-          </w:tcPr>
-          <w:p>
-            <w:pPr>
-              <w:spacing w:after="0"/>
-              <w:jc w:val="center"/>
-            </w:pPr>
-            <w:r>
-              <w:t xml:space="preserve">[0.01,0.41]</w:t>
+              <w:t xml:space="preserve">[0.01,0.40]</w:t>
+            </w:r>
+          </w:p>
+        </w:tc>
+        <w:tc>
+          <w:tcPr>
+            <w:tcW w:w="1337" w:type="dxa"/>
+            <w:tcBorders>
+              <w:top w:val="nil" w:color="000000"/>
+              <w:left w:val="nil" w:color="000000"/>
+              <w:bottom w:val="nil" w:color="000000"/>
+              <w:right w:val="nil" w:color="000000"/>
+            </w:tcBorders>
+            <w:vAlign w:val="bottom"/>
+          </w:tcPr>
+          <w:p>
+            <w:pPr>
+              <w:spacing w:after="0"/>
+              <w:jc w:val="center"/>
+            </w:pPr>
+            <w:r>
+              <w:t xml:space="preserve">[-0.05,0.33]</w:t>
+            </w:r>
+          </w:p>
+        </w:tc>
+        <w:tc>
+          <w:tcPr>
+            <w:tcW w:w="1337" w:type="dxa"/>
+            <w:tcBorders>
+              <w:top w:val="nil" w:color="000000"/>
+              <w:left w:val="nil" w:color="000000"/>
+              <w:bottom w:val="nil" w:color="000000"/>
+              <w:right w:val="nil" w:color="000000"/>
+            </w:tcBorders>
+            <w:vAlign w:val="bottom"/>
+          </w:tcPr>
+          <w:p>
+            <w:pPr>
+              <w:spacing w:after="0"/>
+              <w:jc w:val="center"/>
+            </w:pPr>
+            <w:r>
+              <w:t xml:space="preserve">[0.00,0.40]</w:t>
+            </w:r>
+          </w:p>
+        </w:tc>
+        <w:tc>
+          <w:tcPr>
+            <w:tcW w:w="1337" w:type="dxa"/>
+            <w:tcBorders>
+              <w:top w:val="nil" w:color="000000"/>
+              <w:left w:val="nil" w:color="000000"/>
+              <w:bottom w:val="nil" w:color="000000"/>
+              <w:right w:val="nil" w:color="000000"/>
+            </w:tcBorders>
+            <w:vAlign w:val="bottom"/>
+          </w:tcPr>
+          <w:p>
+            <w:pPr>
+              <w:spacing w:after="0"/>
+              <w:jc w:val="center"/>
+            </w:pPr>
+            <w:r>
+              <w:t xml:space="preserve">[0.02,0.42]</w:t>
             </w:r>
           </w:p>
         </w:tc>
@@ -2742,70 +2762,70 @@
               <w:jc w:val="center"/>
             </w:pPr>
             <w:r>
-              <w:t xml:space="preserve">0.47***</w:t>
-            </w:r>
-          </w:p>
-        </w:tc>
-        <w:tc>
-          <w:tcPr>
-            <w:tcW w:w="1337" w:type="dxa"/>
-            <w:tcBorders>
-              <w:top w:val="nil" w:color="000000"/>
-              <w:left w:val="nil" w:color="000000"/>
-              <w:bottom w:val="nil" w:color="000000"/>
-              <w:right w:val="nil" w:color="000000"/>
-            </w:tcBorders>
-            <w:vAlign w:val="bottom"/>
-          </w:tcPr>
-          <w:p>
-            <w:pPr>
-              <w:spacing w:after="0"/>
-              <w:jc w:val="center"/>
-            </w:pPr>
-            <w:r>
-              <w:t xml:space="preserve">0.10</w:t>
-            </w:r>
-          </w:p>
-        </w:tc>
-        <w:tc>
-          <w:tcPr>
-            <w:tcW w:w="1337" w:type="dxa"/>
-            <w:tcBorders>
-              <w:top w:val="nil" w:color="000000"/>
-              <w:left w:val="nil" w:color="000000"/>
-              <w:bottom w:val="nil" w:color="000000"/>
-              <w:right w:val="nil" w:color="000000"/>
-            </w:tcBorders>
-            <w:vAlign w:val="bottom"/>
-          </w:tcPr>
-          <w:p>
-            <w:pPr>
-              <w:spacing w:after="0"/>
-              <w:jc w:val="center"/>
-            </w:pPr>
-            <w:r>
-              <w:t xml:space="preserve">0.44**</w:t>
-            </w:r>
-          </w:p>
-        </w:tc>
-        <w:tc>
-          <w:tcPr>
-            <w:tcW w:w="1337" w:type="dxa"/>
-            <w:tcBorders>
-              <w:top w:val="nil" w:color="000000"/>
-              <w:left w:val="nil" w:color="000000"/>
-              <w:bottom w:val="nil" w:color="000000"/>
-              <w:right w:val="nil" w:color="000000"/>
-            </w:tcBorders>
-            <w:vAlign w:val="bottom"/>
-          </w:tcPr>
-          <w:p>
-            <w:pPr>
-              <w:spacing w:after="0"/>
-              <w:jc w:val="center"/>
-            </w:pPr>
-            <w:r>
-              <w:t xml:space="preserve">0.43**</w:t>
+              <w:t xml:space="preserve">0.34**</w:t>
+            </w:r>
+          </w:p>
+        </w:tc>
+        <w:tc>
+          <w:tcPr>
+            <w:tcW w:w="1337" w:type="dxa"/>
+            <w:tcBorders>
+              <w:top w:val="nil" w:color="000000"/>
+              <w:left w:val="nil" w:color="000000"/>
+              <w:bottom w:val="nil" w:color="000000"/>
+              <w:right w:val="nil" w:color="000000"/>
+            </w:tcBorders>
+            <w:vAlign w:val="bottom"/>
+          </w:tcPr>
+          <w:p>
+            <w:pPr>
+              <w:spacing w:after="0"/>
+              <w:jc w:val="center"/>
+            </w:pPr>
+            <w:r>
+              <w:t xml:space="preserve">0.07</w:t>
+            </w:r>
+          </w:p>
+        </w:tc>
+        <w:tc>
+          <w:tcPr>
+            <w:tcW w:w="1337" w:type="dxa"/>
+            <w:tcBorders>
+              <w:top w:val="nil" w:color="000000"/>
+              <w:left w:val="nil" w:color="000000"/>
+              <w:bottom w:val="nil" w:color="000000"/>
+              <w:right w:val="nil" w:color="000000"/>
+            </w:tcBorders>
+            <w:vAlign w:val="bottom"/>
+          </w:tcPr>
+          <w:p>
+            <w:pPr>
+              <w:spacing w:after="0"/>
+              <w:jc w:val="center"/>
+            </w:pPr>
+            <w:r>
+              <w:t xml:space="preserve">0.29*</w:t>
+            </w:r>
+          </w:p>
+        </w:tc>
+        <w:tc>
+          <w:tcPr>
+            <w:tcW w:w="1337" w:type="dxa"/>
+            <w:tcBorders>
+              <w:top w:val="nil" w:color="000000"/>
+              <w:left w:val="nil" w:color="000000"/>
+              <w:bottom w:val="nil" w:color="000000"/>
+              <w:right w:val="nil" w:color="000000"/>
+            </w:tcBorders>
+            <w:vAlign w:val="bottom"/>
+          </w:tcPr>
+          <w:p>
+            <w:pPr>
+              <w:spacing w:after="0"/>
+              <w:jc w:val="center"/>
+            </w:pPr>
+            <w:r>
+              <w:t xml:space="preserve">0.31*</w:t>
             </w:r>
           </w:p>
         </w:tc>
@@ -2886,70 +2906,70 @@
               <w:jc w:val="center"/>
             </w:pPr>
             <w:r>
-              <w:t xml:space="preserve">[0.12,0.83]</w:t>
-            </w:r>
-          </w:p>
-        </w:tc>
-        <w:tc>
-          <w:tcPr>
-            <w:tcW w:w="1337" w:type="dxa"/>
-            <w:tcBorders>
-              <w:top w:val="nil" w:color="000000"/>
-              <w:left w:val="nil" w:color="000000"/>
-              <w:bottom w:val="nil" w:color="000000"/>
-              <w:right w:val="nil" w:color="000000"/>
-            </w:tcBorders>
-            <w:vAlign w:val="bottom"/>
-          </w:tcPr>
-          <w:p>
-            <w:pPr>
-              <w:spacing w:after="0"/>
-              <w:jc w:val="center"/>
-            </w:pPr>
-            <w:r>
-              <w:t xml:space="preserve">[-0.21,0.41]</w:t>
-            </w:r>
-          </w:p>
-        </w:tc>
-        <w:tc>
-          <w:tcPr>
-            <w:tcW w:w="1337" w:type="dxa"/>
-            <w:tcBorders>
-              <w:top w:val="nil" w:color="000000"/>
-              <w:left w:val="nil" w:color="000000"/>
-              <w:bottom w:val="nil" w:color="000000"/>
-              <w:right w:val="nil" w:color="000000"/>
-            </w:tcBorders>
-            <w:vAlign w:val="bottom"/>
-          </w:tcPr>
-          <w:p>
-            <w:pPr>
-              <w:spacing w:after="0"/>
-              <w:jc w:val="center"/>
-            </w:pPr>
-            <w:r>
-              <w:t xml:space="preserve">[0.08,0.80]</w:t>
-            </w:r>
-          </w:p>
-        </w:tc>
-        <w:tc>
-          <w:tcPr>
-            <w:tcW w:w="1337" w:type="dxa"/>
-            <w:tcBorders>
-              <w:top w:val="nil" w:color="000000"/>
-              <w:left w:val="nil" w:color="000000"/>
-              <w:bottom w:val="nil" w:color="000000"/>
-              <w:right w:val="nil" w:color="000000"/>
-            </w:tcBorders>
-            <w:vAlign w:val="bottom"/>
-          </w:tcPr>
-          <w:p>
-            <w:pPr>
-              <w:spacing w:after="0"/>
-              <w:jc w:val="center"/>
-            </w:pPr>
-            <w:r>
-              <w:t xml:space="preserve">[0.05,0.81]</w:t>
+              <w:t xml:space="preserve">[0.01,0.67]</w:t>
+            </w:r>
+          </w:p>
+        </w:tc>
+        <w:tc>
+          <w:tcPr>
+            <w:tcW w:w="1337" w:type="dxa"/>
+            <w:tcBorders>
+              <w:top w:val="nil" w:color="000000"/>
+              <w:left w:val="nil" w:color="000000"/>
+              <w:bottom w:val="nil" w:color="000000"/>
+              <w:right w:val="nil" w:color="000000"/>
+            </w:tcBorders>
+            <w:vAlign w:val="bottom"/>
+          </w:tcPr>
+          <w:p>
+            <w:pPr>
+              <w:spacing w:after="0"/>
+              <w:jc w:val="center"/>
+            </w:pPr>
+            <w:r>
+              <w:t xml:space="preserve">[-0.24,0.37]</w:t>
+            </w:r>
+          </w:p>
+        </w:tc>
+        <w:tc>
+          <w:tcPr>
+            <w:tcW w:w="1337" w:type="dxa"/>
+            <w:tcBorders>
+              <w:top w:val="nil" w:color="000000"/>
+              <w:left w:val="nil" w:color="000000"/>
+              <w:bottom w:val="nil" w:color="000000"/>
+              <w:right w:val="nil" w:color="000000"/>
+            </w:tcBorders>
+            <w:vAlign w:val="bottom"/>
+          </w:tcPr>
+          <w:p>
+            <w:pPr>
+              <w:spacing w:after="0"/>
+              <w:jc w:val="center"/>
+            </w:pPr>
+            <w:r>
+              <w:t xml:space="preserve">[-0.04,0.63]</w:t>
+            </w:r>
+          </w:p>
+        </w:tc>
+        <w:tc>
+          <w:tcPr>
+            <w:tcW w:w="1337" w:type="dxa"/>
+            <w:tcBorders>
+              <w:top w:val="nil" w:color="000000"/>
+              <w:left w:val="nil" w:color="000000"/>
+              <w:bottom w:val="nil" w:color="000000"/>
+              <w:right w:val="nil" w:color="000000"/>
+            </w:tcBorders>
+            <w:vAlign w:val="bottom"/>
+          </w:tcPr>
+          <w:p>
+            <w:pPr>
+              <w:spacing w:after="0"/>
+              <w:jc w:val="center"/>
+            </w:pPr>
+            <w:r>
+              <w:t xml:space="preserve">[-0.03,0.65]</w:t>
             </w:r>
           </w:p>
         </w:tc>
@@ -3149,70 +3169,70 @@
               <w:jc w:val="center"/>
             </w:pPr>
             <w:r>
-              <w:t xml:space="preserve">0.08</w:t>
-            </w:r>
-          </w:p>
-        </w:tc>
-        <w:tc>
-          <w:tcPr>
-            <w:tcW w:w="1337" w:type="dxa"/>
-            <w:tcBorders>
-              <w:top w:val="nil" w:color="000000"/>
-              <w:left w:val="nil" w:color="000000"/>
-              <w:bottom w:val="nil" w:color="000000"/>
-              <w:right w:val="nil" w:color="000000"/>
-            </w:tcBorders>
-            <w:vAlign w:val="bottom"/>
-          </w:tcPr>
-          <w:p>
-            <w:pPr>
-              <w:spacing w:after="0"/>
-              <w:jc w:val="center"/>
-            </w:pPr>
-            <w:r>
-              <w:t xml:space="preserve">0.08</w:t>
-            </w:r>
-          </w:p>
-        </w:tc>
-        <w:tc>
-          <w:tcPr>
-            <w:tcW w:w="1337" w:type="dxa"/>
-            <w:tcBorders>
-              <w:top w:val="nil" w:color="000000"/>
-              <w:left w:val="nil" w:color="000000"/>
-              <w:bottom w:val="nil" w:color="000000"/>
-              <w:right w:val="nil" w:color="000000"/>
-            </w:tcBorders>
-            <w:vAlign w:val="bottom"/>
-          </w:tcPr>
-          <w:p>
-            <w:pPr>
-              <w:spacing w:after="0"/>
-              <w:jc w:val="center"/>
-            </w:pPr>
-            <w:r>
-              <w:t xml:space="preserve">0.06</w:t>
-            </w:r>
-          </w:p>
-        </w:tc>
-        <w:tc>
-          <w:tcPr>
-            <w:tcW w:w="1337" w:type="dxa"/>
-            <w:tcBorders>
-              <w:top w:val="nil" w:color="000000"/>
-              <w:left w:val="nil" w:color="000000"/>
-              <w:bottom w:val="nil" w:color="000000"/>
-              <w:right w:val="nil" w:color="000000"/>
-            </w:tcBorders>
-            <w:vAlign w:val="bottom"/>
-          </w:tcPr>
-          <w:p>
-            <w:pPr>
-              <w:spacing w:after="0"/>
-              <w:jc w:val="center"/>
-            </w:pPr>
-            <w:r>
-              <w:t xml:space="preserve">0.07</w:t>
+              <w:t xml:space="preserve">0.12</w:t>
+            </w:r>
+          </w:p>
+        </w:tc>
+        <w:tc>
+          <w:tcPr>
+            <w:tcW w:w="1337" w:type="dxa"/>
+            <w:tcBorders>
+              <w:top w:val="nil" w:color="000000"/>
+              <w:left w:val="nil" w:color="000000"/>
+              <w:bottom w:val="nil" w:color="000000"/>
+              <w:right w:val="nil" w:color="000000"/>
+            </w:tcBorders>
+            <w:vAlign w:val="bottom"/>
+          </w:tcPr>
+          <w:p>
+            <w:pPr>
+              <w:spacing w:after="0"/>
+              <w:jc w:val="center"/>
+            </w:pPr>
+            <w:r>
+              <w:t xml:space="preserve">0.11</w:t>
+            </w:r>
+          </w:p>
+        </w:tc>
+        <w:tc>
+          <w:tcPr>
+            <w:tcW w:w="1337" w:type="dxa"/>
+            <w:tcBorders>
+              <w:top w:val="nil" w:color="000000"/>
+              <w:left w:val="nil" w:color="000000"/>
+              <w:bottom w:val="nil" w:color="000000"/>
+              <w:right w:val="nil" w:color="000000"/>
+            </w:tcBorders>
+            <w:vAlign w:val="bottom"/>
+          </w:tcPr>
+          <w:p>
+            <w:pPr>
+              <w:spacing w:after="0"/>
+              <w:jc w:val="center"/>
+            </w:pPr>
+            <w:r>
+              <w:t xml:space="preserve">0.13</w:t>
+            </w:r>
+          </w:p>
+        </w:tc>
+        <w:tc>
+          <w:tcPr>
+            <w:tcW w:w="1337" w:type="dxa"/>
+            <w:tcBorders>
+              <w:top w:val="nil" w:color="000000"/>
+              <w:left w:val="nil" w:color="000000"/>
+              <w:bottom w:val="nil" w:color="000000"/>
+              <w:right w:val="nil" w:color="000000"/>
+            </w:tcBorders>
+            <w:vAlign w:val="bottom"/>
+          </w:tcPr>
+          <w:p>
+            <w:pPr>
+              <w:spacing w:after="0"/>
+              <w:jc w:val="center"/>
+            </w:pPr>
+            <w:r>
+              <w:t xml:space="preserve">0.13</w:t>
             </w:r>
           </w:p>
         </w:tc>
@@ -3288,70 +3308,70 @@
               <w:jc w:val="center"/>
             </w:pPr>
             <w:r>
-              <w:t xml:space="preserve">[-0.09,0.25]</w:t>
-            </w:r>
-          </w:p>
-        </w:tc>
-        <w:tc>
-          <w:tcPr>
-            <w:tcW w:w="1337" w:type="dxa"/>
-            <w:tcBorders>
-              <w:top w:val="nil" w:color="000000"/>
-              <w:left w:val="nil" w:color="000000"/>
-              <w:bottom w:val="nil" w:color="000000"/>
-              <w:right w:val="nil" w:color="000000"/>
-            </w:tcBorders>
-            <w:vAlign w:val="bottom"/>
-          </w:tcPr>
-          <w:p>
-            <w:pPr>
-              <w:spacing w:after="0"/>
-              <w:jc w:val="center"/>
-            </w:pPr>
-            <w:r>
-              <w:t xml:space="preserve">[-0.12,0.29]</w:t>
-            </w:r>
-          </w:p>
-        </w:tc>
-        <w:tc>
-          <w:tcPr>
-            <w:tcW w:w="1337" w:type="dxa"/>
-            <w:tcBorders>
-              <w:top w:val="nil" w:color="000000"/>
-              <w:left w:val="nil" w:color="000000"/>
-              <w:bottom w:val="nil" w:color="000000"/>
-              <w:right w:val="nil" w:color="000000"/>
-            </w:tcBorders>
-            <w:vAlign w:val="bottom"/>
-          </w:tcPr>
-          <w:p>
-            <w:pPr>
-              <w:spacing w:after="0"/>
-              <w:jc w:val="center"/>
-            </w:pPr>
-            <w:r>
-              <w:t xml:space="preserve">[-0.09,0.22]</w:t>
-            </w:r>
-          </w:p>
-        </w:tc>
-        <w:tc>
-          <w:tcPr>
-            <w:tcW w:w="1337" w:type="dxa"/>
-            <w:tcBorders>
-              <w:top w:val="nil" w:color="000000"/>
-              <w:left w:val="nil" w:color="000000"/>
-              <w:bottom w:val="nil" w:color="000000"/>
-              <w:right w:val="nil" w:color="000000"/>
-            </w:tcBorders>
-            <w:vAlign w:val="bottom"/>
-          </w:tcPr>
-          <w:p>
-            <w:pPr>
-              <w:spacing w:after="0"/>
-              <w:jc w:val="center"/>
-            </w:pPr>
-            <w:r>
-              <w:t xml:space="preserve">[-0.10,0.23]</w:t>
+              <w:t xml:space="preserve">[-0.05,0.28]</w:t>
+            </w:r>
+          </w:p>
+        </w:tc>
+        <w:tc>
+          <w:tcPr>
+            <w:tcW w:w="1337" w:type="dxa"/>
+            <w:tcBorders>
+              <w:top w:val="nil" w:color="000000"/>
+              <w:left w:val="nil" w:color="000000"/>
+              <w:bottom w:val="nil" w:color="000000"/>
+              <w:right w:val="nil" w:color="000000"/>
+            </w:tcBorders>
+            <w:vAlign w:val="bottom"/>
+          </w:tcPr>
+          <w:p>
+            <w:pPr>
+              <w:spacing w:after="0"/>
+              <w:jc w:val="center"/>
+            </w:pPr>
+            <w:r>
+              <w:t xml:space="preserve">[-0.09,0.32]</w:t>
+            </w:r>
+          </w:p>
+        </w:tc>
+        <w:tc>
+          <w:tcPr>
+            <w:tcW w:w="1337" w:type="dxa"/>
+            <w:tcBorders>
+              <w:top w:val="nil" w:color="000000"/>
+              <w:left w:val="nil" w:color="000000"/>
+              <w:bottom w:val="nil" w:color="000000"/>
+              <w:right w:val="nil" w:color="000000"/>
+            </w:tcBorders>
+            <w:vAlign w:val="bottom"/>
+          </w:tcPr>
+          <w:p>
+            <w:pPr>
+              <w:spacing w:after="0"/>
+              <w:jc w:val="center"/>
+            </w:pPr>
+            <w:r>
+              <w:t xml:space="preserve">[-0.05,0.31]</w:t>
+            </w:r>
+          </w:p>
+        </w:tc>
+        <w:tc>
+          <w:tcPr>
+            <w:tcW w:w="1337" w:type="dxa"/>
+            <w:tcBorders>
+              <w:top w:val="nil" w:color="000000"/>
+              <w:left w:val="nil" w:color="000000"/>
+              <w:bottom w:val="nil" w:color="000000"/>
+              <w:right w:val="nil" w:color="000000"/>
+            </w:tcBorders>
+            <w:vAlign w:val="bottom"/>
+          </w:tcPr>
+          <w:p>
+            <w:pPr>
+              <w:spacing w:after="0"/>
+              <w:jc w:val="center"/>
+            </w:pPr>
+            <w:r>
+              <w:t xml:space="preserve">[-0.05,0.31]</w:t>
             </w:r>
           </w:p>
         </w:tc>
@@ -3432,28 +3452,28 @@
               <w:jc w:val="center"/>
             </w:pPr>
             <w:r>
-              <w:t xml:space="preserve">-0.06</w:t>
-            </w:r>
-          </w:p>
-        </w:tc>
-        <w:tc>
-          <w:tcPr>
-            <w:tcW w:w="1337" w:type="dxa"/>
-            <w:tcBorders>
-              <w:top w:val="nil" w:color="000000"/>
-              <w:left w:val="nil" w:color="000000"/>
-              <w:bottom w:val="nil" w:color="000000"/>
-              <w:right w:val="nil" w:color="000000"/>
-            </w:tcBorders>
-            <w:vAlign w:val="bottom"/>
-          </w:tcPr>
-          <w:p>
-            <w:pPr>
-              <w:spacing w:after="0"/>
-              <w:jc w:val="center"/>
-            </w:pPr>
-            <w:r>
-              <w:t xml:space="preserve">0.02</w:t>
+              <w:t xml:space="preserve">-0.07</w:t>
+            </w:r>
+          </w:p>
+        </w:tc>
+        <w:tc>
+          <w:tcPr>
+            <w:tcW w:w="1337" w:type="dxa"/>
+            <w:tcBorders>
+              <w:top w:val="nil" w:color="000000"/>
+              <w:left w:val="nil" w:color="000000"/>
+              <w:bottom w:val="nil" w:color="000000"/>
+              <w:right w:val="nil" w:color="000000"/>
+            </w:tcBorders>
+            <w:vAlign w:val="bottom"/>
+          </w:tcPr>
+          <w:p>
+            <w:pPr>
+              <w:spacing w:after="0"/>
+              <w:jc w:val="center"/>
+            </w:pPr>
+            <w:r>
+              <w:t xml:space="preserve">0.01</w:t>
             </w:r>
           </w:p>
         </w:tc>
@@ -3495,7 +3515,7 @@
               <w:jc w:val="center"/>
             </w:pPr>
             <w:r>
-              <w:t xml:space="preserve">-0.04</w:t>
+              <w:t xml:space="preserve">-0.05</w:t>
             </w:r>
           </w:p>
         </w:tc>
@@ -3571,28 +3591,28 @@
               <w:jc w:val="center"/>
             </w:pPr>
             <w:r>
-              <w:t xml:space="preserve">[-0.15,0.03]</w:t>
-            </w:r>
-          </w:p>
-        </w:tc>
-        <w:tc>
-          <w:tcPr>
-            <w:tcW w:w="1337" w:type="dxa"/>
-            <w:tcBorders>
-              <w:top w:val="nil" w:color="000000"/>
-              <w:left w:val="nil" w:color="000000"/>
-              <w:bottom w:val="nil" w:color="000000"/>
-              <w:right w:val="nil" w:color="000000"/>
-            </w:tcBorders>
-            <w:vAlign w:val="bottom"/>
-          </w:tcPr>
-          <w:p>
-            <w:pPr>
-              <w:spacing w:after="0"/>
-              <w:jc w:val="center"/>
-            </w:pPr>
-            <w:r>
-              <w:t xml:space="preserve">[-0.07,0.11]</w:t>
+              <w:t xml:space="preserve">[-0.16,0.02]</w:t>
+            </w:r>
+          </w:p>
+        </w:tc>
+        <w:tc>
+          <w:tcPr>
+            <w:tcW w:w="1337" w:type="dxa"/>
+            <w:tcBorders>
+              <w:top w:val="nil" w:color="000000"/>
+              <w:left w:val="nil" w:color="000000"/>
+              <w:bottom w:val="nil" w:color="000000"/>
+              <w:right w:val="nil" w:color="000000"/>
+            </w:tcBorders>
+            <w:vAlign w:val="bottom"/>
+          </w:tcPr>
+          <w:p>
+            <w:pPr>
+              <w:spacing w:after="0"/>
+              <w:jc w:val="center"/>
+            </w:pPr>
+            <w:r>
+              <w:t xml:space="preserve">[-0.08,0.10]</w:t>
             </w:r>
           </w:p>
         </w:tc>
@@ -3634,7 +3654,7 @@
               <w:jc w:val="center"/>
             </w:pPr>
             <w:r>
-              <w:t xml:space="preserve">[-0.13,0.05]</w:t>
+              <w:t xml:space="preserve">[-0.14,0.04]</w:t>
             </w:r>
           </w:p>
         </w:tc>
@@ -3715,70 +3735,70 @@
               <w:jc w:val="center"/>
             </w:pPr>
             <w:r>
+              <w:t xml:space="preserve">-0.07</w:t>
+            </w:r>
+          </w:p>
+        </w:tc>
+        <w:tc>
+          <w:tcPr>
+            <w:tcW w:w="1337" w:type="dxa"/>
+            <w:tcBorders>
+              <w:top w:val="nil" w:color="000000"/>
+              <w:left w:val="nil" w:color="000000"/>
+              <w:bottom w:val="nil" w:color="000000"/>
+              <w:right w:val="nil" w:color="000000"/>
+            </w:tcBorders>
+            <w:vAlign w:val="bottom"/>
+          </w:tcPr>
+          <w:p>
+            <w:pPr>
+              <w:spacing w:after="0"/>
+              <w:jc w:val="center"/>
+            </w:pPr>
+            <w:r>
+              <w:t xml:space="preserve">-0.09</w:t>
+            </w:r>
+          </w:p>
+        </w:tc>
+        <w:tc>
+          <w:tcPr>
+            <w:tcW w:w="1337" w:type="dxa"/>
+            <w:tcBorders>
+              <w:top w:val="nil" w:color="000000"/>
+              <w:left w:val="nil" w:color="000000"/>
+              <w:bottom w:val="nil" w:color="000000"/>
+              <w:right w:val="nil" w:color="000000"/>
+            </w:tcBorders>
+            <w:vAlign w:val="bottom"/>
+          </w:tcPr>
+          <w:p>
+            <w:pPr>
+              <w:spacing w:after="0"/>
+              <w:jc w:val="center"/>
+            </w:pPr>
+            <w:r>
+              <w:t xml:space="preserve">-0.08</w:t>
+            </w:r>
+          </w:p>
+        </w:tc>
+        <w:tc>
+          <w:tcPr>
+            <w:tcW w:w="1337" w:type="dxa"/>
+            <w:tcBorders>
+              <w:top w:val="nil" w:color="000000"/>
+              <w:left w:val="nil" w:color="000000"/>
+              <w:bottom w:val="nil" w:color="000000"/>
+              <w:right w:val="nil" w:color="000000"/>
+            </w:tcBorders>
+            <w:vAlign w:val="bottom"/>
+          </w:tcPr>
+          <w:p>
+            <w:pPr>
+              <w:spacing w:after="0"/>
+              <w:jc w:val="center"/>
+            </w:pPr>
+            <w:r>
               <w:t xml:space="preserve">-0.09*</w:t>
-            </w:r>
-          </w:p>
-        </w:tc>
-        <w:tc>
-          <w:tcPr>
-            <w:tcW w:w="1337" w:type="dxa"/>
-            <w:tcBorders>
-              <w:top w:val="nil" w:color="000000"/>
-              <w:left w:val="nil" w:color="000000"/>
-              <w:bottom w:val="nil" w:color="000000"/>
-              <w:right w:val="nil" w:color="000000"/>
-            </w:tcBorders>
-            <w:vAlign w:val="bottom"/>
-          </w:tcPr>
-          <w:p>
-            <w:pPr>
-              <w:spacing w:after="0"/>
-              <w:jc w:val="center"/>
-            </w:pPr>
-            <w:r>
-              <w:t xml:space="preserve">-0.10*</w:t>
-            </w:r>
-          </w:p>
-        </w:tc>
-        <w:tc>
-          <w:tcPr>
-            <w:tcW w:w="1337" w:type="dxa"/>
-            <w:tcBorders>
-              <w:top w:val="nil" w:color="000000"/>
-              <w:left w:val="nil" w:color="000000"/>
-              <w:bottom w:val="nil" w:color="000000"/>
-              <w:right w:val="nil" w:color="000000"/>
-            </w:tcBorders>
-            <w:vAlign w:val="bottom"/>
-          </w:tcPr>
-          <w:p>
-            <w:pPr>
-              <w:spacing w:after="0"/>
-              <w:jc w:val="center"/>
-            </w:pPr>
-            <w:r>
-              <w:t xml:space="preserve">-0.09**</w:t>
-            </w:r>
-          </w:p>
-        </w:tc>
-        <w:tc>
-          <w:tcPr>
-            <w:tcW w:w="1337" w:type="dxa"/>
-            <w:tcBorders>
-              <w:top w:val="nil" w:color="000000"/>
-              <w:left w:val="nil" w:color="000000"/>
-              <w:bottom w:val="nil" w:color="000000"/>
-              <w:right w:val="nil" w:color="000000"/>
-            </w:tcBorders>
-            <w:vAlign w:val="bottom"/>
-          </w:tcPr>
-          <w:p>
-            <w:pPr>
-              <w:spacing w:after="0"/>
-              <w:jc w:val="center"/>
-            </w:pPr>
-            <w:r>
-              <w:t xml:space="preserve">-0.08*</w:t>
             </w:r>
           </w:p>
         </w:tc>
@@ -3854,70 +3874,70 @@
               <w:jc w:val="center"/>
             </w:pPr>
             <w:r>
-              <w:t xml:space="preserve">[-0.19,0.00]</w:t>
-            </w:r>
-          </w:p>
-        </w:tc>
-        <w:tc>
-          <w:tcPr>
-            <w:tcW w:w="1337" w:type="dxa"/>
-            <w:tcBorders>
-              <w:top w:val="nil" w:color="000000"/>
-              <w:left w:val="nil" w:color="000000"/>
-              <w:bottom w:val="nil" w:color="000000"/>
-              <w:right w:val="nil" w:color="000000"/>
-            </w:tcBorders>
-            <w:vAlign w:val="bottom"/>
-          </w:tcPr>
-          <w:p>
-            <w:pPr>
-              <w:spacing w:after="0"/>
-              <w:jc w:val="center"/>
-            </w:pPr>
-            <w:r>
-              <w:t xml:space="preserve">[-0.20,0.01]</w:t>
-            </w:r>
-          </w:p>
-        </w:tc>
-        <w:tc>
-          <w:tcPr>
-            <w:tcW w:w="1337" w:type="dxa"/>
-            <w:tcBorders>
-              <w:top w:val="nil" w:color="000000"/>
-              <w:left w:val="nil" w:color="000000"/>
-              <w:bottom w:val="nil" w:color="000000"/>
-              <w:right w:val="nil" w:color="000000"/>
-            </w:tcBorders>
-            <w:vAlign w:val="bottom"/>
-          </w:tcPr>
-          <w:p>
-            <w:pPr>
-              <w:spacing w:after="0"/>
-              <w:jc w:val="center"/>
-            </w:pPr>
-            <w:r>
-              <w:t xml:space="preserve">[-0.18,-0.00]</w:t>
-            </w:r>
-          </w:p>
-        </w:tc>
-        <w:tc>
-          <w:tcPr>
-            <w:tcW w:w="1337" w:type="dxa"/>
-            <w:tcBorders>
-              <w:top w:val="nil" w:color="000000"/>
-              <w:left w:val="nil" w:color="000000"/>
-              <w:bottom w:val="nil" w:color="000000"/>
-              <w:right w:val="nil" w:color="000000"/>
-            </w:tcBorders>
-            <w:vAlign w:val="bottom"/>
-          </w:tcPr>
-          <w:p>
-            <w:pPr>
-              <w:spacing w:after="0"/>
-              <w:jc w:val="center"/>
-            </w:pPr>
-            <w:r>
-              <w:t xml:space="preserve">[-0.17,0.01]</w:t>
+              <w:t xml:space="preserve">[-0.16,0.02]</w:t>
+            </w:r>
+          </w:p>
+        </w:tc>
+        <w:tc>
+          <w:tcPr>
+            <w:tcW w:w="1337" w:type="dxa"/>
+            <w:tcBorders>
+              <w:top w:val="nil" w:color="000000"/>
+              <w:left w:val="nil" w:color="000000"/>
+              <w:bottom w:val="nil" w:color="000000"/>
+              <w:right w:val="nil" w:color="000000"/>
+            </w:tcBorders>
+            <w:vAlign w:val="bottom"/>
+          </w:tcPr>
+          <w:p>
+            <w:pPr>
+              <w:spacing w:after="0"/>
+              <w:jc w:val="center"/>
+            </w:pPr>
+            <w:r>
+              <w:t xml:space="preserve">[-0.20,0.02]</w:t>
+            </w:r>
+          </w:p>
+        </w:tc>
+        <w:tc>
+          <w:tcPr>
+            <w:tcW w:w="1337" w:type="dxa"/>
+            <w:tcBorders>
+              <w:top w:val="nil" w:color="000000"/>
+              <w:left w:val="nil" w:color="000000"/>
+              <w:bottom w:val="nil" w:color="000000"/>
+              <w:right w:val="nil" w:color="000000"/>
+            </w:tcBorders>
+            <w:vAlign w:val="bottom"/>
+          </w:tcPr>
+          <w:p>
+            <w:pPr>
+              <w:spacing w:after="0"/>
+              <w:jc w:val="center"/>
+            </w:pPr>
+            <w:r>
+              <w:t xml:space="preserve">[-0.16,0.01]</w:t>
+            </w:r>
+          </w:p>
+        </w:tc>
+        <w:tc>
+          <w:tcPr>
+            <w:tcW w:w="1337" w:type="dxa"/>
+            <w:tcBorders>
+              <w:top w:val="nil" w:color="000000"/>
+              <w:left w:val="nil" w:color="000000"/>
+              <w:bottom w:val="nil" w:color="000000"/>
+              <w:right w:val="nil" w:color="000000"/>
+            </w:tcBorders>
+            <w:vAlign w:val="bottom"/>
+          </w:tcPr>
+          <w:p>
+            <w:pPr>
+              <w:spacing w:after="0"/>
+              <w:jc w:val="center"/>
+            </w:pPr>
+            <w:r>
+              <w:t xml:space="preserve">[-0.18,0.01]</w:t>
             </w:r>
           </w:p>
         </w:tc>
@@ -3993,65 +4013,65 @@
               <w:jc w:val="center"/>
             </w:pPr>
             <w:r>
-              <w:t xml:space="preserve">-0.30***</w:t>
-            </w:r>
-          </w:p>
-        </w:tc>
-        <w:tc>
-          <w:tcPr>
-            <w:tcW w:w="1337" w:type="dxa"/>
-            <w:tcBorders>
-              <w:top w:val="nil" w:color="000000"/>
-              <w:left w:val="nil" w:color="000000"/>
-              <w:bottom w:val="nil" w:color="000000"/>
-              <w:right w:val="nil" w:color="000000"/>
-            </w:tcBorders>
-          </w:tcPr>
-          <w:p>
-            <w:pPr>
-              <w:spacing w:after="0"/>
-            </w:pPr>
-          </w:p>
-        </w:tc>
-        <w:tc>
-          <w:tcPr>
-            <w:tcW w:w="1337" w:type="dxa"/>
-            <w:tcBorders>
-              <w:top w:val="nil" w:color="000000"/>
-              <w:left w:val="nil" w:color="000000"/>
-              <w:bottom w:val="nil" w:color="000000"/>
-              <w:right w:val="nil" w:color="000000"/>
-            </w:tcBorders>
-            <w:vAlign w:val="bottom"/>
-          </w:tcPr>
-          <w:p>
-            <w:pPr>
-              <w:spacing w:after="0"/>
-              <w:jc w:val="center"/>
-            </w:pPr>
-            <w:r>
-              <w:t xml:space="preserve">-0.50***</w:t>
-            </w:r>
-          </w:p>
-        </w:tc>
-        <w:tc>
-          <w:tcPr>
-            <w:tcW w:w="1337" w:type="dxa"/>
-            <w:tcBorders>
-              <w:top w:val="nil" w:color="000000"/>
-              <w:left w:val="nil" w:color="000000"/>
-              <w:bottom w:val="nil" w:color="000000"/>
-              <w:right w:val="nil" w:color="000000"/>
-            </w:tcBorders>
-            <w:vAlign w:val="bottom"/>
-          </w:tcPr>
-          <w:p>
-            <w:pPr>
-              <w:spacing w:after="0"/>
-              <w:jc w:val="center"/>
-            </w:pPr>
-            <w:r>
-              <w:t xml:space="preserve">-0.50***</w:t>
+              <w:t xml:space="preserve">-0.27***</w:t>
+            </w:r>
+          </w:p>
+        </w:tc>
+        <w:tc>
+          <w:tcPr>
+            <w:tcW w:w="1337" w:type="dxa"/>
+            <w:tcBorders>
+              <w:top w:val="nil" w:color="000000"/>
+              <w:left w:val="nil" w:color="000000"/>
+              <w:bottom w:val="nil" w:color="000000"/>
+              <w:right w:val="nil" w:color="000000"/>
+            </w:tcBorders>
+          </w:tcPr>
+          <w:p>
+            <w:pPr>
+              <w:spacing w:after="0"/>
+            </w:pPr>
+          </w:p>
+        </w:tc>
+        <w:tc>
+          <w:tcPr>
+            <w:tcW w:w="1337" w:type="dxa"/>
+            <w:tcBorders>
+              <w:top w:val="nil" w:color="000000"/>
+              <w:left w:val="nil" w:color="000000"/>
+              <w:bottom w:val="nil" w:color="000000"/>
+              <w:right w:val="nil" w:color="000000"/>
+            </w:tcBorders>
+            <w:vAlign w:val="bottom"/>
+          </w:tcPr>
+          <w:p>
+            <w:pPr>
+              <w:spacing w:after="0"/>
+              <w:jc w:val="center"/>
+            </w:pPr>
+            <w:r>
+              <w:t xml:space="preserve">-0.39***</w:t>
+            </w:r>
+          </w:p>
+        </w:tc>
+        <w:tc>
+          <w:tcPr>
+            <w:tcW w:w="1337" w:type="dxa"/>
+            <w:tcBorders>
+              <w:top w:val="nil" w:color="000000"/>
+              <w:left w:val="nil" w:color="000000"/>
+              <w:bottom w:val="nil" w:color="000000"/>
+              <w:right w:val="nil" w:color="000000"/>
+            </w:tcBorders>
+            <w:vAlign w:val="bottom"/>
+          </w:tcPr>
+          <w:p>
+            <w:pPr>
+              <w:spacing w:after="0"/>
+              <w:jc w:val="center"/>
+            </w:pPr>
+            <w:r>
+              <w:t xml:space="preserve">-0.40***</w:t>
             </w:r>
           </w:p>
         </w:tc>
@@ -4122,65 +4142,65 @@
               <w:jc w:val="center"/>
             </w:pPr>
             <w:r>
-              <w:t xml:space="preserve">[-0.50,-0.09]</w:t>
-            </w:r>
-          </w:p>
-        </w:tc>
-        <w:tc>
-          <w:tcPr>
-            <w:tcW w:w="1337" w:type="dxa"/>
-            <w:tcBorders>
-              <w:top w:val="nil" w:color="000000"/>
-              <w:left w:val="nil" w:color="000000"/>
-              <w:bottom w:val="nil" w:color="000000"/>
-              <w:right w:val="nil" w:color="000000"/>
-            </w:tcBorders>
-          </w:tcPr>
-          <w:p>
-            <w:pPr>
-              <w:spacing w:after="0"/>
-            </w:pPr>
-          </w:p>
-        </w:tc>
-        <w:tc>
-          <w:tcPr>
-            <w:tcW w:w="1337" w:type="dxa"/>
-            <w:tcBorders>
-              <w:top w:val="nil" w:color="000000"/>
-              <w:left w:val="nil" w:color="000000"/>
-              <w:bottom w:val="nil" w:color="000000"/>
-              <w:right w:val="nil" w:color="000000"/>
-            </w:tcBorders>
-            <w:vAlign w:val="bottom"/>
-          </w:tcPr>
-          <w:p>
-            <w:pPr>
-              <w:spacing w:after="0"/>
-              <w:jc w:val="center"/>
-            </w:pPr>
-            <w:r>
-              <w:t xml:space="preserve">[-0.78,-0.22]</w:t>
-            </w:r>
-          </w:p>
-        </w:tc>
-        <w:tc>
-          <w:tcPr>
-            <w:tcW w:w="1337" w:type="dxa"/>
-            <w:tcBorders>
-              <w:top w:val="nil" w:color="000000"/>
-              <w:left w:val="nil" w:color="000000"/>
-              <w:bottom w:val="nil" w:color="000000"/>
-              <w:right w:val="nil" w:color="000000"/>
-            </w:tcBorders>
-            <w:vAlign w:val="bottom"/>
-          </w:tcPr>
-          <w:p>
-            <w:pPr>
-              <w:spacing w:after="0"/>
-              <w:jc w:val="center"/>
-            </w:pPr>
-            <w:r>
-              <w:t xml:space="preserve">[-0.78,-0.22]</w:t>
+              <w:t xml:space="preserve">[-0.46,-0.08]</w:t>
+            </w:r>
+          </w:p>
+        </w:tc>
+        <w:tc>
+          <w:tcPr>
+            <w:tcW w:w="1337" w:type="dxa"/>
+            <w:tcBorders>
+              <w:top w:val="nil" w:color="000000"/>
+              <w:left w:val="nil" w:color="000000"/>
+              <w:bottom w:val="nil" w:color="000000"/>
+              <w:right w:val="nil" w:color="000000"/>
+            </w:tcBorders>
+          </w:tcPr>
+          <w:p>
+            <w:pPr>
+              <w:spacing w:after="0"/>
+            </w:pPr>
+          </w:p>
+        </w:tc>
+        <w:tc>
+          <w:tcPr>
+            <w:tcW w:w="1337" w:type="dxa"/>
+            <w:tcBorders>
+              <w:top w:val="nil" w:color="000000"/>
+              <w:left w:val="nil" w:color="000000"/>
+              <w:bottom w:val="nil" w:color="000000"/>
+              <w:right w:val="nil" w:color="000000"/>
+            </w:tcBorders>
+            <w:vAlign w:val="bottom"/>
+          </w:tcPr>
+          <w:p>
+            <w:pPr>
+              <w:spacing w:after="0"/>
+              <w:jc w:val="center"/>
+            </w:pPr>
+            <w:r>
+              <w:t xml:space="preserve">[-0.65,-0.12]</w:t>
+            </w:r>
+          </w:p>
+        </w:tc>
+        <w:tc>
+          <w:tcPr>
+            <w:tcW w:w="1337" w:type="dxa"/>
+            <w:tcBorders>
+              <w:top w:val="nil" w:color="000000"/>
+              <w:left w:val="nil" w:color="000000"/>
+              <w:bottom w:val="nil" w:color="000000"/>
+              <w:right w:val="nil" w:color="000000"/>
+            </w:tcBorders>
+            <w:vAlign w:val="bottom"/>
+          </w:tcPr>
+          <w:p>
+            <w:pPr>
+              <w:spacing w:after="0"/>
+              <w:jc w:val="center"/>
+            </w:pPr>
+            <w:r>
+              <w:t xml:space="preserve">[-0.67,-0.14]</w:t>
             </w:r>
           </w:p>
         </w:tc>
@@ -4203,7 +4223,7 @@
               <w:jc w:val="left"/>
             </w:pPr>
             <w:r>
-              <w:t xml:space="preserve">Number of embarked enslaved people per ton</w:t>
+              <w:t xml:space="preserve">Tonnage standardized on British measured tons, 1773-1835</w:t>
             </w:r>
           </w:p>
         </w:tc>
@@ -4248,78 +4268,73 @@
               <w:bottom w:val="nil" w:color="000000"/>
               <w:right w:val="nil" w:color="000000"/>
             </w:tcBorders>
-            <w:vAlign w:val="bottom"/>
-          </w:tcPr>
-          <w:p>
-            <w:pPr>
-              <w:spacing w:after="0"/>
-              <w:jc w:val="center"/>
-            </w:pPr>
-            <w:r>
-              <w:t xml:space="preserve">0.13***</w:t>
-            </w:r>
-          </w:p>
-        </w:tc>
-        <w:tc>
-          <w:tcPr>
-            <w:tcW w:w="1337" w:type="dxa"/>
-            <w:tcBorders>
-              <w:top w:val="nil" w:color="000000"/>
-              <w:left w:val="nil" w:color="000000"/>
-              <w:bottom w:val="nil" w:color="000000"/>
-              <w:right w:val="nil" w:color="000000"/>
-            </w:tcBorders>
-            <w:vAlign w:val="bottom"/>
-          </w:tcPr>
-          <w:p>
-            <w:pPr>
-              <w:spacing w:after="0"/>
-              <w:jc w:val="center"/>
-            </w:pPr>
-            <w:r>
-              <w:t xml:space="preserve">0.10**</w:t>
-            </w:r>
-          </w:p>
-        </w:tc>
-        <w:tc>
-          <w:tcPr>
-            <w:tcW w:w="1337" w:type="dxa"/>
-            <w:tcBorders>
-              <w:top w:val="nil" w:color="000000"/>
-              <w:left w:val="nil" w:color="000000"/>
-              <w:bottom w:val="nil" w:color="000000"/>
-              <w:right w:val="nil" w:color="000000"/>
-            </w:tcBorders>
-            <w:vAlign w:val="bottom"/>
-          </w:tcPr>
-          <w:p>
-            <w:pPr>
-              <w:spacing w:after="0"/>
-              <w:jc w:val="center"/>
-            </w:pPr>
-            <w:r>
-              <w:t xml:space="preserve">0.24***</w:t>
-            </w:r>
-          </w:p>
-        </w:tc>
-        <w:tc>
-          <w:tcPr>
-            <w:tcW w:w="1337" w:type="dxa"/>
-            <w:tcBorders>
-              <w:top w:val="nil" w:color="000000"/>
-              <w:left w:val="nil" w:color="000000"/>
-              <w:bottom w:val="nil" w:color="000000"/>
-              <w:right w:val="nil" w:color="000000"/>
-            </w:tcBorders>
-            <w:vAlign w:val="bottom"/>
-          </w:tcPr>
-          <w:p>
-            <w:pPr>
-              <w:spacing w:after="0"/>
-              <w:jc w:val="center"/>
-            </w:pPr>
-            <w:r>
-              <w:t xml:space="preserve">0.24***</w:t>
+          </w:tcPr>
+          <w:p>
+            <w:pPr>
+              <w:spacing w:after="0"/>
+            </w:pPr>
+          </w:p>
+        </w:tc>
+        <w:tc>
+          <w:tcPr>
+            <w:tcW w:w="1337" w:type="dxa"/>
+            <w:tcBorders>
+              <w:top w:val="nil" w:color="000000"/>
+              <w:left w:val="nil" w:color="000000"/>
+              <w:bottom w:val="nil" w:color="000000"/>
+              <w:right w:val="nil" w:color="000000"/>
+            </w:tcBorders>
+            <w:vAlign w:val="bottom"/>
+          </w:tcPr>
+          <w:p>
+            <w:pPr>
+              <w:spacing w:after="0"/>
+              <w:jc w:val="center"/>
+            </w:pPr>
+            <w:r>
+              <w:t xml:space="preserve">-0.0003</w:t>
+            </w:r>
+          </w:p>
+        </w:tc>
+        <w:tc>
+          <w:tcPr>
+            <w:tcW w:w="1337" w:type="dxa"/>
+            <w:tcBorders>
+              <w:top w:val="nil" w:color="000000"/>
+              <w:left w:val="nil" w:color="000000"/>
+              <w:bottom w:val="nil" w:color="000000"/>
+              <w:right w:val="nil" w:color="000000"/>
+            </w:tcBorders>
+            <w:vAlign w:val="bottom"/>
+          </w:tcPr>
+          <w:p>
+            <w:pPr>
+              <w:spacing w:after="0"/>
+              <w:jc w:val="center"/>
+            </w:pPr>
+            <w:r>
+              <w:t xml:space="preserve">0.0012**</w:t>
+            </w:r>
+          </w:p>
+        </w:tc>
+        <w:tc>
+          <w:tcPr>
+            <w:tcW w:w="1337" w:type="dxa"/>
+            <w:tcBorders>
+              <w:top w:val="nil" w:color="000000"/>
+              <w:left w:val="nil" w:color="000000"/>
+              <w:bottom w:val="nil" w:color="000000"/>
+              <w:right w:val="nil" w:color="000000"/>
+            </w:tcBorders>
+            <w:vAlign w:val="bottom"/>
+          </w:tcPr>
+          <w:p>
+            <w:pPr>
+              <w:spacing w:after="0"/>
+              <w:jc w:val="center"/>
+            </w:pPr>
+            <w:r>
+              <w:t xml:space="preserve">0.0012**</w:t>
             </w:r>
           </w:p>
         </w:tc>
@@ -4382,78 +4397,73 @@
               <w:bottom w:val="nil" w:color="000000"/>
               <w:right w:val="nil" w:color="000000"/>
             </w:tcBorders>
-            <w:vAlign w:val="bottom"/>
-          </w:tcPr>
-          <w:p>
-            <w:pPr>
-              <w:spacing w:after="0"/>
-              <w:jc w:val="center"/>
-            </w:pPr>
-            <w:r>
-              <w:t xml:space="preserve">[0.03,0.22]</w:t>
-            </w:r>
-          </w:p>
-        </w:tc>
-        <w:tc>
-          <w:tcPr>
-            <w:tcW w:w="1337" w:type="dxa"/>
-            <w:tcBorders>
-              <w:top w:val="nil" w:color="000000"/>
-              <w:left w:val="nil" w:color="000000"/>
-              <w:bottom w:val="nil" w:color="000000"/>
-              <w:right w:val="nil" w:color="000000"/>
-            </w:tcBorders>
-            <w:vAlign w:val="bottom"/>
-          </w:tcPr>
-          <w:p>
-            <w:pPr>
-              <w:spacing w:after="0"/>
-              <w:jc w:val="center"/>
-            </w:pPr>
-            <w:r>
-              <w:t xml:space="preserve">[0.00,0.19]</w:t>
-            </w:r>
-          </w:p>
-        </w:tc>
-        <w:tc>
-          <w:tcPr>
-            <w:tcW w:w="1337" w:type="dxa"/>
-            <w:tcBorders>
-              <w:top w:val="nil" w:color="000000"/>
-              <w:left w:val="nil" w:color="000000"/>
-              <w:bottom w:val="nil" w:color="000000"/>
-              <w:right w:val="nil" w:color="000000"/>
-            </w:tcBorders>
-            <w:vAlign w:val="bottom"/>
-          </w:tcPr>
-          <w:p>
-            <w:pPr>
-              <w:spacing w:after="0"/>
-              <w:jc w:val="center"/>
-            </w:pPr>
-            <w:r>
-              <w:t xml:space="preserve">[0.11,0.36]</w:t>
-            </w:r>
-          </w:p>
-        </w:tc>
-        <w:tc>
-          <w:tcPr>
-            <w:tcW w:w="1337" w:type="dxa"/>
-            <w:tcBorders>
-              <w:top w:val="nil" w:color="000000"/>
-              <w:left w:val="nil" w:color="000000"/>
-              <w:bottom w:val="nil" w:color="000000"/>
-              <w:right w:val="nil" w:color="000000"/>
-            </w:tcBorders>
-            <w:vAlign w:val="bottom"/>
-          </w:tcPr>
-          <w:p>
-            <w:pPr>
-              <w:spacing w:after="0"/>
-              <w:jc w:val="center"/>
-            </w:pPr>
-            <w:r>
-              <w:t xml:space="preserve">[0.12,0.36]</w:t>
+          </w:tcPr>
+          <w:p>
+            <w:pPr>
+              <w:spacing w:after="0"/>
+            </w:pPr>
+          </w:p>
+        </w:tc>
+        <w:tc>
+          <w:tcPr>
+            <w:tcW w:w="1337" w:type="dxa"/>
+            <w:tcBorders>
+              <w:top w:val="nil" w:color="000000"/>
+              <w:left w:val="nil" w:color="000000"/>
+              <w:bottom w:val="nil" w:color="000000"/>
+              <w:right w:val="nil" w:color="000000"/>
+            </w:tcBorders>
+            <w:vAlign w:val="bottom"/>
+          </w:tcPr>
+          <w:p>
+            <w:pPr>
+              <w:spacing w:after="0"/>
+              <w:jc w:val="center"/>
+            </w:pPr>
+            <w:r>
+              <w:t xml:space="preserve">[-0.00,0.00]</w:t>
+            </w:r>
+          </w:p>
+        </w:tc>
+        <w:tc>
+          <w:tcPr>
+            <w:tcW w:w="1337" w:type="dxa"/>
+            <w:tcBorders>
+              <w:top w:val="nil" w:color="000000"/>
+              <w:left w:val="nil" w:color="000000"/>
+              <w:bottom w:val="nil" w:color="000000"/>
+              <w:right w:val="nil" w:color="000000"/>
+            </w:tcBorders>
+            <w:vAlign w:val="bottom"/>
+          </w:tcPr>
+          <w:p>
+            <w:pPr>
+              <w:spacing w:after="0"/>
+              <w:jc w:val="center"/>
+            </w:pPr>
+            <w:r>
+              <w:t xml:space="preserve">[0.00,0.00]</w:t>
+            </w:r>
+          </w:p>
+        </w:tc>
+        <w:tc>
+          <w:tcPr>
+            <w:tcW w:w="1337" w:type="dxa"/>
+            <w:tcBorders>
+              <w:top w:val="nil" w:color="000000"/>
+              <w:left w:val="nil" w:color="000000"/>
+              <w:bottom w:val="nil" w:color="000000"/>
+              <w:right w:val="nil" w:color="000000"/>
+            </w:tcBorders>
+            <w:vAlign w:val="bottom"/>
+          </w:tcPr>
+          <w:p>
+            <w:pPr>
+              <w:spacing w:after="0"/>
+              <w:jc w:val="center"/>
+            </w:pPr>
+            <w:r>
+              <w:t xml:space="preserve">[0.00,0.00]</w:t>
             </w:r>
           </w:p>
         </w:tc>
@@ -4521,78 +4531,63 @@
               <w:bottom w:val="nil" w:color="000000"/>
               <w:right w:val="nil" w:color="000000"/>
             </w:tcBorders>
-            <w:vAlign w:val="bottom"/>
-          </w:tcPr>
-          <w:p>
-            <w:pPr>
-              <w:spacing w:after="0"/>
-              <w:jc w:val="center"/>
-            </w:pPr>
-            <w:r>
-              <w:t xml:space="preserve">0.07</w:t>
-            </w:r>
-          </w:p>
-        </w:tc>
-        <w:tc>
-          <w:tcPr>
-            <w:tcW w:w="1337" w:type="dxa"/>
-            <w:tcBorders>
-              <w:top w:val="nil" w:color="000000"/>
-              <w:left w:val="nil" w:color="000000"/>
-              <w:bottom w:val="nil" w:color="000000"/>
-              <w:right w:val="nil" w:color="000000"/>
-            </w:tcBorders>
-            <w:vAlign w:val="bottom"/>
-          </w:tcPr>
-          <w:p>
-            <w:pPr>
-              <w:spacing w:after="0"/>
-              <w:jc w:val="center"/>
-            </w:pPr>
-            <w:r>
-              <w:t xml:space="preserve">0.07</w:t>
-            </w:r>
-          </w:p>
-        </w:tc>
-        <w:tc>
-          <w:tcPr>
-            <w:tcW w:w="1337" w:type="dxa"/>
-            <w:tcBorders>
-              <w:top w:val="nil" w:color="000000"/>
-              <w:left w:val="nil" w:color="000000"/>
-              <w:bottom w:val="nil" w:color="000000"/>
-              <w:right w:val="nil" w:color="000000"/>
-            </w:tcBorders>
-            <w:vAlign w:val="bottom"/>
-          </w:tcPr>
-          <w:p>
-            <w:pPr>
-              <w:spacing w:after="0"/>
-              <w:jc w:val="center"/>
-            </w:pPr>
-            <w:r>
-              <w:t xml:space="preserve">0.09</w:t>
-            </w:r>
-          </w:p>
-        </w:tc>
-        <w:tc>
-          <w:tcPr>
-            <w:tcW w:w="1337" w:type="dxa"/>
-            <w:tcBorders>
-              <w:top w:val="nil" w:color="000000"/>
-              <w:left w:val="nil" w:color="000000"/>
-              <w:bottom w:val="nil" w:color="000000"/>
-              <w:right w:val="nil" w:color="000000"/>
-            </w:tcBorders>
-            <w:vAlign w:val="bottom"/>
-          </w:tcPr>
-          <w:p>
-            <w:pPr>
-              <w:spacing w:after="0"/>
-              <w:jc w:val="center"/>
-            </w:pPr>
-            <w:r>
-              <w:t xml:space="preserve">0.03</w:t>
+          </w:tcPr>
+          <w:p>
+            <w:pPr>
+              <w:spacing w:after="0"/>
+            </w:pPr>
+          </w:p>
+        </w:tc>
+        <w:tc>
+          <w:tcPr>
+            <w:tcW w:w="1337" w:type="dxa"/>
+            <w:tcBorders>
+              <w:top w:val="nil" w:color="000000"/>
+              <w:left w:val="nil" w:color="000000"/>
+              <w:bottom w:val="nil" w:color="000000"/>
+              <w:right w:val="nil" w:color="000000"/>
+            </w:tcBorders>
+          </w:tcPr>
+          <w:p>
+            <w:pPr>
+              <w:spacing w:after="0"/>
+            </w:pPr>
+          </w:p>
+        </w:tc>
+        <w:tc>
+          <w:tcPr>
+            <w:tcW w:w="1337" w:type="dxa"/>
+            <w:tcBorders>
+              <w:top w:val="nil" w:color="000000"/>
+              <w:left w:val="nil" w:color="000000"/>
+              <w:bottom w:val="nil" w:color="000000"/>
+              <w:right w:val="nil" w:color="000000"/>
+            </w:tcBorders>
+          </w:tcPr>
+          <w:p>
+            <w:pPr>
+              <w:spacing w:after="0"/>
+            </w:pPr>
+          </w:p>
+        </w:tc>
+        <w:tc>
+          <w:tcPr>
+            <w:tcW w:w="1337" w:type="dxa"/>
+            <w:tcBorders>
+              <w:top w:val="nil" w:color="000000"/>
+              <w:left w:val="nil" w:color="000000"/>
+              <w:bottom w:val="nil" w:color="000000"/>
+              <w:right w:val="nil" w:color="000000"/>
+            </w:tcBorders>
+            <w:vAlign w:val="bottom"/>
+          </w:tcPr>
+          <w:p>
+            <w:pPr>
+              <w:spacing w:after="0"/>
+              <w:jc w:val="center"/>
+            </w:pPr>
+            <w:r>
+              <w:t xml:space="preserve">-0.04</w:t>
             </w:r>
           </w:p>
         </w:tc>
@@ -4655,78 +4650,63 @@
               <w:bottom w:val="nil" w:color="000000"/>
               <w:right w:val="nil" w:color="000000"/>
             </w:tcBorders>
-            <w:vAlign w:val="bottom"/>
-          </w:tcPr>
-          <w:p>
-            <w:pPr>
-              <w:spacing w:after="0"/>
-              <w:jc w:val="center"/>
-            </w:pPr>
-            <w:r>
-              <w:t xml:space="preserve">[-0.05,0.20]</w:t>
-            </w:r>
-          </w:p>
-        </w:tc>
-        <w:tc>
-          <w:tcPr>
-            <w:tcW w:w="1337" w:type="dxa"/>
-            <w:tcBorders>
-              <w:top w:val="nil" w:color="000000"/>
-              <w:left w:val="nil" w:color="000000"/>
-              <w:bottom w:val="nil" w:color="000000"/>
-              <w:right w:val="nil" w:color="000000"/>
-            </w:tcBorders>
-            <w:vAlign w:val="bottom"/>
-          </w:tcPr>
-          <w:p>
-            <w:pPr>
-              <w:spacing w:after="0"/>
-              <w:jc w:val="center"/>
-            </w:pPr>
-            <w:r>
-              <w:t xml:space="preserve">[-0.06,0.19]</w:t>
-            </w:r>
-          </w:p>
-        </w:tc>
-        <w:tc>
-          <w:tcPr>
-            <w:tcW w:w="1337" w:type="dxa"/>
-            <w:tcBorders>
-              <w:top w:val="nil" w:color="000000"/>
-              <w:left w:val="nil" w:color="000000"/>
-              <w:bottom w:val="nil" w:color="000000"/>
-              <w:right w:val="nil" w:color="000000"/>
-            </w:tcBorders>
-            <w:vAlign w:val="bottom"/>
-          </w:tcPr>
-          <w:p>
-            <w:pPr>
-              <w:spacing w:after="0"/>
-              <w:jc w:val="center"/>
-            </w:pPr>
-            <w:r>
-              <w:t xml:space="preserve">[-0.03,0.21]</w:t>
-            </w:r>
-          </w:p>
-        </w:tc>
-        <w:tc>
-          <w:tcPr>
-            <w:tcW w:w="1337" w:type="dxa"/>
-            <w:tcBorders>
-              <w:top w:val="nil" w:color="000000"/>
-              <w:left w:val="nil" w:color="000000"/>
-              <w:bottom w:val="nil" w:color="000000"/>
-              <w:right w:val="nil" w:color="000000"/>
-            </w:tcBorders>
-            <w:vAlign w:val="bottom"/>
-          </w:tcPr>
-          <w:p>
-            <w:pPr>
-              <w:spacing w:after="0"/>
-              <w:jc w:val="center"/>
-            </w:pPr>
-            <w:r>
-              <w:t xml:space="preserve">[-0.19,0.25]</w:t>
+          </w:tcPr>
+          <w:p>
+            <w:pPr>
+              <w:spacing w:after="0"/>
+            </w:pPr>
+          </w:p>
+        </w:tc>
+        <w:tc>
+          <w:tcPr>
+            <w:tcW w:w="1337" w:type="dxa"/>
+            <w:tcBorders>
+              <w:top w:val="nil" w:color="000000"/>
+              <w:left w:val="nil" w:color="000000"/>
+              <w:bottom w:val="nil" w:color="000000"/>
+              <w:right w:val="nil" w:color="000000"/>
+            </w:tcBorders>
+          </w:tcPr>
+          <w:p>
+            <w:pPr>
+              <w:spacing w:after="0"/>
+            </w:pPr>
+          </w:p>
+        </w:tc>
+        <w:tc>
+          <w:tcPr>
+            <w:tcW w:w="1337" w:type="dxa"/>
+            <w:tcBorders>
+              <w:top w:val="nil" w:color="000000"/>
+              <w:left w:val="nil" w:color="000000"/>
+              <w:bottom w:val="nil" w:color="000000"/>
+              <w:right w:val="nil" w:color="000000"/>
+            </w:tcBorders>
+          </w:tcPr>
+          <w:p>
+            <w:pPr>
+              <w:spacing w:after="0"/>
+            </w:pPr>
+          </w:p>
+        </w:tc>
+        <w:tc>
+          <w:tcPr>
+            <w:tcW w:w="1337" w:type="dxa"/>
+            <w:tcBorders>
+              <w:top w:val="nil" w:color="000000"/>
+              <w:left w:val="nil" w:color="000000"/>
+              <w:bottom w:val="nil" w:color="000000"/>
+              <w:right w:val="nil" w:color="000000"/>
+            </w:tcBorders>
+            <w:vAlign w:val="bottom"/>
+          </w:tcPr>
+          <w:p>
+            <w:pPr>
+              <w:spacing w:after="0"/>
+              <w:jc w:val="center"/>
+            </w:pPr>
+            <w:r>
+              <w:t xml:space="preserve">[-0.16,0.07]</w:t>
             </w:r>
           </w:p>
         </w:tc>
@@ -4794,78 +4774,63 @@
               <w:bottom w:val="nil" w:color="000000"/>
               <w:right w:val="nil" w:color="000000"/>
             </w:tcBorders>
-            <w:vAlign w:val="bottom"/>
-          </w:tcPr>
-          <w:p>
-            <w:pPr>
-              <w:spacing w:after="0"/>
-              <w:jc w:val="center"/>
-            </w:pPr>
-            <w:r>
-              <w:t xml:space="preserve">0.05</w:t>
-            </w:r>
-          </w:p>
-        </w:tc>
-        <w:tc>
-          <w:tcPr>
-            <w:tcW w:w="1337" w:type="dxa"/>
-            <w:tcBorders>
-              <w:top w:val="nil" w:color="000000"/>
-              <w:left w:val="nil" w:color="000000"/>
-              <w:bottom w:val="nil" w:color="000000"/>
-              <w:right w:val="nil" w:color="000000"/>
-            </w:tcBorders>
-            <w:vAlign w:val="bottom"/>
-          </w:tcPr>
-          <w:p>
-            <w:pPr>
-              <w:spacing w:after="0"/>
-              <w:jc w:val="center"/>
-            </w:pPr>
-            <w:r>
-              <w:t xml:space="preserve">0.01</w:t>
-            </w:r>
-          </w:p>
-        </w:tc>
-        <w:tc>
-          <w:tcPr>
-            <w:tcW w:w="1337" w:type="dxa"/>
-            <w:tcBorders>
-              <w:top w:val="nil" w:color="000000"/>
-              <w:left w:val="nil" w:color="000000"/>
-              <w:bottom w:val="nil" w:color="000000"/>
-              <w:right w:val="nil" w:color="000000"/>
-            </w:tcBorders>
-            <w:vAlign w:val="bottom"/>
-          </w:tcPr>
-          <w:p>
-            <w:pPr>
-              <w:spacing w:after="0"/>
-              <w:jc w:val="center"/>
-            </w:pPr>
-            <w:r>
-              <w:t xml:space="preserve">0.03</w:t>
-            </w:r>
-          </w:p>
-        </w:tc>
-        <w:tc>
-          <w:tcPr>
-            <w:tcW w:w="1337" w:type="dxa"/>
-            <w:tcBorders>
-              <w:top w:val="nil" w:color="000000"/>
-              <w:left w:val="nil" w:color="000000"/>
-              <w:bottom w:val="nil" w:color="000000"/>
-              <w:right w:val="nil" w:color="000000"/>
-            </w:tcBorders>
-            <w:vAlign w:val="bottom"/>
-          </w:tcPr>
-          <w:p>
-            <w:pPr>
-              <w:spacing w:after="0"/>
-              <w:jc w:val="center"/>
-            </w:pPr>
-            <w:r>
-              <w:t xml:space="preserve">-0.00</w:t>
+          </w:tcPr>
+          <w:p>
+            <w:pPr>
+              <w:spacing w:after="0"/>
+            </w:pPr>
+          </w:p>
+        </w:tc>
+        <w:tc>
+          <w:tcPr>
+            <w:tcW w:w="1337" w:type="dxa"/>
+            <w:tcBorders>
+              <w:top w:val="nil" w:color="000000"/>
+              <w:left w:val="nil" w:color="000000"/>
+              <w:bottom w:val="nil" w:color="000000"/>
+              <w:right w:val="nil" w:color="000000"/>
+            </w:tcBorders>
+          </w:tcPr>
+          <w:p>
+            <w:pPr>
+              <w:spacing w:after="0"/>
+            </w:pPr>
+          </w:p>
+        </w:tc>
+        <w:tc>
+          <w:tcPr>
+            <w:tcW w:w="1337" w:type="dxa"/>
+            <w:tcBorders>
+              <w:top w:val="nil" w:color="000000"/>
+              <w:left w:val="nil" w:color="000000"/>
+              <w:bottom w:val="nil" w:color="000000"/>
+              <w:right w:val="nil" w:color="000000"/>
+            </w:tcBorders>
+          </w:tcPr>
+          <w:p>
+            <w:pPr>
+              <w:spacing w:after="0"/>
+            </w:pPr>
+          </w:p>
+        </w:tc>
+        <w:tc>
+          <w:tcPr>
+            <w:tcW w:w="1337" w:type="dxa"/>
+            <w:tcBorders>
+              <w:top w:val="nil" w:color="000000"/>
+              <w:left w:val="nil" w:color="000000"/>
+              <w:bottom w:val="nil" w:color="000000"/>
+              <w:right w:val="nil" w:color="000000"/>
+            </w:tcBorders>
+            <w:vAlign w:val="bottom"/>
+          </w:tcPr>
+          <w:p>
+            <w:pPr>
+              <w:spacing w:after="0"/>
+              <w:jc w:val="center"/>
+            </w:pPr>
+            <w:r>
+              <w:t xml:space="preserve">-0.02</w:t>
             </w:r>
           </w:p>
         </w:tc>
@@ -4928,78 +4893,63 @@
               <w:bottom w:val="nil" w:color="000000"/>
               <w:right w:val="nil" w:color="000000"/>
             </w:tcBorders>
-            <w:vAlign w:val="bottom"/>
-          </w:tcPr>
-          <w:p>
-            <w:pPr>
-              <w:spacing w:after="0"/>
-              <w:jc w:val="center"/>
-            </w:pPr>
-            <w:r>
-              <w:t xml:space="preserve">[-0.06,0.16]</w:t>
-            </w:r>
-          </w:p>
-        </w:tc>
-        <w:tc>
-          <w:tcPr>
-            <w:tcW w:w="1337" w:type="dxa"/>
-            <w:tcBorders>
-              <w:top w:val="nil" w:color="000000"/>
-              <w:left w:val="nil" w:color="000000"/>
-              <w:bottom w:val="nil" w:color="000000"/>
-              <w:right w:val="nil" w:color="000000"/>
-            </w:tcBorders>
-            <w:vAlign w:val="bottom"/>
-          </w:tcPr>
-          <w:p>
-            <w:pPr>
-              <w:spacing w:after="0"/>
-              <w:jc w:val="center"/>
-            </w:pPr>
-            <w:r>
-              <w:t xml:space="preserve">[-0.10,0.12]</w:t>
-            </w:r>
-          </w:p>
-        </w:tc>
-        <w:tc>
-          <w:tcPr>
-            <w:tcW w:w="1337" w:type="dxa"/>
-            <w:tcBorders>
-              <w:top w:val="nil" w:color="000000"/>
-              <w:left w:val="nil" w:color="000000"/>
-              <w:bottom w:val="nil" w:color="000000"/>
-              <w:right w:val="nil" w:color="000000"/>
-            </w:tcBorders>
-            <w:vAlign w:val="bottom"/>
-          </w:tcPr>
-          <w:p>
-            <w:pPr>
-              <w:spacing w:after="0"/>
-              <w:jc w:val="center"/>
-            </w:pPr>
-            <w:r>
-              <w:t xml:space="preserve">[-0.08,0.13]</w:t>
-            </w:r>
-          </w:p>
-        </w:tc>
-        <w:tc>
-          <w:tcPr>
-            <w:tcW w:w="1337" w:type="dxa"/>
-            <w:tcBorders>
-              <w:top w:val="nil" w:color="000000"/>
-              <w:left w:val="nil" w:color="000000"/>
-              <w:bottom w:val="nil" w:color="000000"/>
-              <w:right w:val="nil" w:color="000000"/>
-            </w:tcBorders>
-            <w:vAlign w:val="bottom"/>
-          </w:tcPr>
-          <w:p>
-            <w:pPr>
-              <w:spacing w:after="0"/>
-              <w:jc w:val="center"/>
-            </w:pPr>
-            <w:r>
-              <w:t xml:space="preserve">[-0.19,0.18]</w:t>
+          </w:tcPr>
+          <w:p>
+            <w:pPr>
+              <w:spacing w:after="0"/>
+            </w:pPr>
+          </w:p>
+        </w:tc>
+        <w:tc>
+          <w:tcPr>
+            <w:tcW w:w="1337" w:type="dxa"/>
+            <w:tcBorders>
+              <w:top w:val="nil" w:color="000000"/>
+              <w:left w:val="nil" w:color="000000"/>
+              <w:bottom w:val="nil" w:color="000000"/>
+              <w:right w:val="nil" w:color="000000"/>
+            </w:tcBorders>
+          </w:tcPr>
+          <w:p>
+            <w:pPr>
+              <w:spacing w:after="0"/>
+            </w:pPr>
+          </w:p>
+        </w:tc>
+        <w:tc>
+          <w:tcPr>
+            <w:tcW w:w="1337" w:type="dxa"/>
+            <w:tcBorders>
+              <w:top w:val="nil" w:color="000000"/>
+              <w:left w:val="nil" w:color="000000"/>
+              <w:bottom w:val="nil" w:color="000000"/>
+              <w:right w:val="nil" w:color="000000"/>
+            </w:tcBorders>
+          </w:tcPr>
+          <w:p>
+            <w:pPr>
+              <w:spacing w:after="0"/>
+            </w:pPr>
+          </w:p>
+        </w:tc>
+        <w:tc>
+          <w:tcPr>
+            <w:tcW w:w="1337" w:type="dxa"/>
+            <w:tcBorders>
+              <w:top w:val="nil" w:color="000000"/>
+              <w:left w:val="nil" w:color="000000"/>
+              <w:bottom w:val="nil" w:color="000000"/>
+              <w:right w:val="nil" w:color="000000"/>
+            </w:tcBorders>
+            <w:vAlign w:val="bottom"/>
+          </w:tcPr>
+          <w:p>
+            <w:pPr>
+              <w:spacing w:after="0"/>
+              <w:jc w:val="center"/>
+            </w:pPr>
+            <w:r>
+              <w:t xml:space="preserve">[-0.13,0.08]</w:t>
             </w:r>
           </w:p>
         </w:tc>
@@ -5022,7 +4972,7 @@
               <w:jc w:val="left"/>
             </w:pPr>
             <w:r>
-              <w:t xml:space="preserve">Tonnage standardized on British measured tons, 1773-1835</w:t>
+              <w:t xml:space="preserve">Not the first voyage of both the captain and the outfitter</w:t>
             </w:r>
           </w:p>
         </w:tc>
@@ -5083,57 +5033,47 @@
               <w:bottom w:val="nil" w:color="000000"/>
               <w:right w:val="nil" w:color="000000"/>
             </w:tcBorders>
-            <w:vAlign w:val="bottom"/>
-          </w:tcPr>
-          <w:p>
-            <w:pPr>
-              <w:spacing w:after="0"/>
-              <w:jc w:val="center"/>
-            </w:pPr>
-            <w:r>
-              <w:t xml:space="preserve">-0.0001</w:t>
-            </w:r>
-          </w:p>
-        </w:tc>
-        <w:tc>
-          <w:tcPr>
-            <w:tcW w:w="1337" w:type="dxa"/>
-            <w:tcBorders>
-              <w:top w:val="nil" w:color="000000"/>
-              <w:left w:val="nil" w:color="000000"/>
-              <w:bottom w:val="nil" w:color="000000"/>
-              <w:right w:val="nil" w:color="000000"/>
-            </w:tcBorders>
-            <w:vAlign w:val="bottom"/>
-          </w:tcPr>
-          <w:p>
-            <w:pPr>
-              <w:spacing w:after="0"/>
-              <w:jc w:val="center"/>
-            </w:pPr>
-            <w:r>
-              <w:t xml:space="preserve">0.0021***</w:t>
-            </w:r>
-          </w:p>
-        </w:tc>
-        <w:tc>
-          <w:tcPr>
-            <w:tcW w:w="1337" w:type="dxa"/>
-            <w:tcBorders>
-              <w:top w:val="nil" w:color="000000"/>
-              <w:left w:val="nil" w:color="000000"/>
-              <w:bottom w:val="nil" w:color="000000"/>
-              <w:right w:val="nil" w:color="000000"/>
-            </w:tcBorders>
-            <w:vAlign w:val="bottom"/>
-          </w:tcPr>
-          <w:p>
-            <w:pPr>
-              <w:spacing w:after="0"/>
-              <w:jc w:val="center"/>
-            </w:pPr>
-            <w:r>
-              <w:t xml:space="preserve">0.0021***</w:t>
+          </w:tcPr>
+          <w:p>
+            <w:pPr>
+              <w:spacing w:after="0"/>
+            </w:pPr>
+          </w:p>
+        </w:tc>
+        <w:tc>
+          <w:tcPr>
+            <w:tcW w:w="1337" w:type="dxa"/>
+            <w:tcBorders>
+              <w:top w:val="nil" w:color="000000"/>
+              <w:left w:val="nil" w:color="000000"/>
+              <w:bottom w:val="nil" w:color="000000"/>
+              <w:right w:val="nil" w:color="000000"/>
+            </w:tcBorders>
+          </w:tcPr>
+          <w:p>
+            <w:pPr>
+              <w:spacing w:after="0"/>
+            </w:pPr>
+          </w:p>
+        </w:tc>
+        <w:tc>
+          <w:tcPr>
+            <w:tcW w:w="1337" w:type="dxa"/>
+            <w:tcBorders>
+              <w:top w:val="nil" w:color="000000"/>
+              <w:left w:val="nil" w:color="000000"/>
+              <w:bottom w:val="nil" w:color="000000"/>
+              <w:right w:val="nil" w:color="000000"/>
+            </w:tcBorders>
+            <w:vAlign w:val="bottom"/>
+          </w:tcPr>
+          <w:p>
+            <w:pPr>
+              <w:spacing w:after="0"/>
+              <w:jc w:val="center"/>
+            </w:pPr>
+            <w:r>
+              <w:t xml:space="preserve">0.41***</w:t>
             </w:r>
           </w:p>
         </w:tc>
@@ -5212,57 +5152,47 @@
               <w:bottom w:val="nil" w:color="000000"/>
               <w:right w:val="nil" w:color="000000"/>
             </w:tcBorders>
-            <w:vAlign w:val="bottom"/>
-          </w:tcPr>
-          <w:p>
-            <w:pPr>
-              <w:spacing w:after="0"/>
-              <w:jc w:val="center"/>
-            </w:pPr>
-            <w:r>
-              <w:t xml:space="preserve">[-0.00,0.00]</w:t>
-            </w:r>
-          </w:p>
-        </w:tc>
-        <w:tc>
-          <w:tcPr>
-            <w:tcW w:w="1337" w:type="dxa"/>
-            <w:tcBorders>
-              <w:top w:val="nil" w:color="000000"/>
-              <w:left w:val="nil" w:color="000000"/>
-              <w:bottom w:val="nil" w:color="000000"/>
-              <w:right w:val="nil" w:color="000000"/>
-            </w:tcBorders>
-            <w:vAlign w:val="bottom"/>
-          </w:tcPr>
-          <w:p>
-            <w:pPr>
-              <w:spacing w:after="0"/>
-              <w:jc w:val="center"/>
-            </w:pPr>
-            <w:r>
-              <w:t xml:space="preserve">[0.00,0.00]</w:t>
-            </w:r>
-          </w:p>
-        </w:tc>
-        <w:tc>
-          <w:tcPr>
-            <w:tcW w:w="1337" w:type="dxa"/>
-            <w:tcBorders>
-              <w:top w:val="nil" w:color="000000"/>
-              <w:left w:val="nil" w:color="000000"/>
-              <w:bottom w:val="nil" w:color="000000"/>
-              <w:right w:val="nil" w:color="000000"/>
-            </w:tcBorders>
-            <w:vAlign w:val="bottom"/>
-          </w:tcPr>
-          <w:p>
-            <w:pPr>
-              <w:spacing w:after="0"/>
-              <w:jc w:val="center"/>
-            </w:pPr>
-            <w:r>
-              <w:t xml:space="preserve">[0.00,0.00]</w:t>
+          </w:tcPr>
+          <w:p>
+            <w:pPr>
+              <w:spacing w:after="0"/>
+            </w:pPr>
+          </w:p>
+        </w:tc>
+        <w:tc>
+          <w:tcPr>
+            <w:tcW w:w="1337" w:type="dxa"/>
+            <w:tcBorders>
+              <w:top w:val="nil" w:color="000000"/>
+              <w:left w:val="nil" w:color="000000"/>
+              <w:bottom w:val="nil" w:color="000000"/>
+              <w:right w:val="nil" w:color="000000"/>
+            </w:tcBorders>
+          </w:tcPr>
+          <w:p>
+            <w:pPr>
+              <w:spacing w:after="0"/>
+            </w:pPr>
+          </w:p>
+        </w:tc>
+        <w:tc>
+          <w:tcPr>
+            <w:tcW w:w="1337" w:type="dxa"/>
+            <w:tcBorders>
+              <w:top w:val="nil" w:color="000000"/>
+              <w:left w:val="nil" w:color="000000"/>
+              <w:bottom w:val="nil" w:color="000000"/>
+              <w:right w:val="nil" w:color="000000"/>
+            </w:tcBorders>
+            <w:vAlign w:val="bottom"/>
+          </w:tcPr>
+          <w:p>
+            <w:pPr>
+              <w:spacing w:after="0"/>
+              <w:jc w:val="center"/>
+            </w:pPr>
+            <w:r>
+              <w:t xml:space="preserve">[0.11,0.72]</w:t>
             </w:r>
           </w:p>
         </w:tc>
@@ -5285,7 +5215,7 @@
               <w:jc w:val="left"/>
             </w:pPr>
             <w:r>
-              <w:t xml:space="preserve">Total number of voyages of the outfitter</w:t>
+              <w:t xml:space="preserve">Intercept</w:t>
             </w:r>
           </w:p>
         </w:tc>
@@ -5298,95 +5228,120 @@
               <w:bottom w:val="nil" w:color="000000"/>
               <w:right w:val="nil" w:color="000000"/>
             </w:tcBorders>
-          </w:tcPr>
-          <w:p>
-            <w:pPr>
-              <w:spacing w:after="0"/>
-            </w:pPr>
-          </w:p>
-        </w:tc>
-        <w:tc>
-          <w:tcPr>
-            <w:tcW w:w="1337" w:type="dxa"/>
-            <w:tcBorders>
-              <w:top w:val="nil" w:color="000000"/>
-              <w:left w:val="nil" w:color="000000"/>
-              <w:bottom w:val="nil" w:color="000000"/>
-              <w:right w:val="nil" w:color="000000"/>
-            </w:tcBorders>
-          </w:tcPr>
-          <w:p>
-            <w:pPr>
-              <w:spacing w:after="0"/>
-            </w:pPr>
-          </w:p>
-        </w:tc>
-        <w:tc>
-          <w:tcPr>
-            <w:tcW w:w="1337" w:type="dxa"/>
-            <w:tcBorders>
-              <w:top w:val="nil" w:color="000000"/>
-              <w:left w:val="nil" w:color="000000"/>
-              <w:bottom w:val="nil" w:color="000000"/>
-              <w:right w:val="nil" w:color="000000"/>
-            </w:tcBorders>
-          </w:tcPr>
-          <w:p>
-            <w:pPr>
-              <w:spacing w:after="0"/>
-            </w:pPr>
-          </w:p>
-        </w:tc>
-        <w:tc>
-          <w:tcPr>
-            <w:tcW w:w="1337" w:type="dxa"/>
-            <w:tcBorders>
-              <w:top w:val="nil" w:color="000000"/>
-              <w:left w:val="nil" w:color="000000"/>
-              <w:bottom w:val="nil" w:color="000000"/>
-              <w:right w:val="nil" w:color="000000"/>
-            </w:tcBorders>
-          </w:tcPr>
-          <w:p>
-            <w:pPr>
-              <w:spacing w:after="0"/>
-            </w:pPr>
-          </w:p>
-        </w:tc>
-        <w:tc>
-          <w:tcPr>
-            <w:tcW w:w="1337" w:type="dxa"/>
-            <w:tcBorders>
-              <w:top w:val="nil" w:color="000000"/>
-              <w:left w:val="nil" w:color="000000"/>
-              <w:bottom w:val="nil" w:color="000000"/>
-              <w:right w:val="nil" w:color="000000"/>
-            </w:tcBorders>
-          </w:tcPr>
-          <w:p>
-            <w:pPr>
-              <w:spacing w:after="0"/>
-            </w:pPr>
-          </w:p>
-        </w:tc>
-        <w:tc>
-          <w:tcPr>
-            <w:tcW w:w="1337" w:type="dxa"/>
-            <w:tcBorders>
-              <w:top w:val="nil" w:color="000000"/>
-              <w:left w:val="nil" w:color="000000"/>
-              <w:bottom w:val="nil" w:color="000000"/>
-              <w:right w:val="nil" w:color="000000"/>
-            </w:tcBorders>
-            <w:vAlign w:val="bottom"/>
-          </w:tcPr>
-          <w:p>
-            <w:pPr>
-              <w:spacing w:after="0"/>
-              <w:jc w:val="center"/>
-            </w:pPr>
-            <w:r>
-              <w:t xml:space="preserve">-0.00</w:t>
+            <w:vAlign w:val="bottom"/>
+          </w:tcPr>
+          <w:p>
+            <w:pPr>
+              <w:spacing w:after="0"/>
+              <w:jc w:val="center"/>
+            </w:pPr>
+            <w:r>
+              <w:t xml:space="preserve">0.06**</w:t>
+            </w:r>
+          </w:p>
+        </w:tc>
+        <w:tc>
+          <w:tcPr>
+            <w:tcW w:w="1337" w:type="dxa"/>
+            <w:tcBorders>
+              <w:top w:val="nil" w:color="000000"/>
+              <w:left w:val="nil" w:color="000000"/>
+              <w:bottom w:val="nil" w:color="000000"/>
+              <w:right w:val="nil" w:color="000000"/>
+            </w:tcBorders>
+            <w:vAlign w:val="bottom"/>
+          </w:tcPr>
+          <w:p>
+            <w:pPr>
+              <w:spacing w:after="0"/>
+              <w:jc w:val="center"/>
+            </w:pPr>
+            <w:r>
+              <w:t xml:space="preserve">0.09**</w:t>
+            </w:r>
+          </w:p>
+        </w:tc>
+        <w:tc>
+          <w:tcPr>
+            <w:tcW w:w="1337" w:type="dxa"/>
+            <w:tcBorders>
+              <w:top w:val="nil" w:color="000000"/>
+              <w:left w:val="nil" w:color="000000"/>
+              <w:bottom w:val="nil" w:color="000000"/>
+              <w:right w:val="nil" w:color="000000"/>
+            </w:tcBorders>
+            <w:vAlign w:val="bottom"/>
+          </w:tcPr>
+          <w:p>
+            <w:pPr>
+              <w:spacing w:after="0"/>
+              <w:jc w:val="center"/>
+            </w:pPr>
+            <w:r>
+              <w:t xml:space="preserve">1.78***</w:t>
+            </w:r>
+          </w:p>
+        </w:tc>
+        <w:tc>
+          <w:tcPr>
+            <w:tcW w:w="1337" w:type="dxa"/>
+            <w:tcBorders>
+              <w:top w:val="nil" w:color="000000"/>
+              <w:left w:val="nil" w:color="000000"/>
+              <w:bottom w:val="nil" w:color="000000"/>
+              <w:right w:val="nil" w:color="000000"/>
+            </w:tcBorders>
+            <w:vAlign w:val="bottom"/>
+          </w:tcPr>
+          <w:p>
+            <w:pPr>
+              <w:spacing w:after="0"/>
+              <w:jc w:val="center"/>
+            </w:pPr>
+            <w:r>
+              <w:t xml:space="preserve">0.15*</w:t>
+            </w:r>
+          </w:p>
+        </w:tc>
+        <w:tc>
+          <w:tcPr>
+            <w:tcW w:w="1337" w:type="dxa"/>
+            <w:tcBorders>
+              <w:top w:val="nil" w:color="000000"/>
+              <w:left w:val="nil" w:color="000000"/>
+              <w:bottom w:val="nil" w:color="000000"/>
+              <w:right w:val="nil" w:color="000000"/>
+            </w:tcBorders>
+            <w:vAlign w:val="bottom"/>
+          </w:tcPr>
+          <w:p>
+            <w:pPr>
+              <w:spacing w:after="0"/>
+              <w:jc w:val="center"/>
+            </w:pPr>
+            <w:r>
+              <w:t xml:space="preserve">2.29***</w:t>
+            </w:r>
+          </w:p>
+        </w:tc>
+        <w:tc>
+          <w:tcPr>
+            <w:tcW w:w="1337" w:type="dxa"/>
+            <w:tcBorders>
+              <w:top w:val="nil" w:color="000000"/>
+              <w:left w:val="nil" w:color="000000"/>
+              <w:bottom w:val="nil" w:color="000000"/>
+              <w:right w:val="nil" w:color="000000"/>
+            </w:tcBorders>
+            <w:vAlign w:val="bottom"/>
+          </w:tcPr>
+          <w:p>
+            <w:pPr>
+              <w:spacing w:after="0"/>
+              <w:jc w:val="center"/>
+            </w:pPr>
+            <w:r>
+              <w:t xml:space="preserve">2.03***</w:t>
             </w:r>
           </w:p>
         </w:tc>
@@ -5417,95 +5372,120 @@
               <w:bottom w:val="nil" w:color="000000"/>
               <w:right w:val="nil" w:color="000000"/>
             </w:tcBorders>
-          </w:tcPr>
-          <w:p>
-            <w:pPr>
-              <w:spacing w:after="0"/>
-            </w:pPr>
-          </w:p>
-        </w:tc>
-        <w:tc>
-          <w:tcPr>
-            <w:tcW w:w="1337" w:type="dxa"/>
-            <w:tcBorders>
-              <w:top w:val="nil" w:color="000000"/>
-              <w:left w:val="nil" w:color="000000"/>
-              <w:bottom w:val="nil" w:color="000000"/>
-              <w:right w:val="nil" w:color="000000"/>
-            </w:tcBorders>
-          </w:tcPr>
-          <w:p>
-            <w:pPr>
-              <w:spacing w:after="0"/>
-            </w:pPr>
-          </w:p>
-        </w:tc>
-        <w:tc>
-          <w:tcPr>
-            <w:tcW w:w="1337" w:type="dxa"/>
-            <w:tcBorders>
-              <w:top w:val="nil" w:color="000000"/>
-              <w:left w:val="nil" w:color="000000"/>
-              <w:bottom w:val="nil" w:color="000000"/>
-              <w:right w:val="nil" w:color="000000"/>
-            </w:tcBorders>
-          </w:tcPr>
-          <w:p>
-            <w:pPr>
-              <w:spacing w:after="0"/>
-            </w:pPr>
-          </w:p>
-        </w:tc>
-        <w:tc>
-          <w:tcPr>
-            <w:tcW w:w="1337" w:type="dxa"/>
-            <w:tcBorders>
-              <w:top w:val="nil" w:color="000000"/>
-              <w:left w:val="nil" w:color="000000"/>
-              <w:bottom w:val="nil" w:color="000000"/>
-              <w:right w:val="nil" w:color="000000"/>
-            </w:tcBorders>
-          </w:tcPr>
-          <w:p>
-            <w:pPr>
-              <w:spacing w:after="0"/>
-            </w:pPr>
-          </w:p>
-        </w:tc>
-        <w:tc>
-          <w:tcPr>
-            <w:tcW w:w="1337" w:type="dxa"/>
-            <w:tcBorders>
-              <w:top w:val="nil" w:color="000000"/>
-              <w:left w:val="nil" w:color="000000"/>
-              <w:bottom w:val="nil" w:color="000000"/>
-              <w:right w:val="nil" w:color="000000"/>
-            </w:tcBorders>
-          </w:tcPr>
-          <w:p>
-            <w:pPr>
-              <w:spacing w:after="0"/>
-            </w:pPr>
-          </w:p>
-        </w:tc>
-        <w:tc>
-          <w:tcPr>
-            <w:tcW w:w="1337" w:type="dxa"/>
-            <w:tcBorders>
-              <w:top w:val="nil" w:color="000000"/>
-              <w:left w:val="nil" w:color="000000"/>
-              <w:bottom w:val="nil" w:color="000000"/>
-              <w:right w:val="nil" w:color="000000"/>
-            </w:tcBorders>
-            <w:vAlign w:val="bottom"/>
-          </w:tcPr>
-          <w:p>
-            <w:pPr>
-              <w:spacing w:after="0"/>
-              <w:jc w:val="center"/>
-            </w:pPr>
-            <w:r>
-              <w:t xml:space="preserve">[-0.00,0.00]</w:t>
+            <w:vAlign w:val="bottom"/>
+          </w:tcPr>
+          <w:p>
+            <w:pPr>
+              <w:spacing w:after="0"/>
+              <w:jc w:val="center"/>
+            </w:pPr>
+            <w:r>
+              <w:t xml:space="preserve">[0.01,0.12]</w:t>
+            </w:r>
+          </w:p>
+        </w:tc>
+        <w:tc>
+          <w:tcPr>
+            <w:tcW w:w="1337" w:type="dxa"/>
+            <w:tcBorders>
+              <w:top w:val="nil" w:color="000000"/>
+              <w:left w:val="nil" w:color="000000"/>
+              <w:bottom w:val="nil" w:color="000000"/>
+              <w:right w:val="nil" w:color="000000"/>
+            </w:tcBorders>
+            <w:vAlign w:val="bottom"/>
+          </w:tcPr>
+          <w:p>
+            <w:pPr>
+              <w:spacing w:after="0"/>
+              <w:jc w:val="center"/>
+            </w:pPr>
+            <w:r>
+              <w:t xml:space="preserve">[0.01,0.17]</w:t>
+            </w:r>
+          </w:p>
+        </w:tc>
+        <w:tc>
+          <w:tcPr>
+            <w:tcW w:w="1337" w:type="dxa"/>
+            <w:tcBorders>
+              <w:top w:val="nil" w:color="000000"/>
+              <w:left w:val="nil" w:color="000000"/>
+              <w:bottom w:val="nil" w:color="000000"/>
+              <w:right w:val="nil" w:color="000000"/>
+            </w:tcBorders>
+            <w:vAlign w:val="bottom"/>
+          </w:tcPr>
+          <w:p>
+            <w:pPr>
+              <w:spacing w:after="0"/>
+              <w:jc w:val="center"/>
+            </w:pPr>
+            <w:r>
+              <w:t xml:space="preserve">[0.57,2.99]</w:t>
+            </w:r>
+          </w:p>
+        </w:tc>
+        <w:tc>
+          <w:tcPr>
+            <w:tcW w:w="1337" w:type="dxa"/>
+            <w:tcBorders>
+              <w:top w:val="nil" w:color="000000"/>
+              <w:left w:val="nil" w:color="000000"/>
+              <w:bottom w:val="nil" w:color="000000"/>
+              <w:right w:val="nil" w:color="000000"/>
+            </w:tcBorders>
+            <w:vAlign w:val="bottom"/>
+          </w:tcPr>
+          <w:p>
+            <w:pPr>
+              <w:spacing w:after="0"/>
+              <w:jc w:val="center"/>
+            </w:pPr>
+            <w:r>
+              <w:t xml:space="preserve">[-0.00,0.29]</w:t>
+            </w:r>
+          </w:p>
+        </w:tc>
+        <w:tc>
+          <w:tcPr>
+            <w:tcW w:w="1337" w:type="dxa"/>
+            <w:tcBorders>
+              <w:top w:val="nil" w:color="000000"/>
+              <w:left w:val="nil" w:color="000000"/>
+              <w:bottom w:val="nil" w:color="000000"/>
+              <w:right w:val="nil" w:color="000000"/>
+            </w:tcBorders>
+            <w:vAlign w:val="bottom"/>
+          </w:tcPr>
+          <w:p>
+            <w:pPr>
+              <w:spacing w:after="0"/>
+              <w:jc w:val="center"/>
+            </w:pPr>
+            <w:r>
+              <w:t xml:space="preserve">[0.78,3.80]</w:t>
+            </w:r>
+          </w:p>
+        </w:tc>
+        <w:tc>
+          <w:tcPr>
+            <w:tcW w:w="1337" w:type="dxa"/>
+            <w:tcBorders>
+              <w:top w:val="nil" w:color="000000"/>
+              <w:left w:val="nil" w:color="000000"/>
+              <w:bottom w:val="nil" w:color="000000"/>
+              <w:right w:val="nil" w:color="000000"/>
+            </w:tcBorders>
+            <w:vAlign w:val="bottom"/>
+          </w:tcPr>
+          <w:p>
+            <w:pPr>
+              <w:spacing w:after="0"/>
+              <w:jc w:val="center"/>
+            </w:pPr>
+            <w:r>
+              <w:t xml:space="preserve">[0.57,3.50]</w:t>
             </w:r>
           </w:p>
         </w:tc>
@@ -5528,7 +5508,7 @@
               <w:jc w:val="left"/>
             </w:pPr>
             <w:r>
-              <w:t xml:space="preserve">Total number of voyages of the captain</w:t>
+              <w:t xml:space="preserve">Number of observations</w:t>
             </w:r>
           </w:p>
         </w:tc>
@@ -5541,95 +5521,120 @@
               <w:bottom w:val="nil" w:color="000000"/>
               <w:right w:val="nil" w:color="000000"/>
             </w:tcBorders>
-          </w:tcPr>
-          <w:p>
-            <w:pPr>
-              <w:spacing w:after="0"/>
-            </w:pPr>
-          </w:p>
-        </w:tc>
-        <w:tc>
-          <w:tcPr>
-            <w:tcW w:w="1337" w:type="dxa"/>
-            <w:tcBorders>
-              <w:top w:val="nil" w:color="000000"/>
-              <w:left w:val="nil" w:color="000000"/>
-              <w:bottom w:val="nil" w:color="000000"/>
-              <w:right w:val="nil" w:color="000000"/>
-            </w:tcBorders>
-          </w:tcPr>
-          <w:p>
-            <w:pPr>
-              <w:spacing w:after="0"/>
-            </w:pPr>
-          </w:p>
-        </w:tc>
-        <w:tc>
-          <w:tcPr>
-            <w:tcW w:w="1337" w:type="dxa"/>
-            <w:tcBorders>
-              <w:top w:val="nil" w:color="000000"/>
-              <w:left w:val="nil" w:color="000000"/>
-              <w:bottom w:val="nil" w:color="000000"/>
-              <w:right w:val="nil" w:color="000000"/>
-            </w:tcBorders>
-          </w:tcPr>
-          <w:p>
-            <w:pPr>
-              <w:spacing w:after="0"/>
-            </w:pPr>
-          </w:p>
-        </w:tc>
-        <w:tc>
-          <w:tcPr>
-            <w:tcW w:w="1337" w:type="dxa"/>
-            <w:tcBorders>
-              <w:top w:val="nil" w:color="000000"/>
-              <w:left w:val="nil" w:color="000000"/>
-              <w:bottom w:val="nil" w:color="000000"/>
-              <w:right w:val="nil" w:color="000000"/>
-            </w:tcBorders>
-          </w:tcPr>
-          <w:p>
-            <w:pPr>
-              <w:spacing w:after="0"/>
-            </w:pPr>
-          </w:p>
-        </w:tc>
-        <w:tc>
-          <w:tcPr>
-            <w:tcW w:w="1337" w:type="dxa"/>
-            <w:tcBorders>
-              <w:top w:val="nil" w:color="000000"/>
-              <w:left w:val="nil" w:color="000000"/>
-              <w:bottom w:val="nil" w:color="000000"/>
-              <w:right w:val="nil" w:color="000000"/>
-            </w:tcBorders>
-          </w:tcPr>
-          <w:p>
-            <w:pPr>
-              <w:spacing w:after="0"/>
-            </w:pPr>
-          </w:p>
-        </w:tc>
-        <w:tc>
-          <w:tcPr>
-            <w:tcW w:w="1337" w:type="dxa"/>
-            <w:tcBorders>
-              <w:top w:val="nil" w:color="000000"/>
-              <w:left w:val="nil" w:color="000000"/>
-              <w:bottom w:val="nil" w:color="000000"/>
-              <w:right w:val="nil" w:color="000000"/>
-            </w:tcBorders>
-            <w:vAlign w:val="bottom"/>
-          </w:tcPr>
-          <w:p>
-            <w:pPr>
-              <w:spacing w:after="0"/>
-              <w:jc w:val="center"/>
-            </w:pPr>
-            <w:r>
-              <w:t xml:space="preserve">0.00</w:t>
+            <w:vAlign w:val="bottom"/>
+          </w:tcPr>
+          <w:p>
+            <w:pPr>
+              <w:spacing w:after="0"/>
+              <w:jc w:val="center"/>
+            </w:pPr>
+            <w:r>
+              <w:t xml:space="preserve">387</w:t>
+            </w:r>
+          </w:p>
+        </w:tc>
+        <w:tc>
+          <w:tcPr>
+            <w:tcW w:w="1337" w:type="dxa"/>
+            <w:tcBorders>
+              <w:top w:val="nil" w:color="000000"/>
+              <w:left w:val="nil" w:color="000000"/>
+              <w:bottom w:val="nil" w:color="000000"/>
+              <w:right w:val="nil" w:color="000000"/>
+            </w:tcBorders>
+            <w:vAlign w:val="bottom"/>
+          </w:tcPr>
+          <w:p>
+            <w:pPr>
+              <w:spacing w:after="0"/>
+              <w:jc w:val="center"/>
+            </w:pPr>
+            <w:r>
+              <w:t xml:space="preserve">326</w:t>
+            </w:r>
+          </w:p>
+        </w:tc>
+        <w:tc>
+          <w:tcPr>
+            <w:tcW w:w="1337" w:type="dxa"/>
+            <w:tcBorders>
+              <w:top w:val="nil" w:color="000000"/>
+              <w:left w:val="nil" w:color="000000"/>
+              <w:bottom w:val="nil" w:color="000000"/>
+              <w:right w:val="nil" w:color="000000"/>
+            </w:tcBorders>
+            <w:vAlign w:val="bottom"/>
+          </w:tcPr>
+          <w:p>
+            <w:pPr>
+              <w:spacing w:after="0"/>
+              <w:jc w:val="center"/>
+            </w:pPr>
+            <w:r>
+              <w:t xml:space="preserve">326</w:t>
+            </w:r>
+          </w:p>
+        </w:tc>
+        <w:tc>
+          <w:tcPr>
+            <w:tcW w:w="1337" w:type="dxa"/>
+            <w:tcBorders>
+              <w:top w:val="nil" w:color="000000"/>
+              <w:left w:val="nil" w:color="000000"/>
+              <w:bottom w:val="nil" w:color="000000"/>
+              <w:right w:val="nil" w:color="000000"/>
+            </w:tcBorders>
+            <w:vAlign w:val="bottom"/>
+          </w:tcPr>
+          <w:p>
+            <w:pPr>
+              <w:spacing w:after="0"/>
+              <w:jc w:val="center"/>
+            </w:pPr>
+            <w:r>
+              <w:t xml:space="preserve">297</w:t>
+            </w:r>
+          </w:p>
+        </w:tc>
+        <w:tc>
+          <w:tcPr>
+            <w:tcW w:w="1337" w:type="dxa"/>
+            <w:tcBorders>
+              <w:top w:val="nil" w:color="000000"/>
+              <w:left w:val="nil" w:color="000000"/>
+              <w:bottom w:val="nil" w:color="000000"/>
+              <w:right w:val="nil" w:color="000000"/>
+            </w:tcBorders>
+            <w:vAlign w:val="bottom"/>
+          </w:tcPr>
+          <w:p>
+            <w:pPr>
+              <w:spacing w:after="0"/>
+              <w:jc w:val="center"/>
+            </w:pPr>
+            <w:r>
+              <w:t xml:space="preserve">297</w:t>
+            </w:r>
+          </w:p>
+        </w:tc>
+        <w:tc>
+          <w:tcPr>
+            <w:tcW w:w="1337" w:type="dxa"/>
+            <w:tcBorders>
+              <w:top w:val="nil" w:color="000000"/>
+              <w:left w:val="nil" w:color="000000"/>
+              <w:bottom w:val="nil" w:color="000000"/>
+              <w:right w:val="nil" w:color="000000"/>
+            </w:tcBorders>
+            <w:vAlign w:val="bottom"/>
+          </w:tcPr>
+          <w:p>
+            <w:pPr>
+              <w:spacing w:after="0"/>
+              <w:jc w:val="center"/>
+            </w:pPr>
+            <w:r>
+              <w:t xml:space="preserve">297</w:t>
             </w:r>
           </w:p>
         </w:tc>
@@ -5644,11 +5649,16 @@
               <w:bottom w:val="nil" w:color="000000"/>
               <w:right w:val="single" w:color="000000"/>
             </w:tcBorders>
-          </w:tcPr>
-          <w:p>
-            <w:pPr>
-              <w:spacing w:after="0"/>
-            </w:pPr>
+            <w:vAlign w:val="bottom"/>
+          </w:tcPr>
+          <w:p>
+            <w:pPr>
+              <w:spacing w:after="0"/>
+              <w:jc w:val="left"/>
+            </w:pPr>
+            <w:r>
+              <w:t xml:space="preserve">R-squared</w:t>
+            </w:r>
           </w:p>
         </w:tc>
         <w:tc>
@@ -5660,95 +5670,120 @@
               <w:bottom w:val="nil" w:color="000000"/>
               <w:right w:val="nil" w:color="000000"/>
             </w:tcBorders>
-          </w:tcPr>
-          <w:p>
-            <w:pPr>
-              <w:spacing w:after="0"/>
-            </w:pPr>
-          </w:p>
-        </w:tc>
-        <w:tc>
-          <w:tcPr>
-            <w:tcW w:w="1337" w:type="dxa"/>
-            <w:tcBorders>
-              <w:top w:val="nil" w:color="000000"/>
-              <w:left w:val="nil" w:color="000000"/>
-              <w:bottom w:val="nil" w:color="000000"/>
-              <w:right w:val="nil" w:color="000000"/>
-            </w:tcBorders>
-          </w:tcPr>
-          <w:p>
-            <w:pPr>
-              <w:spacing w:after="0"/>
-            </w:pPr>
-          </w:p>
-        </w:tc>
-        <w:tc>
-          <w:tcPr>
-            <w:tcW w:w="1337" w:type="dxa"/>
-            <w:tcBorders>
-              <w:top w:val="nil" w:color="000000"/>
-              <w:left w:val="nil" w:color="000000"/>
-              <w:bottom w:val="nil" w:color="000000"/>
-              <w:right w:val="nil" w:color="000000"/>
-            </w:tcBorders>
-          </w:tcPr>
-          <w:p>
-            <w:pPr>
-              <w:spacing w:after="0"/>
-            </w:pPr>
-          </w:p>
-        </w:tc>
-        <w:tc>
-          <w:tcPr>
-            <w:tcW w:w="1337" w:type="dxa"/>
-            <w:tcBorders>
-              <w:top w:val="nil" w:color="000000"/>
-              <w:left w:val="nil" w:color="000000"/>
-              <w:bottom w:val="nil" w:color="000000"/>
-              <w:right w:val="nil" w:color="000000"/>
-            </w:tcBorders>
-          </w:tcPr>
-          <w:p>
-            <w:pPr>
-              <w:spacing w:after="0"/>
-            </w:pPr>
-          </w:p>
-        </w:tc>
-        <w:tc>
-          <w:tcPr>
-            <w:tcW w:w="1337" w:type="dxa"/>
-            <w:tcBorders>
-              <w:top w:val="nil" w:color="000000"/>
-              <w:left w:val="nil" w:color="000000"/>
-              <w:bottom w:val="nil" w:color="000000"/>
-              <w:right w:val="nil" w:color="000000"/>
-            </w:tcBorders>
-          </w:tcPr>
-          <w:p>
-            <w:pPr>
-              <w:spacing w:after="0"/>
-            </w:pPr>
-          </w:p>
-        </w:tc>
-        <w:tc>
-          <w:tcPr>
-            <w:tcW w:w="1337" w:type="dxa"/>
-            <w:tcBorders>
-              <w:top w:val="nil" w:color="000000"/>
-              <w:left w:val="nil" w:color="000000"/>
-              <w:bottom w:val="nil" w:color="000000"/>
-              <w:right w:val="nil" w:color="000000"/>
-            </w:tcBorders>
-            <w:vAlign w:val="bottom"/>
-          </w:tcPr>
-          <w:p>
-            <w:pPr>
-              <w:spacing w:after="0"/>
-              <w:jc w:val="center"/>
-            </w:pPr>
-            <w:r>
-              <w:t xml:space="preserve">[-0.00,0.00]</w:t>
+            <w:vAlign w:val="bottom"/>
+          </w:tcPr>
+          <w:p>
+            <w:pPr>
+              <w:spacing w:after="0"/>
+              <w:jc w:val="center"/>
+            </w:pPr>
+            <w:r>
+              <w:t xml:space="preserve">0.16</w:t>
+            </w:r>
+          </w:p>
+        </w:tc>
+        <w:tc>
+          <w:tcPr>
+            <w:tcW w:w="1337" w:type="dxa"/>
+            <w:tcBorders>
+              <w:top w:val="nil" w:color="000000"/>
+              <w:left w:val="nil" w:color="000000"/>
+              <w:bottom w:val="nil" w:color="000000"/>
+              <w:right w:val="nil" w:color="000000"/>
+            </w:tcBorders>
+            <w:vAlign w:val="bottom"/>
+          </w:tcPr>
+          <w:p>
+            <w:pPr>
+              <w:spacing w:after="0"/>
+              <w:jc w:val="center"/>
+            </w:pPr>
+            <w:r>
+              <w:t xml:space="preserve">0.09</w:t>
+            </w:r>
+          </w:p>
+        </w:tc>
+        <w:tc>
+          <w:tcPr>
+            <w:tcW w:w="1337" w:type="dxa"/>
+            <w:tcBorders>
+              <w:top w:val="nil" w:color="000000"/>
+              <w:left w:val="nil" w:color="000000"/>
+              <w:bottom w:val="nil" w:color="000000"/>
+              <w:right w:val="nil" w:color="000000"/>
+            </w:tcBorders>
+            <w:vAlign w:val="bottom"/>
+          </w:tcPr>
+          <w:p>
+            <w:pPr>
+              <w:spacing w:after="0"/>
+              <w:jc w:val="center"/>
+            </w:pPr>
+            <w:r>
+              <w:t xml:space="preserve">0.18</w:t>
+            </w:r>
+          </w:p>
+        </w:tc>
+        <w:tc>
+          <w:tcPr>
+            <w:tcW w:w="1337" w:type="dxa"/>
+            <w:tcBorders>
+              <w:top w:val="nil" w:color="000000"/>
+              <w:left w:val="nil" w:color="000000"/>
+              <w:bottom w:val="nil" w:color="000000"/>
+              <w:right w:val="nil" w:color="000000"/>
+            </w:tcBorders>
+            <w:vAlign w:val="bottom"/>
+          </w:tcPr>
+          <w:p>
+            <w:pPr>
+              <w:spacing w:after="0"/>
+              <w:jc w:val="center"/>
+            </w:pPr>
+            <w:r>
+              <w:t xml:space="preserve">0.06</w:t>
+            </w:r>
+          </w:p>
+        </w:tc>
+        <w:tc>
+          <w:tcPr>
+            <w:tcW w:w="1337" w:type="dxa"/>
+            <w:tcBorders>
+              <w:top w:val="nil" w:color="000000"/>
+              <w:left w:val="nil" w:color="000000"/>
+              <w:bottom w:val="nil" w:color="000000"/>
+              <w:right w:val="nil" w:color="000000"/>
+            </w:tcBorders>
+            <w:vAlign w:val="bottom"/>
+          </w:tcPr>
+          <w:p>
+            <w:pPr>
+              <w:spacing w:after="0"/>
+              <w:jc w:val="center"/>
+            </w:pPr>
+            <w:r>
+              <w:t xml:space="preserve">0.17</w:t>
+            </w:r>
+          </w:p>
+        </w:tc>
+        <w:tc>
+          <w:tcPr>
+            <w:tcW w:w="1337" w:type="dxa"/>
+            <w:tcBorders>
+              <w:top w:val="nil" w:color="000000"/>
+              <w:left w:val="nil" w:color="000000"/>
+              <w:bottom w:val="nil" w:color="000000"/>
+              <w:right w:val="nil" w:color="000000"/>
+            </w:tcBorders>
+            <w:vAlign w:val="bottom"/>
+          </w:tcPr>
+          <w:p>
+            <w:pPr>
+              <w:spacing w:after="0"/>
+              <w:jc w:val="center"/>
+            </w:pPr>
+            <w:r>
+              <w:t xml:space="preserve">0.19</w:t>
             </w:r>
           </w:p>
         </w:tc>
@@ -5760,1083 +5795,6 @@
             <w:tcBorders>
               <w:top w:val="nil" w:color="000000"/>
               <w:left w:val="nil" w:color="000000"/>
-              <w:bottom w:val="nil" w:color="000000"/>
-              <w:right w:val="single" w:color="000000"/>
-            </w:tcBorders>
-            <w:vAlign w:val="bottom"/>
-          </w:tcPr>
-          <w:p>
-            <w:pPr>
-              <w:spacing w:after="0"/>
-              <w:jc w:val="left"/>
-            </w:pPr>
-            <w:r>
-              <w:t xml:space="preserve">Not the first voyage of the outfitter in the region</w:t>
-            </w:r>
-          </w:p>
-        </w:tc>
-        <w:tc>
-          <w:tcPr>
-            <w:tcW w:w="1337" w:type="dxa"/>
-            <w:tcBorders>
-              <w:top w:val="nil" w:color="000000"/>
-              <w:left w:val="single" w:color="000000"/>
-              <w:bottom w:val="nil" w:color="000000"/>
-              <w:right w:val="nil" w:color="000000"/>
-            </w:tcBorders>
-          </w:tcPr>
-          <w:p>
-            <w:pPr>
-              <w:spacing w:after="0"/>
-            </w:pPr>
-          </w:p>
-        </w:tc>
-        <w:tc>
-          <w:tcPr>
-            <w:tcW w:w="1337" w:type="dxa"/>
-            <w:tcBorders>
-              <w:top w:val="nil" w:color="000000"/>
-              <w:left w:val="nil" w:color="000000"/>
-              <w:bottom w:val="nil" w:color="000000"/>
-              <w:right w:val="nil" w:color="000000"/>
-            </w:tcBorders>
-          </w:tcPr>
-          <w:p>
-            <w:pPr>
-              <w:spacing w:after="0"/>
-            </w:pPr>
-          </w:p>
-        </w:tc>
-        <w:tc>
-          <w:tcPr>
-            <w:tcW w:w="1337" w:type="dxa"/>
-            <w:tcBorders>
-              <w:top w:val="nil" w:color="000000"/>
-              <w:left w:val="nil" w:color="000000"/>
-              <w:bottom w:val="nil" w:color="000000"/>
-              <w:right w:val="nil" w:color="000000"/>
-            </w:tcBorders>
-          </w:tcPr>
-          <w:p>
-            <w:pPr>
-              <w:spacing w:after="0"/>
-            </w:pPr>
-          </w:p>
-        </w:tc>
-        <w:tc>
-          <w:tcPr>
-            <w:tcW w:w="1337" w:type="dxa"/>
-            <w:tcBorders>
-              <w:top w:val="nil" w:color="000000"/>
-              <w:left w:val="nil" w:color="000000"/>
-              <w:bottom w:val="nil" w:color="000000"/>
-              <w:right w:val="nil" w:color="000000"/>
-            </w:tcBorders>
-          </w:tcPr>
-          <w:p>
-            <w:pPr>
-              <w:spacing w:after="0"/>
-            </w:pPr>
-          </w:p>
-        </w:tc>
-        <w:tc>
-          <w:tcPr>
-            <w:tcW w:w="1337" w:type="dxa"/>
-            <w:tcBorders>
-              <w:top w:val="nil" w:color="000000"/>
-              <w:left w:val="nil" w:color="000000"/>
-              <w:bottom w:val="nil" w:color="000000"/>
-              <w:right w:val="nil" w:color="000000"/>
-            </w:tcBorders>
-          </w:tcPr>
-          <w:p>
-            <w:pPr>
-              <w:spacing w:after="0"/>
-            </w:pPr>
-          </w:p>
-        </w:tc>
-        <w:tc>
-          <w:tcPr>
-            <w:tcW w:w="1337" w:type="dxa"/>
-            <w:tcBorders>
-              <w:top w:val="nil" w:color="000000"/>
-              <w:left w:val="nil" w:color="000000"/>
-              <w:bottom w:val="nil" w:color="000000"/>
-              <w:right w:val="nil" w:color="000000"/>
-            </w:tcBorders>
-            <w:vAlign w:val="bottom"/>
-          </w:tcPr>
-          <w:p>
-            <w:pPr>
-              <w:spacing w:after="0"/>
-              <w:jc w:val="center"/>
-            </w:pPr>
-            <w:r>
-              <w:t xml:space="preserve">0.08</w:t>
-            </w:r>
-          </w:p>
-        </w:tc>
-      </w:tr>
-      <w:tr>
-        <w:tc>
-          <w:tcPr>
-            <w:tcW w:w="1337" w:type="dxa"/>
-            <w:tcBorders>
-              <w:top w:val="nil" w:color="000000"/>
-              <w:left w:val="nil" w:color="000000"/>
-              <w:bottom w:val="nil" w:color="000000"/>
-              <w:right w:val="single" w:color="000000"/>
-            </w:tcBorders>
-          </w:tcPr>
-          <w:p>
-            <w:pPr>
-              <w:spacing w:after="0"/>
-            </w:pPr>
-          </w:p>
-        </w:tc>
-        <w:tc>
-          <w:tcPr>
-            <w:tcW w:w="1337" w:type="dxa"/>
-            <w:tcBorders>
-              <w:top w:val="nil" w:color="000000"/>
-              <w:left w:val="single" w:color="000000"/>
-              <w:bottom w:val="nil" w:color="000000"/>
-              <w:right w:val="nil" w:color="000000"/>
-            </w:tcBorders>
-          </w:tcPr>
-          <w:p>
-            <w:pPr>
-              <w:spacing w:after="0"/>
-            </w:pPr>
-          </w:p>
-        </w:tc>
-        <w:tc>
-          <w:tcPr>
-            <w:tcW w:w="1337" w:type="dxa"/>
-            <w:tcBorders>
-              <w:top w:val="nil" w:color="000000"/>
-              <w:left w:val="nil" w:color="000000"/>
-              <w:bottom w:val="nil" w:color="000000"/>
-              <w:right w:val="nil" w:color="000000"/>
-            </w:tcBorders>
-          </w:tcPr>
-          <w:p>
-            <w:pPr>
-              <w:spacing w:after="0"/>
-            </w:pPr>
-          </w:p>
-        </w:tc>
-        <w:tc>
-          <w:tcPr>
-            <w:tcW w:w="1337" w:type="dxa"/>
-            <w:tcBorders>
-              <w:top w:val="nil" w:color="000000"/>
-              <w:left w:val="nil" w:color="000000"/>
-              <w:bottom w:val="nil" w:color="000000"/>
-              <w:right w:val="nil" w:color="000000"/>
-            </w:tcBorders>
-          </w:tcPr>
-          <w:p>
-            <w:pPr>
-              <w:spacing w:after="0"/>
-            </w:pPr>
-          </w:p>
-        </w:tc>
-        <w:tc>
-          <w:tcPr>
-            <w:tcW w:w="1337" w:type="dxa"/>
-            <w:tcBorders>
-              <w:top w:val="nil" w:color="000000"/>
-              <w:left w:val="nil" w:color="000000"/>
-              <w:bottom w:val="nil" w:color="000000"/>
-              <w:right w:val="nil" w:color="000000"/>
-            </w:tcBorders>
-          </w:tcPr>
-          <w:p>
-            <w:pPr>
-              <w:spacing w:after="0"/>
-            </w:pPr>
-          </w:p>
-        </w:tc>
-        <w:tc>
-          <w:tcPr>
-            <w:tcW w:w="1337" w:type="dxa"/>
-            <w:tcBorders>
-              <w:top w:val="nil" w:color="000000"/>
-              <w:left w:val="nil" w:color="000000"/>
-              <w:bottom w:val="nil" w:color="000000"/>
-              <w:right w:val="nil" w:color="000000"/>
-            </w:tcBorders>
-          </w:tcPr>
-          <w:p>
-            <w:pPr>
-              <w:spacing w:after="0"/>
-            </w:pPr>
-          </w:p>
-        </w:tc>
-        <w:tc>
-          <w:tcPr>
-            <w:tcW w:w="1337" w:type="dxa"/>
-            <w:tcBorders>
-              <w:top w:val="nil" w:color="000000"/>
-              <w:left w:val="nil" w:color="000000"/>
-              <w:bottom w:val="nil" w:color="000000"/>
-              <w:right w:val="nil" w:color="000000"/>
-            </w:tcBorders>
-            <w:vAlign w:val="bottom"/>
-          </w:tcPr>
-          <w:p>
-            <w:pPr>
-              <w:spacing w:after="0"/>
-              <w:jc w:val="center"/>
-            </w:pPr>
-            <w:r>
-              <w:t xml:space="preserve">[-0.12,0.29]</w:t>
-            </w:r>
-          </w:p>
-        </w:tc>
-      </w:tr>
-      <w:tr>
-        <w:tc>
-          <w:tcPr>
-            <w:tcW w:w="1337" w:type="dxa"/>
-            <w:tcBorders>
-              <w:top w:val="nil" w:color="000000"/>
-              <w:left w:val="nil" w:color="000000"/>
-              <w:bottom w:val="nil" w:color="000000"/>
-              <w:right w:val="single" w:color="000000"/>
-            </w:tcBorders>
-            <w:vAlign w:val="bottom"/>
-          </w:tcPr>
-          <w:p>
-            <w:pPr>
-              <w:spacing w:after="0"/>
-              <w:jc w:val="left"/>
-            </w:pPr>
-            <w:r>
-              <w:t xml:space="preserve">Not the first voyage of the captain in the region</w:t>
-            </w:r>
-          </w:p>
-        </w:tc>
-        <w:tc>
-          <w:tcPr>
-            <w:tcW w:w="1337" w:type="dxa"/>
-            <w:tcBorders>
-              <w:top w:val="nil" w:color="000000"/>
-              <w:left w:val="single" w:color="000000"/>
-              <w:bottom w:val="nil" w:color="000000"/>
-              <w:right w:val="nil" w:color="000000"/>
-            </w:tcBorders>
-          </w:tcPr>
-          <w:p>
-            <w:pPr>
-              <w:spacing w:after="0"/>
-            </w:pPr>
-          </w:p>
-        </w:tc>
-        <w:tc>
-          <w:tcPr>
-            <w:tcW w:w="1337" w:type="dxa"/>
-            <w:tcBorders>
-              <w:top w:val="nil" w:color="000000"/>
-              <w:left w:val="nil" w:color="000000"/>
-              <w:bottom w:val="nil" w:color="000000"/>
-              <w:right w:val="nil" w:color="000000"/>
-            </w:tcBorders>
-          </w:tcPr>
-          <w:p>
-            <w:pPr>
-              <w:spacing w:after="0"/>
-            </w:pPr>
-          </w:p>
-        </w:tc>
-        <w:tc>
-          <w:tcPr>
-            <w:tcW w:w="1337" w:type="dxa"/>
-            <w:tcBorders>
-              <w:top w:val="nil" w:color="000000"/>
-              <w:left w:val="nil" w:color="000000"/>
-              <w:bottom w:val="nil" w:color="000000"/>
-              <w:right w:val="nil" w:color="000000"/>
-            </w:tcBorders>
-          </w:tcPr>
-          <w:p>
-            <w:pPr>
-              <w:spacing w:after="0"/>
-            </w:pPr>
-          </w:p>
-        </w:tc>
-        <w:tc>
-          <w:tcPr>
-            <w:tcW w:w="1337" w:type="dxa"/>
-            <w:tcBorders>
-              <w:top w:val="nil" w:color="000000"/>
-              <w:left w:val="nil" w:color="000000"/>
-              <w:bottom w:val="nil" w:color="000000"/>
-              <w:right w:val="nil" w:color="000000"/>
-            </w:tcBorders>
-          </w:tcPr>
-          <w:p>
-            <w:pPr>
-              <w:spacing w:after="0"/>
-            </w:pPr>
-          </w:p>
-        </w:tc>
-        <w:tc>
-          <w:tcPr>
-            <w:tcW w:w="1337" w:type="dxa"/>
-            <w:tcBorders>
-              <w:top w:val="nil" w:color="000000"/>
-              <w:left w:val="nil" w:color="000000"/>
-              <w:bottom w:val="nil" w:color="000000"/>
-              <w:right w:val="nil" w:color="000000"/>
-            </w:tcBorders>
-          </w:tcPr>
-          <w:p>
-            <w:pPr>
-              <w:spacing w:after="0"/>
-            </w:pPr>
-          </w:p>
-        </w:tc>
-        <w:tc>
-          <w:tcPr>
-            <w:tcW w:w="1337" w:type="dxa"/>
-            <w:tcBorders>
-              <w:top w:val="nil" w:color="000000"/>
-              <w:left w:val="nil" w:color="000000"/>
-              <w:bottom w:val="nil" w:color="000000"/>
-              <w:right w:val="nil" w:color="000000"/>
-            </w:tcBorders>
-            <w:vAlign w:val="bottom"/>
-          </w:tcPr>
-          <w:p>
-            <w:pPr>
-              <w:spacing w:after="0"/>
-              <w:jc w:val="center"/>
-            </w:pPr>
-            <w:r>
-              <w:t xml:space="preserve">0.03</w:t>
-            </w:r>
-          </w:p>
-        </w:tc>
-      </w:tr>
-      <w:tr>
-        <w:tc>
-          <w:tcPr>
-            <w:tcW w:w="1337" w:type="dxa"/>
-            <w:tcBorders>
-              <w:top w:val="nil" w:color="000000"/>
-              <w:left w:val="nil" w:color="000000"/>
-              <w:bottom w:val="nil" w:color="000000"/>
-              <w:right w:val="single" w:color="000000"/>
-            </w:tcBorders>
-          </w:tcPr>
-          <w:p>
-            <w:pPr>
-              <w:spacing w:after="0"/>
-            </w:pPr>
-          </w:p>
-        </w:tc>
-        <w:tc>
-          <w:tcPr>
-            <w:tcW w:w="1337" w:type="dxa"/>
-            <w:tcBorders>
-              <w:top w:val="nil" w:color="000000"/>
-              <w:left w:val="single" w:color="000000"/>
-              <w:bottom w:val="nil" w:color="000000"/>
-              <w:right w:val="nil" w:color="000000"/>
-            </w:tcBorders>
-          </w:tcPr>
-          <w:p>
-            <w:pPr>
-              <w:spacing w:after="0"/>
-            </w:pPr>
-          </w:p>
-        </w:tc>
-        <w:tc>
-          <w:tcPr>
-            <w:tcW w:w="1337" w:type="dxa"/>
-            <w:tcBorders>
-              <w:top w:val="nil" w:color="000000"/>
-              <w:left w:val="nil" w:color="000000"/>
-              <w:bottom w:val="nil" w:color="000000"/>
-              <w:right w:val="nil" w:color="000000"/>
-            </w:tcBorders>
-          </w:tcPr>
-          <w:p>
-            <w:pPr>
-              <w:spacing w:after="0"/>
-            </w:pPr>
-          </w:p>
-        </w:tc>
-        <w:tc>
-          <w:tcPr>
-            <w:tcW w:w="1337" w:type="dxa"/>
-            <w:tcBorders>
-              <w:top w:val="nil" w:color="000000"/>
-              <w:left w:val="nil" w:color="000000"/>
-              <w:bottom w:val="nil" w:color="000000"/>
-              <w:right w:val="nil" w:color="000000"/>
-            </w:tcBorders>
-          </w:tcPr>
-          <w:p>
-            <w:pPr>
-              <w:spacing w:after="0"/>
-            </w:pPr>
-          </w:p>
-        </w:tc>
-        <w:tc>
-          <w:tcPr>
-            <w:tcW w:w="1337" w:type="dxa"/>
-            <w:tcBorders>
-              <w:top w:val="nil" w:color="000000"/>
-              <w:left w:val="nil" w:color="000000"/>
-              <w:bottom w:val="nil" w:color="000000"/>
-              <w:right w:val="nil" w:color="000000"/>
-            </w:tcBorders>
-          </w:tcPr>
-          <w:p>
-            <w:pPr>
-              <w:spacing w:after="0"/>
-            </w:pPr>
-          </w:p>
-        </w:tc>
-        <w:tc>
-          <w:tcPr>
-            <w:tcW w:w="1337" w:type="dxa"/>
-            <w:tcBorders>
-              <w:top w:val="nil" w:color="000000"/>
-              <w:left w:val="nil" w:color="000000"/>
-              <w:bottom w:val="nil" w:color="000000"/>
-              <w:right w:val="nil" w:color="000000"/>
-            </w:tcBorders>
-          </w:tcPr>
-          <w:p>
-            <w:pPr>
-              <w:spacing w:after="0"/>
-            </w:pPr>
-          </w:p>
-        </w:tc>
-        <w:tc>
-          <w:tcPr>
-            <w:tcW w:w="1337" w:type="dxa"/>
-            <w:tcBorders>
-              <w:top w:val="nil" w:color="000000"/>
-              <w:left w:val="nil" w:color="000000"/>
-              <w:bottom w:val="nil" w:color="000000"/>
-              <w:right w:val="nil" w:color="000000"/>
-            </w:tcBorders>
-            <w:vAlign w:val="bottom"/>
-          </w:tcPr>
-          <w:p>
-            <w:pPr>
-              <w:spacing w:after="0"/>
-              <w:jc w:val="center"/>
-            </w:pPr>
-            <w:r>
-              <w:t xml:space="preserve">[-0.16,0.21]</w:t>
-            </w:r>
-          </w:p>
-        </w:tc>
-      </w:tr>
-      <w:tr>
-        <w:tc>
-          <w:tcPr>
-            <w:tcW w:w="1337" w:type="dxa"/>
-            <w:tcBorders>
-              <w:top w:val="nil" w:color="000000"/>
-              <w:left w:val="nil" w:color="000000"/>
-              <w:bottom w:val="nil" w:color="000000"/>
-              <w:right w:val="single" w:color="000000"/>
-            </w:tcBorders>
-            <w:vAlign w:val="bottom"/>
-          </w:tcPr>
-          <w:p>
-            <w:pPr>
-              <w:spacing w:after="0"/>
-              <w:jc w:val="left"/>
-            </w:pPr>
-            <w:r>
-              <w:t xml:space="preserve">Intercept</w:t>
-            </w:r>
-          </w:p>
-        </w:tc>
-        <w:tc>
-          <w:tcPr>
-            <w:tcW w:w="1337" w:type="dxa"/>
-            <w:tcBorders>
-              <w:top w:val="nil" w:color="000000"/>
-              <w:left w:val="single" w:color="000000"/>
-              <w:bottom w:val="nil" w:color="000000"/>
-              <w:right w:val="nil" w:color="000000"/>
-            </w:tcBorders>
-            <w:vAlign w:val="bottom"/>
-          </w:tcPr>
-          <w:p>
-            <w:pPr>
-              <w:spacing w:after="0"/>
-              <w:jc w:val="center"/>
-            </w:pPr>
-            <w:r>
-              <w:t xml:space="preserve">0.06**</w:t>
-            </w:r>
-          </w:p>
-        </w:tc>
-        <w:tc>
-          <w:tcPr>
-            <w:tcW w:w="1337" w:type="dxa"/>
-            <w:tcBorders>
-              <w:top w:val="nil" w:color="000000"/>
-              <w:left w:val="nil" w:color="000000"/>
-              <w:bottom w:val="nil" w:color="000000"/>
-              <w:right w:val="nil" w:color="000000"/>
-            </w:tcBorders>
-            <w:vAlign w:val="bottom"/>
-          </w:tcPr>
-          <w:p>
-            <w:pPr>
-              <w:spacing w:after="0"/>
-              <w:jc w:val="center"/>
-            </w:pPr>
-            <w:r>
-              <w:t xml:space="preserve">0.09**</w:t>
-            </w:r>
-          </w:p>
-        </w:tc>
-        <w:tc>
-          <w:tcPr>
-            <w:tcW w:w="1337" w:type="dxa"/>
-            <w:tcBorders>
-              <w:top w:val="nil" w:color="000000"/>
-              <w:left w:val="nil" w:color="000000"/>
-              <w:bottom w:val="nil" w:color="000000"/>
-              <w:right w:val="nil" w:color="000000"/>
-            </w:tcBorders>
-            <w:vAlign w:val="bottom"/>
-          </w:tcPr>
-          <w:p>
-            <w:pPr>
-              <w:spacing w:after="0"/>
-              <w:jc w:val="center"/>
-            </w:pPr>
-            <w:r>
-              <w:t xml:space="preserve">1.65***</w:t>
-            </w:r>
-          </w:p>
-        </w:tc>
-        <w:tc>
-          <w:tcPr>
-            <w:tcW w:w="1337" w:type="dxa"/>
-            <w:tcBorders>
-              <w:top w:val="nil" w:color="000000"/>
-              <w:left w:val="nil" w:color="000000"/>
-              <w:bottom w:val="nil" w:color="000000"/>
-              <w:right w:val="nil" w:color="000000"/>
-            </w:tcBorders>
-            <w:vAlign w:val="bottom"/>
-          </w:tcPr>
-          <w:p>
-            <w:pPr>
-              <w:spacing w:after="0"/>
-              <w:jc w:val="center"/>
-            </w:pPr>
-            <w:r>
-              <w:t xml:space="preserve">-0.09</w:t>
-            </w:r>
-          </w:p>
-        </w:tc>
-        <w:tc>
-          <w:tcPr>
-            <w:tcW w:w="1337" w:type="dxa"/>
-            <w:tcBorders>
-              <w:top w:val="nil" w:color="000000"/>
-              <w:left w:val="nil" w:color="000000"/>
-              <w:bottom w:val="nil" w:color="000000"/>
-              <w:right w:val="nil" w:color="000000"/>
-            </w:tcBorders>
-            <w:vAlign w:val="bottom"/>
-          </w:tcPr>
-          <w:p>
-            <w:pPr>
-              <w:spacing w:after="0"/>
-              <w:jc w:val="center"/>
-            </w:pPr>
-            <w:r>
-              <w:t xml:space="preserve">2.42***</w:t>
-            </w:r>
-          </w:p>
-        </w:tc>
-        <w:tc>
-          <w:tcPr>
-            <w:tcW w:w="1337" w:type="dxa"/>
-            <w:tcBorders>
-              <w:top w:val="nil" w:color="000000"/>
-              <w:left w:val="nil" w:color="000000"/>
-              <w:bottom w:val="nil" w:color="000000"/>
-              <w:right w:val="nil" w:color="000000"/>
-            </w:tcBorders>
-            <w:vAlign w:val="bottom"/>
-          </w:tcPr>
-          <w:p>
-            <w:pPr>
-              <w:spacing w:after="0"/>
-              <w:jc w:val="center"/>
-            </w:pPr>
-            <w:r>
-              <w:t xml:space="preserve">2.39***</w:t>
-            </w:r>
-          </w:p>
-        </w:tc>
-      </w:tr>
-      <w:tr>
-        <w:tc>
-          <w:tcPr>
-            <w:tcW w:w="1337" w:type="dxa"/>
-            <w:tcBorders>
-              <w:top w:val="nil" w:color="000000"/>
-              <w:left w:val="nil" w:color="000000"/>
-              <w:bottom w:val="nil" w:color="000000"/>
-              <w:right w:val="single" w:color="000000"/>
-            </w:tcBorders>
-          </w:tcPr>
-          <w:p>
-            <w:pPr>
-              <w:spacing w:after="0"/>
-            </w:pPr>
-          </w:p>
-        </w:tc>
-        <w:tc>
-          <w:tcPr>
-            <w:tcW w:w="1337" w:type="dxa"/>
-            <w:tcBorders>
-              <w:top w:val="nil" w:color="000000"/>
-              <w:left w:val="single" w:color="000000"/>
-              <w:bottom w:val="nil" w:color="000000"/>
-              <w:right w:val="nil" w:color="000000"/>
-            </w:tcBorders>
-            <w:vAlign w:val="bottom"/>
-          </w:tcPr>
-          <w:p>
-            <w:pPr>
-              <w:spacing w:after="0"/>
-              <w:jc w:val="center"/>
-            </w:pPr>
-            <w:r>
-              <w:t xml:space="preserve">[0.01,0.12]</w:t>
-            </w:r>
-          </w:p>
-        </w:tc>
-        <w:tc>
-          <w:tcPr>
-            <w:tcW w:w="1337" w:type="dxa"/>
-            <w:tcBorders>
-              <w:top w:val="nil" w:color="000000"/>
-              <w:left w:val="nil" w:color="000000"/>
-              <w:bottom w:val="nil" w:color="000000"/>
-              <w:right w:val="nil" w:color="000000"/>
-            </w:tcBorders>
-            <w:vAlign w:val="bottom"/>
-          </w:tcPr>
-          <w:p>
-            <w:pPr>
-              <w:spacing w:after="0"/>
-              <w:jc w:val="center"/>
-            </w:pPr>
-            <w:r>
-              <w:t xml:space="preserve">[0.01,0.17]</w:t>
-            </w:r>
-          </w:p>
-        </w:tc>
-        <w:tc>
-          <w:tcPr>
-            <w:tcW w:w="1337" w:type="dxa"/>
-            <w:tcBorders>
-              <w:top w:val="nil" w:color="000000"/>
-              <w:left w:val="nil" w:color="000000"/>
-              <w:bottom w:val="nil" w:color="000000"/>
-              <w:right w:val="nil" w:color="000000"/>
-            </w:tcBorders>
-            <w:vAlign w:val="bottom"/>
-          </w:tcPr>
-          <w:p>
-            <w:pPr>
-              <w:spacing w:after="0"/>
-              <w:jc w:val="center"/>
-            </w:pPr>
-            <w:r>
-              <w:t xml:space="preserve">[0.43,2.88]</w:t>
-            </w:r>
-          </w:p>
-        </w:tc>
-        <w:tc>
-          <w:tcPr>
-            <w:tcW w:w="1337" w:type="dxa"/>
-            <w:tcBorders>
-              <w:top w:val="nil" w:color="000000"/>
-              <w:left w:val="nil" w:color="000000"/>
-              <w:bottom w:val="nil" w:color="000000"/>
-              <w:right w:val="nil" w:color="000000"/>
-            </w:tcBorders>
-            <w:vAlign w:val="bottom"/>
-          </w:tcPr>
-          <w:p>
-            <w:pPr>
-              <w:spacing w:after="0"/>
-              <w:jc w:val="center"/>
-            </w:pPr>
-            <w:r>
-              <w:t xml:space="preserve">[-0.34,0.16]</w:t>
-            </w:r>
-          </w:p>
-        </w:tc>
-        <w:tc>
-          <w:tcPr>
-            <w:tcW w:w="1337" w:type="dxa"/>
-            <w:tcBorders>
-              <w:top w:val="nil" w:color="000000"/>
-              <w:left w:val="nil" w:color="000000"/>
-              <w:bottom w:val="nil" w:color="000000"/>
-              <w:right w:val="nil" w:color="000000"/>
-            </w:tcBorders>
-            <w:vAlign w:val="bottom"/>
-          </w:tcPr>
-          <w:p>
-            <w:pPr>
-              <w:spacing w:after="0"/>
-              <w:jc w:val="center"/>
-            </w:pPr>
-            <w:r>
-              <w:t xml:space="preserve">[0.98,3.85]</w:t>
-            </w:r>
-          </w:p>
-        </w:tc>
-        <w:tc>
-          <w:tcPr>
-            <w:tcW w:w="1337" w:type="dxa"/>
-            <w:tcBorders>
-              <w:top w:val="nil" w:color="000000"/>
-              <w:left w:val="nil" w:color="000000"/>
-              <w:bottom w:val="nil" w:color="000000"/>
-              <w:right w:val="nil" w:color="000000"/>
-            </w:tcBorders>
-            <w:vAlign w:val="bottom"/>
-          </w:tcPr>
-          <w:p>
-            <w:pPr>
-              <w:spacing w:after="0"/>
-              <w:jc w:val="center"/>
-            </w:pPr>
-            <w:r>
-              <w:t xml:space="preserve">[0.96,3.83]</w:t>
-            </w:r>
-          </w:p>
-        </w:tc>
-      </w:tr>
-      <w:tr>
-        <w:tc>
-          <w:tcPr>
-            <w:tcW w:w="1337" w:type="dxa"/>
-            <w:tcBorders>
-              <w:top w:val="nil" w:color="000000"/>
-              <w:left w:val="nil" w:color="000000"/>
-              <w:bottom w:val="nil" w:color="000000"/>
-              <w:right w:val="single" w:color="000000"/>
-            </w:tcBorders>
-            <w:vAlign w:val="bottom"/>
-          </w:tcPr>
-          <w:p>
-            <w:pPr>
-              <w:spacing w:after="0"/>
-              <w:jc w:val="left"/>
-            </w:pPr>
-            <w:r>
-              <w:t xml:space="preserve">Number of observations</w:t>
-            </w:r>
-          </w:p>
-        </w:tc>
-        <w:tc>
-          <w:tcPr>
-            <w:tcW w:w="1337" w:type="dxa"/>
-            <w:tcBorders>
-              <w:top w:val="nil" w:color="000000"/>
-              <w:left w:val="single" w:color="000000"/>
-              <w:bottom w:val="nil" w:color="000000"/>
-              <w:right w:val="nil" w:color="000000"/>
-            </w:tcBorders>
-            <w:vAlign w:val="bottom"/>
-          </w:tcPr>
-          <w:p>
-            <w:pPr>
-              <w:spacing w:after="0"/>
-              <w:jc w:val="center"/>
-            </w:pPr>
-            <w:r>
-              <w:t xml:space="preserve">387</w:t>
-            </w:r>
-          </w:p>
-        </w:tc>
-        <w:tc>
-          <w:tcPr>
-            <w:tcW w:w="1337" w:type="dxa"/>
-            <w:tcBorders>
-              <w:top w:val="nil" w:color="000000"/>
-              <w:left w:val="nil" w:color="000000"/>
-              <w:bottom w:val="nil" w:color="000000"/>
-              <w:right w:val="nil" w:color="000000"/>
-            </w:tcBorders>
-            <w:vAlign w:val="bottom"/>
-          </w:tcPr>
-          <w:p>
-            <w:pPr>
-              <w:spacing w:after="0"/>
-              <w:jc w:val="center"/>
-            </w:pPr>
-            <w:r>
-              <w:t xml:space="preserve">326</w:t>
-            </w:r>
-          </w:p>
-        </w:tc>
-        <w:tc>
-          <w:tcPr>
-            <w:tcW w:w="1337" w:type="dxa"/>
-            <w:tcBorders>
-              <w:top w:val="nil" w:color="000000"/>
-              <w:left w:val="nil" w:color="000000"/>
-              <w:bottom w:val="nil" w:color="000000"/>
-              <w:right w:val="nil" w:color="000000"/>
-            </w:tcBorders>
-            <w:vAlign w:val="bottom"/>
-          </w:tcPr>
-          <w:p>
-            <w:pPr>
-              <w:spacing w:after="0"/>
-              <w:jc w:val="center"/>
-            </w:pPr>
-            <w:r>
-              <w:t xml:space="preserve">297</w:t>
-            </w:r>
-          </w:p>
-        </w:tc>
-        <w:tc>
-          <w:tcPr>
-            <w:tcW w:w="1337" w:type="dxa"/>
-            <w:tcBorders>
-              <w:top w:val="nil" w:color="000000"/>
-              <w:left w:val="nil" w:color="000000"/>
-              <w:bottom w:val="nil" w:color="000000"/>
-              <w:right w:val="nil" w:color="000000"/>
-            </w:tcBorders>
-            <w:vAlign w:val="bottom"/>
-          </w:tcPr>
-          <w:p>
-            <w:pPr>
-              <w:spacing w:after="0"/>
-              <w:jc w:val="center"/>
-            </w:pPr>
-            <w:r>
-              <w:t xml:space="preserve">297</w:t>
-            </w:r>
-          </w:p>
-        </w:tc>
-        <w:tc>
-          <w:tcPr>
-            <w:tcW w:w="1337" w:type="dxa"/>
-            <w:tcBorders>
-              <w:top w:val="nil" w:color="000000"/>
-              <w:left w:val="nil" w:color="000000"/>
-              <w:bottom w:val="nil" w:color="000000"/>
-              <w:right w:val="nil" w:color="000000"/>
-            </w:tcBorders>
-            <w:vAlign w:val="bottom"/>
-          </w:tcPr>
-          <w:p>
-            <w:pPr>
-              <w:spacing w:after="0"/>
-              <w:jc w:val="center"/>
-            </w:pPr>
-            <w:r>
-              <w:t xml:space="preserve">297</w:t>
-            </w:r>
-          </w:p>
-        </w:tc>
-        <w:tc>
-          <w:tcPr>
-            <w:tcW w:w="1337" w:type="dxa"/>
-            <w:tcBorders>
-              <w:top w:val="nil" w:color="000000"/>
-              <w:left w:val="nil" w:color="000000"/>
-              <w:bottom w:val="nil" w:color="000000"/>
-              <w:right w:val="nil" w:color="000000"/>
-            </w:tcBorders>
-            <w:vAlign w:val="bottom"/>
-          </w:tcPr>
-          <w:p>
-            <w:pPr>
-              <w:spacing w:after="0"/>
-              <w:jc w:val="center"/>
-            </w:pPr>
-            <w:r>
-              <w:t xml:space="preserve">297</w:t>
-            </w:r>
-          </w:p>
-        </w:tc>
-      </w:tr>
-      <w:tr>
-        <w:tc>
-          <w:tcPr>
-            <w:tcW w:w="1337" w:type="dxa"/>
-            <w:tcBorders>
-              <w:top w:val="nil" w:color="000000"/>
-              <w:left w:val="nil" w:color="000000"/>
-              <w:bottom w:val="nil" w:color="000000"/>
-              <w:right w:val="single" w:color="000000"/>
-            </w:tcBorders>
-            <w:vAlign w:val="bottom"/>
-          </w:tcPr>
-          <w:p>
-            <w:pPr>
-              <w:spacing w:after="0"/>
-              <w:jc w:val="left"/>
-            </w:pPr>
-            <w:r>
-              <w:t xml:space="preserve">R-squared</w:t>
-            </w:r>
-          </w:p>
-        </w:tc>
-        <w:tc>
-          <w:tcPr>
-            <w:tcW w:w="1337" w:type="dxa"/>
-            <w:tcBorders>
-              <w:top w:val="nil" w:color="000000"/>
-              <w:left w:val="single" w:color="000000"/>
-              <w:bottom w:val="nil" w:color="000000"/>
-              <w:right w:val="nil" w:color="000000"/>
-            </w:tcBorders>
-            <w:vAlign w:val="bottom"/>
-          </w:tcPr>
-          <w:p>
-            <w:pPr>
-              <w:spacing w:after="0"/>
-              <w:jc w:val="center"/>
-            </w:pPr>
-            <w:r>
-              <w:t xml:space="preserve">0.16</w:t>
-            </w:r>
-          </w:p>
-        </w:tc>
-        <w:tc>
-          <w:tcPr>
-            <w:tcW w:w="1337" w:type="dxa"/>
-            <w:tcBorders>
-              <w:top w:val="nil" w:color="000000"/>
-              <w:left w:val="nil" w:color="000000"/>
-              <w:bottom w:val="nil" w:color="000000"/>
-              <w:right w:val="nil" w:color="000000"/>
-            </w:tcBorders>
-            <w:vAlign w:val="bottom"/>
-          </w:tcPr>
-          <w:p>
-            <w:pPr>
-              <w:spacing w:after="0"/>
-              <w:jc w:val="center"/>
-            </w:pPr>
-            <w:r>
-              <w:t xml:space="preserve">0.09</w:t>
-            </w:r>
-          </w:p>
-        </w:tc>
-        <w:tc>
-          <w:tcPr>
-            <w:tcW w:w="1337" w:type="dxa"/>
-            <w:tcBorders>
-              <w:top w:val="nil" w:color="000000"/>
-              <w:left w:val="nil" w:color="000000"/>
-              <w:bottom w:val="nil" w:color="000000"/>
-              <w:right w:val="nil" w:color="000000"/>
-            </w:tcBorders>
-            <w:vAlign w:val="bottom"/>
-          </w:tcPr>
-          <w:p>
-            <w:pPr>
-              <w:spacing w:after="0"/>
-              <w:jc w:val="center"/>
-            </w:pPr>
-            <w:r>
-              <w:t xml:space="preserve">0.17</w:t>
-            </w:r>
-          </w:p>
-        </w:tc>
-        <w:tc>
-          <w:tcPr>
-            <w:tcW w:w="1337" w:type="dxa"/>
-            <w:tcBorders>
-              <w:top w:val="nil" w:color="000000"/>
-              <w:left w:val="nil" w:color="000000"/>
-              <w:bottom w:val="nil" w:color="000000"/>
-              <w:right w:val="nil" w:color="000000"/>
-            </w:tcBorders>
-            <w:vAlign w:val="bottom"/>
-          </w:tcPr>
-          <w:p>
-            <w:pPr>
-              <w:spacing w:after="0"/>
-              <w:jc w:val="center"/>
-            </w:pPr>
-            <w:r>
-              <w:t xml:space="preserve">0.07</w:t>
-            </w:r>
-          </w:p>
-        </w:tc>
-        <w:tc>
-          <w:tcPr>
-            <w:tcW w:w="1337" w:type="dxa"/>
-            <w:tcBorders>
-              <w:top w:val="nil" w:color="000000"/>
-              <w:left w:val="nil" w:color="000000"/>
-              <w:bottom w:val="nil" w:color="000000"/>
-              <w:right w:val="nil" w:color="000000"/>
-            </w:tcBorders>
-            <w:vAlign w:val="bottom"/>
-          </w:tcPr>
-          <w:p>
-            <w:pPr>
-              <w:spacing w:after="0"/>
-              <w:jc w:val="center"/>
-            </w:pPr>
-            <w:r>
-              <w:t xml:space="preserve">0.23</w:t>
-            </w:r>
-          </w:p>
-        </w:tc>
-        <w:tc>
-          <w:tcPr>
-            <w:tcW w:w="1337" w:type="dxa"/>
-            <w:tcBorders>
-              <w:top w:val="nil" w:color="000000"/>
-              <w:left w:val="nil" w:color="000000"/>
-              <w:bottom w:val="nil" w:color="000000"/>
-              <w:right w:val="nil" w:color="000000"/>
-            </w:tcBorders>
-            <w:vAlign w:val="bottom"/>
-          </w:tcPr>
-          <w:p>
-            <w:pPr>
-              <w:spacing w:after="0"/>
-              <w:jc w:val="center"/>
-            </w:pPr>
-            <w:r>
-              <w:t xml:space="preserve">0.23</w:t>
-            </w:r>
-          </w:p>
-        </w:tc>
-      </w:tr>
-      <w:tr>
-        <w:tc>
-          <w:tcPr>
-            <w:tcW w:w="1337" w:type="dxa"/>
-            <w:tcBorders>
-              <w:top w:val="nil" w:color="000000"/>
-              <w:left w:val="nil" w:color="000000"/>
               <w:bottom w:val="single" w:color="000000"/>
               <w:right w:val="single" w:color="000000"/>
             </w:tcBorders>
@@ -6911,6 +5869,48 @@
               <w:jc w:val="center"/>
             </w:pPr>
             <w:r>
+              <w:t xml:space="preserve">0.14</w:t>
+            </w:r>
+          </w:p>
+        </w:tc>
+        <w:tc>
+          <w:tcPr>
+            <w:tcW w:w="1337" w:type="dxa"/>
+            <w:tcBorders>
+              <w:top w:val="nil" w:color="000000"/>
+              <w:left w:val="nil" w:color="000000"/>
+              <w:bottom w:val="single" w:color="000000"/>
+              <w:right w:val="nil" w:color="000000"/>
+            </w:tcBorders>
+            <w:vAlign w:val="bottom"/>
+          </w:tcPr>
+          <w:p>
+            <w:pPr>
+              <w:spacing w:after="0"/>
+              <w:jc w:val="center"/>
+            </w:pPr>
+            <w:r>
+              <w:t xml:space="preserve">0.02</w:t>
+            </w:r>
+          </w:p>
+        </w:tc>
+        <w:tc>
+          <w:tcPr>
+            <w:tcW w:w="1337" w:type="dxa"/>
+            <w:tcBorders>
+              <w:top w:val="nil" w:color="000000"/>
+              <w:left w:val="nil" w:color="000000"/>
+              <w:bottom w:val="single" w:color="000000"/>
+              <w:right w:val="nil" w:color="000000"/>
+            </w:tcBorders>
+            <w:vAlign w:val="bottom"/>
+          </w:tcPr>
+          <w:p>
+            <w:pPr>
+              <w:spacing w:after="0"/>
+              <w:jc w:val="center"/>
+            </w:pPr>
+            <w:r>
               <w:t xml:space="preserve">0.13</w:t>
             </w:r>
           </w:p>
@@ -6932,49 +5932,7 @@
               <w:jc w:val="center"/>
             </w:pPr>
             <w:r>
-              <w:t xml:space="preserve">0.02</w:t>
-            </w:r>
-          </w:p>
-        </w:tc>
-        <w:tc>
-          <w:tcPr>
-            <w:tcW w:w="1337" w:type="dxa"/>
-            <w:tcBorders>
-              <w:top w:val="nil" w:color="000000"/>
-              <w:left w:val="nil" w:color="000000"/>
-              <w:bottom w:val="single" w:color="000000"/>
-              <w:right w:val="nil" w:color="000000"/>
-            </w:tcBorders>
-            <w:vAlign w:val="bottom"/>
-          </w:tcPr>
-          <w:p>
-            <w:pPr>
-              <w:spacing w:after="0"/>
-              <w:jc w:val="center"/>
-            </w:pPr>
-            <w:r>
-              <w:t xml:space="preserve">0.19</w:t>
-            </w:r>
-          </w:p>
-        </w:tc>
-        <w:tc>
-          <w:tcPr>
-            <w:tcW w:w="1337" w:type="dxa"/>
-            <w:tcBorders>
-              <w:top w:val="nil" w:color="000000"/>
-              <w:left w:val="nil" w:color="000000"/>
-              <w:bottom w:val="single" w:color="000000"/>
-              <w:right w:val="nil" w:color="000000"/>
-            </w:tcBorders>
-            <w:vAlign w:val="bottom"/>
-          </w:tcPr>
-          <w:p>
-            <w:pPr>
-              <w:spacing w:after="0"/>
-              <w:jc w:val="center"/>
-            </w:pPr>
-            <w:r>
-              <w:t xml:space="preserve">0.18</w:t>
+              <w:t xml:space="preserve">0.15</w:t>
             </w:r>
           </w:p>
         </w:tc>

--- a/output/regv2_Baseline.docx
+++ b/output/regv2_Baseline.docx
@@ -643,49 +643,49 @@
               <w:jc w:val="center"/>
             </w:pPr>
             <w:r>
-              <w:t xml:space="preserve">-0.04</w:t>
-            </w:r>
-          </w:p>
-        </w:tc>
-        <w:tc>
-          <w:tcPr>
-            <w:tcW w:w="1337" w:type="dxa"/>
-            <w:tcBorders>
-              <w:top w:val="nil" w:color="000000"/>
-              <w:left w:val="nil" w:color="000000"/>
-              <w:bottom w:val="nil" w:color="000000"/>
-              <w:right w:val="nil" w:color="000000"/>
-            </w:tcBorders>
-            <w:vAlign w:val="bottom"/>
-          </w:tcPr>
-          <w:p>
-            <w:pPr>
-              <w:spacing w:after="0"/>
-              <w:jc w:val="center"/>
-            </w:pPr>
-            <w:r>
-              <w:t xml:space="preserve">-0.12</w:t>
-            </w:r>
-          </w:p>
-        </w:tc>
-        <w:tc>
-          <w:tcPr>
-            <w:tcW w:w="1337" w:type="dxa"/>
-            <w:tcBorders>
-              <w:top w:val="nil" w:color="000000"/>
-              <w:left w:val="nil" w:color="000000"/>
-              <w:bottom w:val="nil" w:color="000000"/>
-              <w:right w:val="nil" w:color="000000"/>
-            </w:tcBorders>
-            <w:vAlign w:val="bottom"/>
-          </w:tcPr>
-          <w:p>
-            <w:pPr>
-              <w:spacing w:after="0"/>
-              <w:jc w:val="center"/>
-            </w:pPr>
-            <w:r>
-              <w:t xml:space="preserve">-0.13</w:t>
+              <w:t xml:space="preserve">-0.07</w:t>
+            </w:r>
+          </w:p>
+        </w:tc>
+        <w:tc>
+          <w:tcPr>
+            <w:tcW w:w="1337" w:type="dxa"/>
+            <w:tcBorders>
+              <w:top w:val="nil" w:color="000000"/>
+              <w:left w:val="nil" w:color="000000"/>
+              <w:bottom w:val="nil" w:color="000000"/>
+              <w:right w:val="nil" w:color="000000"/>
+            </w:tcBorders>
+            <w:vAlign w:val="bottom"/>
+          </w:tcPr>
+          <w:p>
+            <w:pPr>
+              <w:spacing w:after="0"/>
+              <w:jc w:val="center"/>
+            </w:pPr>
+            <w:r>
+              <w:t xml:space="preserve">-0.17**</w:t>
+            </w:r>
+          </w:p>
+        </w:tc>
+        <w:tc>
+          <w:tcPr>
+            <w:tcW w:w="1337" w:type="dxa"/>
+            <w:tcBorders>
+              <w:top w:val="nil" w:color="000000"/>
+              <w:left w:val="nil" w:color="000000"/>
+              <w:bottom w:val="nil" w:color="000000"/>
+              <w:right w:val="nil" w:color="000000"/>
+            </w:tcBorders>
+            <w:vAlign w:val="bottom"/>
+          </w:tcPr>
+          <w:p>
+            <w:pPr>
+              <w:spacing w:after="0"/>
+              <w:jc w:val="center"/>
+            </w:pPr>
+            <w:r>
+              <w:t xml:space="preserve">-0.17**</w:t>
             </w:r>
           </w:p>
         </w:tc>
@@ -787,49 +787,49 @@
               <w:jc w:val="center"/>
             </w:pPr>
             <w:r>
-              <w:t xml:space="preserve">[-0.18,0.10]</w:t>
-            </w:r>
-          </w:p>
-        </w:tc>
-        <w:tc>
-          <w:tcPr>
-            <w:tcW w:w="1337" w:type="dxa"/>
-            <w:tcBorders>
-              <w:top w:val="nil" w:color="000000"/>
-              <w:left w:val="nil" w:color="000000"/>
-              <w:bottom w:val="nil" w:color="000000"/>
-              <w:right w:val="nil" w:color="000000"/>
-            </w:tcBorders>
-            <w:vAlign w:val="bottom"/>
-          </w:tcPr>
-          <w:p>
-            <w:pPr>
-              <w:spacing w:after="0"/>
-              <w:jc w:val="center"/>
-            </w:pPr>
-            <w:r>
-              <w:t xml:space="preserve">[-0.28,0.03]</w:t>
-            </w:r>
-          </w:p>
-        </w:tc>
-        <w:tc>
-          <w:tcPr>
-            <w:tcW w:w="1337" w:type="dxa"/>
-            <w:tcBorders>
-              <w:top w:val="nil" w:color="000000"/>
-              <w:left w:val="nil" w:color="000000"/>
-              <w:bottom w:val="nil" w:color="000000"/>
-              <w:right w:val="nil" w:color="000000"/>
-            </w:tcBorders>
-            <w:vAlign w:val="bottom"/>
-          </w:tcPr>
-          <w:p>
-            <w:pPr>
-              <w:spacing w:after="0"/>
-              <w:jc w:val="center"/>
-            </w:pPr>
-            <w:r>
-              <w:t xml:space="preserve">[-0.29,0.03]</w:t>
+              <w:t xml:space="preserve">[-0.21,0.07]</w:t>
+            </w:r>
+          </w:p>
+        </w:tc>
+        <w:tc>
+          <w:tcPr>
+            <w:tcW w:w="1337" w:type="dxa"/>
+            <w:tcBorders>
+              <w:top w:val="nil" w:color="000000"/>
+              <w:left w:val="nil" w:color="000000"/>
+              <w:bottom w:val="nil" w:color="000000"/>
+              <w:right w:val="nil" w:color="000000"/>
+            </w:tcBorders>
+            <w:vAlign w:val="bottom"/>
+          </w:tcPr>
+          <w:p>
+            <w:pPr>
+              <w:spacing w:after="0"/>
+              <w:jc w:val="center"/>
+            </w:pPr>
+            <w:r>
+              <w:t xml:space="preserve">[-0.32,-0.01]</w:t>
+            </w:r>
+          </w:p>
+        </w:tc>
+        <w:tc>
+          <w:tcPr>
+            <w:tcW w:w="1337" w:type="dxa"/>
+            <w:tcBorders>
+              <w:top w:val="nil" w:color="000000"/>
+              <w:left w:val="nil" w:color="000000"/>
+              <w:bottom w:val="nil" w:color="000000"/>
+              <w:right w:val="nil" w:color="000000"/>
+            </w:tcBorders>
+            <w:vAlign w:val="bottom"/>
+          </w:tcPr>
+          <w:p>
+            <w:pPr>
+              <w:spacing w:after="0"/>
+              <w:jc w:val="center"/>
+            </w:pPr>
+            <w:r>
+              <w:t xml:space="preserve">[-0.33,-0.01]</w:t>
             </w:r>
           </w:p>
         </w:tc>
@@ -936,49 +936,49 @@
               <w:jc w:val="center"/>
             </w:pPr>
             <w:r>
-              <w:t xml:space="preserve">0.09</w:t>
-            </w:r>
-          </w:p>
-        </w:tc>
-        <w:tc>
-          <w:tcPr>
-            <w:tcW w:w="1337" w:type="dxa"/>
-            <w:tcBorders>
-              <w:top w:val="nil" w:color="000000"/>
-              <w:left w:val="nil" w:color="000000"/>
-              <w:bottom w:val="nil" w:color="000000"/>
-              <w:right w:val="nil" w:color="000000"/>
-            </w:tcBorders>
-            <w:vAlign w:val="bottom"/>
-          </w:tcPr>
-          <w:p>
-            <w:pPr>
-              <w:spacing w:after="0"/>
-              <w:jc w:val="center"/>
-            </w:pPr>
-            <w:r>
-              <w:t xml:space="preserve">0.15</w:t>
-            </w:r>
-          </w:p>
-        </w:tc>
-        <w:tc>
-          <w:tcPr>
-            <w:tcW w:w="1337" w:type="dxa"/>
-            <w:tcBorders>
-              <w:top w:val="nil" w:color="000000"/>
-              <w:left w:val="nil" w:color="000000"/>
-              <w:bottom w:val="nil" w:color="000000"/>
-              <w:right w:val="nil" w:color="000000"/>
-            </w:tcBorders>
-            <w:vAlign w:val="bottom"/>
-          </w:tcPr>
-          <w:p>
-            <w:pPr>
-              <w:spacing w:after="0"/>
-              <w:jc w:val="center"/>
-            </w:pPr>
-            <w:r>
-              <w:t xml:space="preserve">0.24**</w:t>
+              <w:t xml:space="preserve">0.08</w:t>
+            </w:r>
+          </w:p>
+        </w:tc>
+        <w:tc>
+          <w:tcPr>
+            <w:tcW w:w="1337" w:type="dxa"/>
+            <w:tcBorders>
+              <w:top w:val="nil" w:color="000000"/>
+              <w:left w:val="nil" w:color="000000"/>
+              <w:bottom w:val="nil" w:color="000000"/>
+              <w:right w:val="nil" w:color="000000"/>
+            </w:tcBorders>
+            <w:vAlign w:val="bottom"/>
+          </w:tcPr>
+          <w:p>
+            <w:pPr>
+              <w:spacing w:after="0"/>
+              <w:jc w:val="center"/>
+            </w:pPr>
+            <w:r>
+              <w:t xml:space="preserve">0.14</w:t>
+            </w:r>
+          </w:p>
+        </w:tc>
+        <w:tc>
+          <w:tcPr>
+            <w:tcW w:w="1337" w:type="dxa"/>
+            <w:tcBorders>
+              <w:top w:val="nil" w:color="000000"/>
+              <w:left w:val="nil" w:color="000000"/>
+              <w:bottom w:val="nil" w:color="000000"/>
+              <w:right w:val="nil" w:color="000000"/>
+            </w:tcBorders>
+            <w:vAlign w:val="bottom"/>
+          </w:tcPr>
+          <w:p>
+            <w:pPr>
+              <w:spacing w:after="0"/>
+              <w:jc w:val="center"/>
+            </w:pPr>
+            <w:r>
+              <w:t xml:space="preserve">0.23**</w:t>
             </w:r>
           </w:p>
         </w:tc>
@@ -1080,28 +1080,28 @@
               <w:jc w:val="center"/>
             </w:pPr>
             <w:r>
-              <w:t xml:space="preserve">[-0.14,0.32]</w:t>
-            </w:r>
-          </w:p>
-        </w:tc>
-        <w:tc>
-          <w:tcPr>
-            <w:tcW w:w="1337" w:type="dxa"/>
-            <w:tcBorders>
-              <w:top w:val="nil" w:color="000000"/>
-              <w:left w:val="nil" w:color="000000"/>
-              <w:bottom w:val="nil" w:color="000000"/>
-              <w:right w:val="nil" w:color="000000"/>
-            </w:tcBorders>
-            <w:vAlign w:val="bottom"/>
-          </w:tcPr>
-          <w:p>
-            <w:pPr>
-              <w:spacing w:after="0"/>
-              <w:jc w:val="center"/>
-            </w:pPr>
-            <w:r>
-              <w:t xml:space="preserve">[-0.07,0.37]</w:t>
+              <w:t xml:space="preserve">[-0.15,0.31]</w:t>
+            </w:r>
+          </w:p>
+        </w:tc>
+        <w:tc>
+          <w:tcPr>
+            <w:tcW w:w="1337" w:type="dxa"/>
+            <w:tcBorders>
+              <w:top w:val="nil" w:color="000000"/>
+              <w:left w:val="nil" w:color="000000"/>
+              <w:bottom w:val="nil" w:color="000000"/>
+              <w:right w:val="nil" w:color="000000"/>
+            </w:tcBorders>
+            <w:vAlign w:val="bottom"/>
+          </w:tcPr>
+          <w:p>
+            <w:pPr>
+              <w:spacing w:after="0"/>
+              <w:jc w:val="center"/>
+            </w:pPr>
+            <w:r>
+              <w:t xml:space="preserve">[-0.07,0.36]</w:t>
             </w:r>
           </w:p>
         </w:tc>
@@ -1513,28 +1513,28 @@
               <w:jc w:val="center"/>
             </w:pPr>
             <w:r>
+              <w:t xml:space="preserve">0.12*</w:t>
+            </w:r>
+          </w:p>
+        </w:tc>
+        <w:tc>
+          <w:tcPr>
+            <w:tcW w:w="1337" w:type="dxa"/>
+            <w:tcBorders>
+              <w:top w:val="nil" w:color="000000"/>
+              <w:left w:val="nil" w:color="000000"/>
+              <w:bottom w:val="nil" w:color="000000"/>
+              <w:right w:val="nil" w:color="000000"/>
+            </w:tcBorders>
+            <w:vAlign w:val="bottom"/>
+          </w:tcPr>
+          <w:p>
+            <w:pPr>
+              <w:spacing w:after="0"/>
+              <w:jc w:val="center"/>
+            </w:pPr>
+            <w:r>
               <w:t xml:space="preserve">0.11*</w:t>
-            </w:r>
-          </w:p>
-        </w:tc>
-        <w:tc>
-          <w:tcPr>
-            <w:tcW w:w="1337" w:type="dxa"/>
-            <w:tcBorders>
-              <w:top w:val="nil" w:color="000000"/>
-              <w:left w:val="nil" w:color="000000"/>
-              <w:bottom w:val="nil" w:color="000000"/>
-              <w:right w:val="nil" w:color="000000"/>
-            </w:tcBorders>
-            <w:vAlign w:val="bottom"/>
-          </w:tcPr>
-          <w:p>
-            <w:pPr>
-              <w:spacing w:after="0"/>
-              <w:jc w:val="center"/>
-            </w:pPr>
-            <w:r>
-              <w:t xml:space="preserve">0.11</w:t>
             </w:r>
           </w:p>
         </w:tc>
@@ -1636,28 +1636,28 @@
               <w:jc w:val="center"/>
             </w:pPr>
             <w:r>
-              <w:t xml:space="preserve">[-0.06,0.19]</w:t>
-            </w:r>
-          </w:p>
-        </w:tc>
-        <w:tc>
-          <w:tcPr>
-            <w:tcW w:w="1337" w:type="dxa"/>
-            <w:tcBorders>
-              <w:top w:val="nil" w:color="000000"/>
-              <w:left w:val="nil" w:color="000000"/>
-              <w:bottom w:val="nil" w:color="000000"/>
-              <w:right w:val="nil" w:color="000000"/>
-            </w:tcBorders>
-            <w:vAlign w:val="bottom"/>
-          </w:tcPr>
-          <w:p>
-            <w:pPr>
-              <w:spacing w:after="0"/>
-              <w:jc w:val="center"/>
-            </w:pPr>
-            <w:r>
-              <w:t xml:space="preserve">[-0.02,0.24]</w:t>
+              <w:t xml:space="preserve">[-0.06,0.20]</w:t>
+            </w:r>
+          </w:p>
+        </w:tc>
+        <w:tc>
+          <w:tcPr>
+            <w:tcW w:w="1337" w:type="dxa"/>
+            <w:tcBorders>
+              <w:top w:val="nil" w:color="000000"/>
+              <w:left w:val="nil" w:color="000000"/>
+              <w:bottom w:val="nil" w:color="000000"/>
+              <w:right w:val="nil" w:color="000000"/>
+            </w:tcBorders>
+            <w:vAlign w:val="bottom"/>
+          </w:tcPr>
+          <w:p>
+            <w:pPr>
+              <w:spacing w:after="0"/>
+              <w:jc w:val="center"/>
+            </w:pPr>
+            <w:r>
+              <w:t xml:space="preserve">[-0.01,0.25]</w:t>
             </w:r>
           </w:p>
         </w:tc>
@@ -1785,49 +1785,49 @@
               <w:jc w:val="center"/>
             </w:pPr>
             <w:r>
-              <w:t xml:space="preserve">0.01</w:t>
-            </w:r>
-          </w:p>
-        </w:tc>
-        <w:tc>
-          <w:tcPr>
-            <w:tcW w:w="1337" w:type="dxa"/>
-            <w:tcBorders>
-              <w:top w:val="nil" w:color="000000"/>
-              <w:left w:val="nil" w:color="000000"/>
-              <w:bottom w:val="nil" w:color="000000"/>
-              <w:right w:val="nil" w:color="000000"/>
-            </w:tcBorders>
-            <w:vAlign w:val="bottom"/>
-          </w:tcPr>
-          <w:p>
-            <w:pPr>
-              <w:spacing w:after="0"/>
-              <w:jc w:val="center"/>
-            </w:pPr>
-            <w:r>
-              <w:t xml:space="preserve">0.05</w:t>
-            </w:r>
-          </w:p>
-        </w:tc>
-        <w:tc>
-          <w:tcPr>
-            <w:tcW w:w="1337" w:type="dxa"/>
-            <w:tcBorders>
-              <w:top w:val="nil" w:color="000000"/>
-              <w:left w:val="nil" w:color="000000"/>
-              <w:bottom w:val="nil" w:color="000000"/>
-              <w:right w:val="nil" w:color="000000"/>
-            </w:tcBorders>
-            <w:vAlign w:val="bottom"/>
-          </w:tcPr>
-          <w:p>
-            <w:pPr>
-              <w:spacing w:after="0"/>
-              <w:jc w:val="center"/>
-            </w:pPr>
-            <w:r>
               <w:t xml:space="preserve">0.02</w:t>
+            </w:r>
+          </w:p>
+        </w:tc>
+        <w:tc>
+          <w:tcPr>
+            <w:tcW w:w="1337" w:type="dxa"/>
+            <w:tcBorders>
+              <w:top w:val="nil" w:color="000000"/>
+              <w:left w:val="nil" w:color="000000"/>
+              <w:bottom w:val="nil" w:color="000000"/>
+              <w:right w:val="nil" w:color="000000"/>
+            </w:tcBorders>
+            <w:vAlign w:val="bottom"/>
+          </w:tcPr>
+          <w:p>
+            <w:pPr>
+              <w:spacing w:after="0"/>
+              <w:jc w:val="center"/>
+            </w:pPr>
+            <w:r>
+              <w:t xml:space="preserve">0.06</w:t>
+            </w:r>
+          </w:p>
+        </w:tc>
+        <w:tc>
+          <w:tcPr>
+            <w:tcW w:w="1337" w:type="dxa"/>
+            <w:tcBorders>
+              <w:top w:val="nil" w:color="000000"/>
+              <w:left w:val="nil" w:color="000000"/>
+              <w:bottom w:val="nil" w:color="000000"/>
+              <w:right w:val="nil" w:color="000000"/>
+            </w:tcBorders>
+            <w:vAlign w:val="bottom"/>
+          </w:tcPr>
+          <w:p>
+            <w:pPr>
+              <w:spacing w:after="0"/>
+              <w:jc w:val="center"/>
+            </w:pPr>
+            <w:r>
+              <w:t xml:space="preserve">0.04</w:t>
             </w:r>
           </w:p>
         </w:tc>
@@ -1929,49 +1929,49 @@
               <w:jc w:val="center"/>
             </w:pPr>
             <w:r>
-              <w:t xml:space="preserve">[-0.11,0.14]</w:t>
-            </w:r>
-          </w:p>
-        </w:tc>
-        <w:tc>
-          <w:tcPr>
-            <w:tcW w:w="1337" w:type="dxa"/>
-            <w:tcBorders>
-              <w:top w:val="nil" w:color="000000"/>
-              <w:left w:val="nil" w:color="000000"/>
-              <w:bottom w:val="nil" w:color="000000"/>
-              <w:right w:val="nil" w:color="000000"/>
-            </w:tcBorders>
-            <w:vAlign w:val="bottom"/>
-          </w:tcPr>
-          <w:p>
-            <w:pPr>
-              <w:spacing w:after="0"/>
-              <w:jc w:val="center"/>
-            </w:pPr>
-            <w:r>
-              <w:t xml:space="preserve">[-0.07,0.16]</w:t>
-            </w:r>
-          </w:p>
-        </w:tc>
-        <w:tc>
-          <w:tcPr>
-            <w:tcW w:w="1337" w:type="dxa"/>
-            <w:tcBorders>
-              <w:top w:val="nil" w:color="000000"/>
-              <w:left w:val="nil" w:color="000000"/>
-              <w:bottom w:val="nil" w:color="000000"/>
-              <w:right w:val="nil" w:color="000000"/>
-            </w:tcBorders>
-            <w:vAlign w:val="bottom"/>
-          </w:tcPr>
-          <w:p>
-            <w:pPr>
-              <w:spacing w:after="0"/>
-              <w:jc w:val="center"/>
-            </w:pPr>
-            <w:r>
               <w:t xml:space="preserve">[-0.10,0.14]</w:t>
+            </w:r>
+          </w:p>
+        </w:tc>
+        <w:tc>
+          <w:tcPr>
+            <w:tcW w:w="1337" w:type="dxa"/>
+            <w:tcBorders>
+              <w:top w:val="nil" w:color="000000"/>
+              <w:left w:val="nil" w:color="000000"/>
+              <w:bottom w:val="nil" w:color="000000"/>
+              <w:right w:val="nil" w:color="000000"/>
+            </w:tcBorders>
+            <w:vAlign w:val="bottom"/>
+          </w:tcPr>
+          <w:p>
+            <w:pPr>
+              <w:spacing w:after="0"/>
+              <w:jc w:val="center"/>
+            </w:pPr>
+            <w:r>
+              <w:t xml:space="preserve">[-0.05,0.17]</w:t>
+            </w:r>
+          </w:p>
+        </w:tc>
+        <w:tc>
+          <w:tcPr>
+            <w:tcW w:w="1337" w:type="dxa"/>
+            <w:tcBorders>
+              <w:top w:val="nil" w:color="000000"/>
+              <w:left w:val="nil" w:color="000000"/>
+              <w:bottom w:val="nil" w:color="000000"/>
+              <w:right w:val="nil" w:color="000000"/>
+            </w:tcBorders>
+            <w:vAlign w:val="bottom"/>
+          </w:tcPr>
+          <w:p>
+            <w:pPr>
+              <w:spacing w:after="0"/>
+              <w:jc w:val="center"/>
+            </w:pPr>
+            <w:r>
+              <w:t xml:space="preserve">[-0.08,0.15]</w:t>
             </w:r>
           </w:p>
         </w:tc>
@@ -2197,28 +2197,7 @@
               <w:jc w:val="center"/>
             </w:pPr>
             <w:r>
-              <w:t xml:space="preserve">-0.06</w:t>
-            </w:r>
-          </w:p>
-        </w:tc>
-        <w:tc>
-          <w:tcPr>
-            <w:tcW w:w="1337" w:type="dxa"/>
-            <w:tcBorders>
-              <w:top w:val="nil" w:color="000000"/>
-              <w:left w:val="nil" w:color="000000"/>
-              <w:bottom w:val="nil" w:color="000000"/>
-              <w:right w:val="nil" w:color="000000"/>
-            </w:tcBorders>
-            <w:vAlign w:val="bottom"/>
-          </w:tcPr>
-          <w:p>
-            <w:pPr>
-              <w:spacing w:after="0"/>
-              <w:jc w:val="center"/>
-            </w:pPr>
-            <w:r>
-              <w:t xml:space="preserve">-0.08</w:t>
+              <w:t xml:space="preserve">-0.05</w:t>
             </w:r>
           </w:p>
         </w:tc>
@@ -2240,6 +2219,27 @@
             </w:pPr>
             <w:r>
               <w:t xml:space="preserve">-0.09</w:t>
+            </w:r>
+          </w:p>
+        </w:tc>
+        <w:tc>
+          <w:tcPr>
+            <w:tcW w:w="1337" w:type="dxa"/>
+            <w:tcBorders>
+              <w:top w:val="nil" w:color="000000"/>
+              <w:left w:val="nil" w:color="000000"/>
+              <w:bottom w:val="nil" w:color="000000"/>
+              <w:right w:val="nil" w:color="000000"/>
+            </w:tcBorders>
+            <w:vAlign w:val="bottom"/>
+          </w:tcPr>
+          <w:p>
+            <w:pPr>
+              <w:spacing w:after="0"/>
+              <w:jc w:val="center"/>
+            </w:pPr>
+            <w:r>
+              <w:t xml:space="preserve">-0.10</w:t>
             </w:r>
           </w:p>
         </w:tc>
@@ -2341,49 +2341,49 @@
               <w:jc w:val="center"/>
             </w:pPr>
             <w:r>
-              <w:t xml:space="preserve">[-0.21,0.10]</w:t>
-            </w:r>
-          </w:p>
-        </w:tc>
-        <w:tc>
-          <w:tcPr>
-            <w:tcW w:w="1337" w:type="dxa"/>
-            <w:tcBorders>
-              <w:top w:val="nil" w:color="000000"/>
-              <w:left w:val="nil" w:color="000000"/>
-              <w:bottom w:val="nil" w:color="000000"/>
-              <w:right w:val="nil" w:color="000000"/>
-            </w:tcBorders>
-            <w:vAlign w:val="bottom"/>
-          </w:tcPr>
-          <w:p>
-            <w:pPr>
-              <w:spacing w:after="0"/>
-              <w:jc w:val="center"/>
-            </w:pPr>
-            <w:r>
-              <w:t xml:space="preserve">[-0.23,0.06]</w:t>
-            </w:r>
-          </w:p>
-        </w:tc>
-        <w:tc>
-          <w:tcPr>
-            <w:tcW w:w="1337" w:type="dxa"/>
-            <w:tcBorders>
-              <w:top w:val="nil" w:color="000000"/>
-              <w:left w:val="nil" w:color="000000"/>
-              <w:bottom w:val="nil" w:color="000000"/>
-              <w:right w:val="nil" w:color="000000"/>
-            </w:tcBorders>
-            <w:vAlign w:val="bottom"/>
-          </w:tcPr>
-          <w:p>
-            <w:pPr>
-              <w:spacing w:after="0"/>
-              <w:jc w:val="center"/>
-            </w:pPr>
-            <w:r>
-              <w:t xml:space="preserve">[-0.24,0.06]</w:t>
+              <w:t xml:space="preserve">[-0.20,0.11]</w:t>
+            </w:r>
+          </w:p>
+        </w:tc>
+        <w:tc>
+          <w:tcPr>
+            <w:tcW w:w="1337" w:type="dxa"/>
+            <w:tcBorders>
+              <w:top w:val="nil" w:color="000000"/>
+              <w:left w:val="nil" w:color="000000"/>
+              <w:bottom w:val="nil" w:color="000000"/>
+              <w:right w:val="nil" w:color="000000"/>
+            </w:tcBorders>
+            <w:vAlign w:val="bottom"/>
+          </w:tcPr>
+          <w:p>
+            <w:pPr>
+              <w:spacing w:after="0"/>
+              <w:jc w:val="center"/>
+            </w:pPr>
+            <w:r>
+              <w:t xml:space="preserve">[-0.24,0.05]</w:t>
+            </w:r>
+          </w:p>
+        </w:tc>
+        <w:tc>
+          <w:tcPr>
+            <w:tcW w:w="1337" w:type="dxa"/>
+            <w:tcBorders>
+              <w:top w:val="nil" w:color="000000"/>
+              <w:left w:val="nil" w:color="000000"/>
+              <w:bottom w:val="nil" w:color="000000"/>
+              <w:right w:val="nil" w:color="000000"/>
+            </w:tcBorders>
+            <w:vAlign w:val="bottom"/>
+          </w:tcPr>
+          <w:p>
+            <w:pPr>
+              <w:spacing w:after="0"/>
+              <w:jc w:val="center"/>
+            </w:pPr>
+            <w:r>
+              <w:t xml:space="preserve">[-0.24,0.05]</w:t>
             </w:r>
           </w:p>
         </w:tc>
@@ -2490,28 +2490,7 @@
               <w:jc w:val="center"/>
             </w:pPr>
             <w:r>
-              <w:t xml:space="preserve">0.14</w:t>
-            </w:r>
-          </w:p>
-        </w:tc>
-        <w:tc>
-          <w:tcPr>
-            <w:tcW w:w="1337" w:type="dxa"/>
-            <w:tcBorders>
-              <w:top w:val="nil" w:color="000000"/>
-              <w:left w:val="nil" w:color="000000"/>
-              <w:bottom w:val="nil" w:color="000000"/>
-              <w:right w:val="nil" w:color="000000"/>
-            </w:tcBorders>
-            <w:vAlign w:val="bottom"/>
-          </w:tcPr>
-          <w:p>
-            <w:pPr>
-              <w:spacing w:after="0"/>
-              <w:jc w:val="center"/>
-            </w:pPr>
-            <w:r>
-              <w:t xml:space="preserve">0.20**</w:t>
+              <w:t xml:space="preserve">0.13</w:t>
             </w:r>
           </w:p>
         </w:tc>
@@ -2533,6 +2512,27 @@
             </w:pPr>
             <w:r>
               <w:t xml:space="preserve">0.22**</w:t>
+            </w:r>
+          </w:p>
+        </w:tc>
+        <w:tc>
+          <w:tcPr>
+            <w:tcW w:w="1337" w:type="dxa"/>
+            <w:tcBorders>
+              <w:top w:val="nil" w:color="000000"/>
+              <w:left w:val="nil" w:color="000000"/>
+              <w:bottom w:val="nil" w:color="000000"/>
+              <w:right w:val="nil" w:color="000000"/>
+            </w:tcBorders>
+            <w:vAlign w:val="bottom"/>
+          </w:tcPr>
+          <w:p>
+            <w:pPr>
+              <w:spacing w:after="0"/>
+              <w:jc w:val="center"/>
+            </w:pPr>
+            <w:r>
+              <w:t xml:space="preserve">0.24**</w:t>
             </w:r>
           </w:p>
         </w:tc>
@@ -2634,28 +2634,7 @@
               <w:jc w:val="center"/>
             </w:pPr>
             <w:r>
-              <w:t xml:space="preserve">[-0.05,0.33]</w:t>
-            </w:r>
-          </w:p>
-        </w:tc>
-        <w:tc>
-          <w:tcPr>
-            <w:tcW w:w="1337" w:type="dxa"/>
-            <w:tcBorders>
-              <w:top w:val="nil" w:color="000000"/>
-              <w:left w:val="nil" w:color="000000"/>
-              <w:bottom w:val="nil" w:color="000000"/>
-              <w:right w:val="nil" w:color="000000"/>
-            </w:tcBorders>
-            <w:vAlign w:val="bottom"/>
-          </w:tcPr>
-          <w:p>
-            <w:pPr>
-              <w:spacing w:after="0"/>
-              <w:jc w:val="center"/>
-            </w:pPr>
-            <w:r>
-              <w:t xml:space="preserve">[0.00,0.40]</w:t>
+              <w:t xml:space="preserve">[-0.06,0.31]</w:t>
             </w:r>
           </w:p>
         </w:tc>
@@ -2677,6 +2656,27 @@
             </w:pPr>
             <w:r>
               <w:t xml:space="preserve">[0.02,0.42]</w:t>
+            </w:r>
+          </w:p>
+        </w:tc>
+        <w:tc>
+          <w:tcPr>
+            <w:tcW w:w="1337" w:type="dxa"/>
+            <w:tcBorders>
+              <w:top w:val="nil" w:color="000000"/>
+              <w:left w:val="nil" w:color="000000"/>
+              <w:bottom w:val="nil" w:color="000000"/>
+              <w:right w:val="nil" w:color="000000"/>
+            </w:tcBorders>
+            <w:vAlign w:val="bottom"/>
+          </w:tcPr>
+          <w:p>
+            <w:pPr>
+              <w:spacing w:after="0"/>
+              <w:jc w:val="center"/>
+            </w:pPr>
+            <w:r>
+              <w:t xml:space="preserve">[0.03,0.44]</w:t>
             </w:r>
           </w:p>
         </w:tc>
@@ -2783,49 +2783,49 @@
               <w:jc w:val="center"/>
             </w:pPr>
             <w:r>
-              <w:t xml:space="preserve">0.07</w:t>
-            </w:r>
-          </w:p>
-        </w:tc>
-        <w:tc>
-          <w:tcPr>
-            <w:tcW w:w="1337" w:type="dxa"/>
-            <w:tcBorders>
-              <w:top w:val="nil" w:color="000000"/>
-              <w:left w:val="nil" w:color="000000"/>
-              <w:bottom w:val="nil" w:color="000000"/>
-              <w:right w:val="nil" w:color="000000"/>
-            </w:tcBorders>
-            <w:vAlign w:val="bottom"/>
-          </w:tcPr>
-          <w:p>
-            <w:pPr>
-              <w:spacing w:after="0"/>
-              <w:jc w:val="center"/>
-            </w:pPr>
-            <w:r>
-              <w:t xml:space="preserve">0.29*</w:t>
-            </w:r>
-          </w:p>
-        </w:tc>
-        <w:tc>
-          <w:tcPr>
-            <w:tcW w:w="1337" w:type="dxa"/>
-            <w:tcBorders>
-              <w:top w:val="nil" w:color="000000"/>
-              <w:left w:val="nil" w:color="000000"/>
-              <w:bottom w:val="nil" w:color="000000"/>
-              <w:right w:val="nil" w:color="000000"/>
-            </w:tcBorders>
-            <w:vAlign w:val="bottom"/>
-          </w:tcPr>
-          <w:p>
-            <w:pPr>
-              <w:spacing w:after="0"/>
-              <w:jc w:val="center"/>
-            </w:pPr>
-            <w:r>
-              <w:t xml:space="preserve">0.31*</w:t>
+              <w:t xml:space="preserve">0.03</w:t>
+            </w:r>
+          </w:p>
+        </w:tc>
+        <w:tc>
+          <w:tcPr>
+            <w:tcW w:w="1337" w:type="dxa"/>
+            <w:tcBorders>
+              <w:top w:val="nil" w:color="000000"/>
+              <w:left w:val="nil" w:color="000000"/>
+              <w:bottom w:val="nil" w:color="000000"/>
+              <w:right w:val="nil" w:color="000000"/>
+            </w:tcBorders>
+            <w:vAlign w:val="bottom"/>
+          </w:tcPr>
+          <w:p>
+            <w:pPr>
+              <w:spacing w:after="0"/>
+              <w:jc w:val="center"/>
+            </w:pPr>
+            <w:r>
+              <w:t xml:space="preserve">0.33*</w:t>
+            </w:r>
+          </w:p>
+        </w:tc>
+        <w:tc>
+          <w:tcPr>
+            <w:tcW w:w="1337" w:type="dxa"/>
+            <w:tcBorders>
+              <w:top w:val="nil" w:color="000000"/>
+              <w:left w:val="nil" w:color="000000"/>
+              <w:bottom w:val="nil" w:color="000000"/>
+              <w:right w:val="nil" w:color="000000"/>
+            </w:tcBorders>
+            <w:vAlign w:val="bottom"/>
+          </w:tcPr>
+          <w:p>
+            <w:pPr>
+              <w:spacing w:after="0"/>
+              <w:jc w:val="center"/>
+            </w:pPr>
+            <w:r>
+              <w:t xml:space="preserve">0.35**</w:t>
             </w:r>
           </w:p>
         </w:tc>
@@ -2927,49 +2927,49 @@
               <w:jc w:val="center"/>
             </w:pPr>
             <w:r>
-              <w:t xml:space="preserve">[-0.24,0.37]</w:t>
-            </w:r>
-          </w:p>
-        </w:tc>
-        <w:tc>
-          <w:tcPr>
-            <w:tcW w:w="1337" w:type="dxa"/>
-            <w:tcBorders>
-              <w:top w:val="nil" w:color="000000"/>
-              <w:left w:val="nil" w:color="000000"/>
-              <w:bottom w:val="nil" w:color="000000"/>
-              <w:right w:val="nil" w:color="000000"/>
-            </w:tcBorders>
-            <w:vAlign w:val="bottom"/>
-          </w:tcPr>
-          <w:p>
-            <w:pPr>
-              <w:spacing w:after="0"/>
-              <w:jc w:val="center"/>
-            </w:pPr>
-            <w:r>
-              <w:t xml:space="preserve">[-0.04,0.63]</w:t>
-            </w:r>
-          </w:p>
-        </w:tc>
-        <w:tc>
-          <w:tcPr>
-            <w:tcW w:w="1337" w:type="dxa"/>
-            <w:tcBorders>
-              <w:top w:val="nil" w:color="000000"/>
-              <w:left w:val="nil" w:color="000000"/>
-              <w:bottom w:val="nil" w:color="000000"/>
-              <w:right w:val="nil" w:color="000000"/>
-            </w:tcBorders>
-            <w:vAlign w:val="bottom"/>
-          </w:tcPr>
-          <w:p>
-            <w:pPr>
-              <w:spacing w:after="0"/>
-              <w:jc w:val="center"/>
-            </w:pPr>
-            <w:r>
-              <w:t xml:space="preserve">[-0.03,0.65]</w:t>
+              <w:t xml:space="preserve">[-0.27,0.34]</w:t>
+            </w:r>
+          </w:p>
+        </w:tc>
+        <w:tc>
+          <w:tcPr>
+            <w:tcW w:w="1337" w:type="dxa"/>
+            <w:tcBorders>
+              <w:top w:val="nil" w:color="000000"/>
+              <w:left w:val="nil" w:color="000000"/>
+              <w:bottom w:val="nil" w:color="000000"/>
+              <w:right w:val="nil" w:color="000000"/>
+            </w:tcBorders>
+            <w:vAlign w:val="bottom"/>
+          </w:tcPr>
+          <w:p>
+            <w:pPr>
+              <w:spacing w:after="0"/>
+              <w:jc w:val="center"/>
+            </w:pPr>
+            <w:r>
+              <w:t xml:space="preserve">[-0.01,0.67]</w:t>
+            </w:r>
+          </w:p>
+        </w:tc>
+        <w:tc>
+          <w:tcPr>
+            <w:tcW w:w="1337" w:type="dxa"/>
+            <w:tcBorders>
+              <w:top w:val="nil" w:color="000000"/>
+              <w:left w:val="nil" w:color="000000"/>
+              <w:bottom w:val="nil" w:color="000000"/>
+              <w:right w:val="nil" w:color="000000"/>
+            </w:tcBorders>
+            <w:vAlign w:val="bottom"/>
+          </w:tcPr>
+          <w:p>
+            <w:pPr>
+              <w:spacing w:after="0"/>
+              <w:jc w:val="center"/>
+            </w:pPr>
+            <w:r>
+              <w:t xml:space="preserve">[0.00,0.70]</w:t>
             </w:r>
           </w:p>
         </w:tc>
@@ -3211,28 +3211,28 @@
               <w:jc w:val="center"/>
             </w:pPr>
             <w:r>
-              <w:t xml:space="preserve">0.13</w:t>
-            </w:r>
-          </w:p>
-        </w:tc>
-        <w:tc>
-          <w:tcPr>
-            <w:tcW w:w="1337" w:type="dxa"/>
-            <w:tcBorders>
-              <w:top w:val="nil" w:color="000000"/>
-              <w:left w:val="nil" w:color="000000"/>
-              <w:bottom w:val="nil" w:color="000000"/>
-              <w:right w:val="nil" w:color="000000"/>
-            </w:tcBorders>
-            <w:vAlign w:val="bottom"/>
-          </w:tcPr>
-          <w:p>
-            <w:pPr>
-              <w:spacing w:after="0"/>
-              <w:jc w:val="center"/>
-            </w:pPr>
-            <w:r>
-              <w:t xml:space="preserve">0.13</w:t>
+              <w:t xml:space="preserve">0.14</w:t>
+            </w:r>
+          </w:p>
+        </w:tc>
+        <w:tc>
+          <w:tcPr>
+            <w:tcW w:w="1337" w:type="dxa"/>
+            <w:tcBorders>
+              <w:top w:val="nil" w:color="000000"/>
+              <w:left w:val="nil" w:color="000000"/>
+              <w:bottom w:val="nil" w:color="000000"/>
+              <w:right w:val="nil" w:color="000000"/>
+            </w:tcBorders>
+            <w:vAlign w:val="bottom"/>
+          </w:tcPr>
+          <w:p>
+            <w:pPr>
+              <w:spacing w:after="0"/>
+              <w:jc w:val="center"/>
+            </w:pPr>
+            <w:r>
+              <w:t xml:space="preserve">0.15</w:t>
             </w:r>
           </w:p>
         </w:tc>
@@ -3350,28 +3350,28 @@
               <w:jc w:val="center"/>
             </w:pPr>
             <w:r>
-              <w:t xml:space="preserve">[-0.05,0.31]</w:t>
-            </w:r>
-          </w:p>
-        </w:tc>
-        <w:tc>
-          <w:tcPr>
-            <w:tcW w:w="1337" w:type="dxa"/>
-            <w:tcBorders>
-              <w:top w:val="nil" w:color="000000"/>
-              <w:left w:val="nil" w:color="000000"/>
-              <w:bottom w:val="nil" w:color="000000"/>
-              <w:right w:val="nil" w:color="000000"/>
-            </w:tcBorders>
-            <w:vAlign w:val="bottom"/>
-          </w:tcPr>
-          <w:p>
-            <w:pPr>
-              <w:spacing w:after="0"/>
-              <w:jc w:val="center"/>
-            </w:pPr>
-            <w:r>
-              <w:t xml:space="preserve">[-0.05,0.31]</w:t>
+              <w:t xml:space="preserve">[-0.04,0.32]</w:t>
+            </w:r>
+          </w:p>
+        </w:tc>
+        <w:tc>
+          <w:tcPr>
+            <w:tcW w:w="1337" w:type="dxa"/>
+            <w:tcBorders>
+              <w:top w:val="nil" w:color="000000"/>
+              <w:left w:val="nil" w:color="000000"/>
+              <w:bottom w:val="nil" w:color="000000"/>
+              <w:right w:val="nil" w:color="000000"/>
+            </w:tcBorders>
+            <w:vAlign w:val="bottom"/>
+          </w:tcPr>
+          <w:p>
+            <w:pPr>
+              <w:spacing w:after="0"/>
+              <w:jc w:val="center"/>
+            </w:pPr>
+            <w:r>
+              <w:t xml:space="preserve">[-0.03,0.33]</w:t>
             </w:r>
           </w:p>
         </w:tc>
@@ -3494,28 +3494,28 @@
               <w:jc w:val="center"/>
             </w:pPr>
             <w:r>
-              <w:t xml:space="preserve">-0.05</w:t>
-            </w:r>
-          </w:p>
-        </w:tc>
-        <w:tc>
-          <w:tcPr>
-            <w:tcW w:w="1337" w:type="dxa"/>
-            <w:tcBorders>
-              <w:top w:val="nil" w:color="000000"/>
-              <w:left w:val="nil" w:color="000000"/>
-              <w:bottom w:val="nil" w:color="000000"/>
-              <w:right w:val="nil" w:color="000000"/>
-            </w:tcBorders>
-            <w:vAlign w:val="bottom"/>
-          </w:tcPr>
-          <w:p>
-            <w:pPr>
-              <w:spacing w:after="0"/>
-              <w:jc w:val="center"/>
-            </w:pPr>
-            <w:r>
-              <w:t xml:space="preserve">-0.05</w:t>
+              <w:t xml:space="preserve">-0.02</w:t>
+            </w:r>
+          </w:p>
+        </w:tc>
+        <w:tc>
+          <w:tcPr>
+            <w:tcW w:w="1337" w:type="dxa"/>
+            <w:tcBorders>
+              <w:top w:val="nil" w:color="000000"/>
+              <w:left w:val="nil" w:color="000000"/>
+              <w:bottom w:val="nil" w:color="000000"/>
+              <w:right w:val="nil" w:color="000000"/>
+            </w:tcBorders>
+            <w:vAlign w:val="bottom"/>
+          </w:tcPr>
+          <w:p>
+            <w:pPr>
+              <w:spacing w:after="0"/>
+              <w:jc w:val="center"/>
+            </w:pPr>
+            <w:r>
+              <w:t xml:space="preserve">-0.02</w:t>
             </w:r>
           </w:p>
         </w:tc>
@@ -3612,49 +3612,49 @@
               <w:jc w:val="center"/>
             </w:pPr>
             <w:r>
-              <w:t xml:space="preserve">[-0.08,0.10]</w:t>
-            </w:r>
-          </w:p>
-        </w:tc>
-        <w:tc>
-          <w:tcPr>
-            <w:tcW w:w="1337" w:type="dxa"/>
-            <w:tcBorders>
-              <w:top w:val="nil" w:color="000000"/>
-              <w:left w:val="nil" w:color="000000"/>
-              <w:bottom w:val="nil" w:color="000000"/>
-              <w:right w:val="nil" w:color="000000"/>
-            </w:tcBorders>
-            <w:vAlign w:val="bottom"/>
-          </w:tcPr>
-          <w:p>
-            <w:pPr>
-              <w:spacing w:after="0"/>
-              <w:jc w:val="center"/>
-            </w:pPr>
-            <w:r>
-              <w:t xml:space="preserve">[-0.14,0.04]</w:t>
-            </w:r>
-          </w:p>
-        </w:tc>
-        <w:tc>
-          <w:tcPr>
-            <w:tcW w:w="1337" w:type="dxa"/>
-            <w:tcBorders>
-              <w:top w:val="nil" w:color="000000"/>
-              <w:left w:val="nil" w:color="000000"/>
-              <w:bottom w:val="nil" w:color="000000"/>
-              <w:right w:val="nil" w:color="000000"/>
-            </w:tcBorders>
-            <w:vAlign w:val="bottom"/>
-          </w:tcPr>
-          <w:p>
-            <w:pPr>
-              <w:spacing w:after="0"/>
-              <w:jc w:val="center"/>
-            </w:pPr>
-            <w:r>
-              <w:t xml:space="preserve">[-0.14,0.04]</w:t>
+              <w:t xml:space="preserve">[-0.07,0.10]</w:t>
+            </w:r>
+          </w:p>
+        </w:tc>
+        <w:tc>
+          <w:tcPr>
+            <w:tcW w:w="1337" w:type="dxa"/>
+            <w:tcBorders>
+              <w:top w:val="nil" w:color="000000"/>
+              <w:left w:val="nil" w:color="000000"/>
+              <w:bottom w:val="nil" w:color="000000"/>
+              <w:right w:val="nil" w:color="000000"/>
+            </w:tcBorders>
+            <w:vAlign w:val="bottom"/>
+          </w:tcPr>
+          <w:p>
+            <w:pPr>
+              <w:spacing w:after="0"/>
+              <w:jc w:val="center"/>
+            </w:pPr>
+            <w:r>
+              <w:t xml:space="preserve">[-0.11,0.06]</w:t>
+            </w:r>
+          </w:p>
+        </w:tc>
+        <w:tc>
+          <w:tcPr>
+            <w:tcW w:w="1337" w:type="dxa"/>
+            <w:tcBorders>
+              <w:top w:val="nil" w:color="000000"/>
+              <w:left w:val="nil" w:color="000000"/>
+              <w:bottom w:val="nil" w:color="000000"/>
+              <w:right w:val="nil" w:color="000000"/>
+            </w:tcBorders>
+            <w:vAlign w:val="bottom"/>
+          </w:tcPr>
+          <w:p>
+            <w:pPr>
+              <w:spacing w:after="0"/>
+              <w:jc w:val="center"/>
+            </w:pPr>
+            <w:r>
+              <w:t xml:space="preserve">[-0.11,0.07]</w:t>
             </w:r>
           </w:p>
         </w:tc>
@@ -3777,7 +3777,7 @@
               <w:jc w:val="center"/>
             </w:pPr>
             <w:r>
-              <w:t xml:space="preserve">-0.08</w:t>
+              <w:t xml:space="preserve">-0.08*</w:t>
             </w:r>
           </w:p>
         </w:tc>
@@ -3916,28 +3916,28 @@
               <w:jc w:val="center"/>
             </w:pPr>
             <w:r>
-              <w:t xml:space="preserve">[-0.16,0.01]</w:t>
-            </w:r>
-          </w:p>
-        </w:tc>
-        <w:tc>
-          <w:tcPr>
-            <w:tcW w:w="1337" w:type="dxa"/>
-            <w:tcBorders>
-              <w:top w:val="nil" w:color="000000"/>
-              <w:left w:val="nil" w:color="000000"/>
-              <w:bottom w:val="nil" w:color="000000"/>
-              <w:right w:val="nil" w:color="000000"/>
-            </w:tcBorders>
-            <w:vAlign w:val="bottom"/>
-          </w:tcPr>
-          <w:p>
-            <w:pPr>
-              <w:spacing w:after="0"/>
-              <w:jc w:val="center"/>
-            </w:pPr>
-            <w:r>
-              <w:t xml:space="preserve">[-0.18,0.01]</w:t>
+              <w:t xml:space="preserve">[-0.17,0.01]</w:t>
+            </w:r>
+          </w:p>
+        </w:tc>
+        <w:tc>
+          <w:tcPr>
+            <w:tcW w:w="1337" w:type="dxa"/>
+            <w:tcBorders>
+              <w:top w:val="nil" w:color="000000"/>
+              <w:left w:val="nil" w:color="000000"/>
+              <w:bottom w:val="nil" w:color="000000"/>
+              <w:right w:val="nil" w:color="000000"/>
+            </w:tcBorders>
+            <w:vAlign w:val="bottom"/>
+          </w:tcPr>
+          <w:p>
+            <w:pPr>
+              <w:spacing w:after="0"/>
+              <w:jc w:val="center"/>
+            </w:pPr>
+            <w:r>
+              <w:t xml:space="preserve">[-0.18,0.00]</w:t>
             </w:r>
           </w:p>
         </w:tc>
@@ -4050,28 +4050,28 @@
               <w:jc w:val="center"/>
             </w:pPr>
             <w:r>
-              <w:t xml:space="preserve">-0.39***</w:t>
-            </w:r>
-          </w:p>
-        </w:tc>
-        <w:tc>
-          <w:tcPr>
-            <w:tcW w:w="1337" w:type="dxa"/>
-            <w:tcBorders>
-              <w:top w:val="nil" w:color="000000"/>
-              <w:left w:val="nil" w:color="000000"/>
-              <w:bottom w:val="nil" w:color="000000"/>
-              <w:right w:val="nil" w:color="000000"/>
-            </w:tcBorders>
-            <w:vAlign w:val="bottom"/>
-          </w:tcPr>
-          <w:p>
-            <w:pPr>
-              <w:spacing w:after="0"/>
-              <w:jc w:val="center"/>
-            </w:pPr>
-            <w:r>
-              <w:t xml:space="preserve">-0.40***</w:t>
+              <w:t xml:space="preserve">-0.45***</w:t>
+            </w:r>
+          </w:p>
+        </w:tc>
+        <w:tc>
+          <w:tcPr>
+            <w:tcW w:w="1337" w:type="dxa"/>
+            <w:tcBorders>
+              <w:top w:val="nil" w:color="000000"/>
+              <w:left w:val="nil" w:color="000000"/>
+              <w:bottom w:val="nil" w:color="000000"/>
+              <w:right w:val="nil" w:color="000000"/>
+            </w:tcBorders>
+            <w:vAlign w:val="bottom"/>
+          </w:tcPr>
+          <w:p>
+            <w:pPr>
+              <w:spacing w:after="0"/>
+              <w:jc w:val="center"/>
+            </w:pPr>
+            <w:r>
+              <w:t xml:space="preserve">-0.46***</w:t>
             </w:r>
           </w:p>
         </w:tc>
@@ -4179,28 +4179,28 @@
               <w:jc w:val="center"/>
             </w:pPr>
             <w:r>
-              <w:t xml:space="preserve">[-0.65,-0.12]</w:t>
-            </w:r>
-          </w:p>
-        </w:tc>
-        <w:tc>
-          <w:tcPr>
-            <w:tcW w:w="1337" w:type="dxa"/>
-            <w:tcBorders>
-              <w:top w:val="nil" w:color="000000"/>
-              <w:left w:val="nil" w:color="000000"/>
-              <w:bottom w:val="nil" w:color="000000"/>
-              <w:right w:val="nil" w:color="000000"/>
-            </w:tcBorders>
-            <w:vAlign w:val="bottom"/>
-          </w:tcPr>
-          <w:p>
-            <w:pPr>
-              <w:spacing w:after="0"/>
-              <w:jc w:val="center"/>
-            </w:pPr>
-            <w:r>
-              <w:t xml:space="preserve">[-0.67,-0.14]</w:t>
+              <w:t xml:space="preserve">[-0.73,-0.16]</w:t>
+            </w:r>
+          </w:p>
+        </w:tc>
+        <w:tc>
+          <w:tcPr>
+            <w:tcW w:w="1337" w:type="dxa"/>
+            <w:tcBorders>
+              <w:top w:val="nil" w:color="000000"/>
+              <w:left w:val="nil" w:color="000000"/>
+              <w:bottom w:val="nil" w:color="000000"/>
+              <w:right w:val="nil" w:color="000000"/>
+            </w:tcBorders>
+            <w:vAlign w:val="bottom"/>
+          </w:tcPr>
+          <w:p>
+            <w:pPr>
+              <w:spacing w:after="0"/>
+              <w:jc w:val="center"/>
+            </w:pPr>
+            <w:r>
+              <w:t xml:space="preserve">[-0.75,-0.18]</w:t>
             </w:r>
           </w:p>
         </w:tc>
@@ -4223,7 +4223,7 @@
               <w:jc w:val="left"/>
             </w:pPr>
             <w:r>
-              <w:t xml:space="preserve">Tonnage standardized on British measured tons, 1773-1835</w:t>
+              <w:t xml:space="preserve">Tonnage standardized on British measured tons, 1773-1835 (ln)</w:t>
             </w:r>
           </w:p>
         </w:tc>
@@ -4292,49 +4292,49 @@
               <w:jc w:val="center"/>
             </w:pPr>
             <w:r>
-              <w:t xml:space="preserve">-0.0003</w:t>
-            </w:r>
-          </w:p>
-        </w:tc>
-        <w:tc>
-          <w:tcPr>
-            <w:tcW w:w="1337" w:type="dxa"/>
-            <w:tcBorders>
-              <w:top w:val="nil" w:color="000000"/>
-              <w:left w:val="nil" w:color="000000"/>
-              <w:bottom w:val="nil" w:color="000000"/>
-              <w:right w:val="nil" w:color="000000"/>
-            </w:tcBorders>
-            <w:vAlign w:val="bottom"/>
-          </w:tcPr>
-          <w:p>
-            <w:pPr>
-              <w:spacing w:after="0"/>
-              <w:jc w:val="center"/>
-            </w:pPr>
-            <w:r>
-              <w:t xml:space="preserve">0.0012**</w:t>
-            </w:r>
-          </w:p>
-        </w:tc>
-        <w:tc>
-          <w:tcPr>
-            <w:tcW w:w="1337" w:type="dxa"/>
-            <w:tcBorders>
-              <w:top w:val="nil" w:color="000000"/>
-              <w:left w:val="nil" w:color="000000"/>
-              <w:bottom w:val="nil" w:color="000000"/>
-              <w:right w:val="nil" w:color="000000"/>
-            </w:tcBorders>
-            <w:vAlign w:val="bottom"/>
-          </w:tcPr>
-          <w:p>
-            <w:pPr>
-              <w:spacing w:after="0"/>
-              <w:jc w:val="center"/>
-            </w:pPr>
-            <w:r>
-              <w:t xml:space="preserve">0.0012**</w:t>
+              <w:t xml:space="preserve">-0.0281</w:t>
+            </w:r>
+          </w:p>
+        </w:tc>
+        <w:tc>
+          <w:tcPr>
+            <w:tcW w:w="1337" w:type="dxa"/>
+            <w:tcBorders>
+              <w:top w:val="nil" w:color="000000"/>
+              <w:left w:val="nil" w:color="000000"/>
+              <w:bottom w:val="nil" w:color="000000"/>
+              <w:right w:val="nil" w:color="000000"/>
+            </w:tcBorders>
+            <w:vAlign w:val="bottom"/>
+          </w:tcPr>
+          <w:p>
+            <w:pPr>
+              <w:spacing w:after="0"/>
+              <w:jc w:val="center"/>
+            </w:pPr>
+            <w:r>
+              <w:t xml:space="preserve">0.3411***</w:t>
+            </w:r>
+          </w:p>
+        </w:tc>
+        <w:tc>
+          <w:tcPr>
+            <w:tcW w:w="1337" w:type="dxa"/>
+            <w:tcBorders>
+              <w:top w:val="nil" w:color="000000"/>
+              <w:left w:val="nil" w:color="000000"/>
+              <w:bottom w:val="nil" w:color="000000"/>
+              <w:right w:val="nil" w:color="000000"/>
+            </w:tcBorders>
+            <w:vAlign w:val="bottom"/>
+          </w:tcPr>
+          <w:p>
+            <w:pPr>
+              <w:spacing w:after="0"/>
+              <w:jc w:val="center"/>
+            </w:pPr>
+            <w:r>
+              <w:t xml:space="preserve">0.3505***</w:t>
             </w:r>
           </w:p>
         </w:tc>
@@ -4421,49 +4421,49 @@
               <w:jc w:val="center"/>
             </w:pPr>
             <w:r>
-              <w:t xml:space="preserve">[-0.00,0.00]</w:t>
-            </w:r>
-          </w:p>
-        </w:tc>
-        <w:tc>
-          <w:tcPr>
-            <w:tcW w:w="1337" w:type="dxa"/>
-            <w:tcBorders>
-              <w:top w:val="nil" w:color="000000"/>
-              <w:left w:val="nil" w:color="000000"/>
-              <w:bottom w:val="nil" w:color="000000"/>
-              <w:right w:val="nil" w:color="000000"/>
-            </w:tcBorders>
-            <w:vAlign w:val="bottom"/>
-          </w:tcPr>
-          <w:p>
-            <w:pPr>
-              <w:spacing w:after="0"/>
-              <w:jc w:val="center"/>
-            </w:pPr>
-            <w:r>
-              <w:t xml:space="preserve">[0.00,0.00]</w:t>
-            </w:r>
-          </w:p>
-        </w:tc>
-        <w:tc>
-          <w:tcPr>
-            <w:tcW w:w="1337" w:type="dxa"/>
-            <w:tcBorders>
-              <w:top w:val="nil" w:color="000000"/>
-              <w:left w:val="nil" w:color="000000"/>
-              <w:bottom w:val="nil" w:color="000000"/>
-              <w:right w:val="nil" w:color="000000"/>
-            </w:tcBorders>
-            <w:vAlign w:val="bottom"/>
-          </w:tcPr>
-          <w:p>
-            <w:pPr>
-              <w:spacing w:after="0"/>
-              <w:jc w:val="center"/>
-            </w:pPr>
-            <w:r>
-              <w:t xml:space="preserve">[0.00,0.00]</w:t>
+              <w:t xml:space="preserve">[-0.19,0.13]</w:t>
+            </w:r>
+          </w:p>
+        </w:tc>
+        <w:tc>
+          <w:tcPr>
+            <w:tcW w:w="1337" w:type="dxa"/>
+            <w:tcBorders>
+              <w:top w:val="nil" w:color="000000"/>
+              <w:left w:val="nil" w:color="000000"/>
+              <w:bottom w:val="nil" w:color="000000"/>
+              <w:right w:val="nil" w:color="000000"/>
+            </w:tcBorders>
+            <w:vAlign w:val="bottom"/>
+          </w:tcPr>
+          <w:p>
+            <w:pPr>
+              <w:spacing w:after="0"/>
+              <w:jc w:val="center"/>
+            </w:pPr>
+            <w:r>
+              <w:t xml:space="preserve">[0.09,0.59]</w:t>
+            </w:r>
+          </w:p>
+        </w:tc>
+        <w:tc>
+          <w:tcPr>
+            <w:tcW w:w="1337" w:type="dxa"/>
+            <w:tcBorders>
+              <w:top w:val="nil" w:color="000000"/>
+              <w:left w:val="nil" w:color="000000"/>
+              <w:bottom w:val="nil" w:color="000000"/>
+              <w:right w:val="nil" w:color="000000"/>
+            </w:tcBorders>
+            <w:vAlign w:val="bottom"/>
+          </w:tcPr>
+          <w:p>
+            <w:pPr>
+              <w:spacing w:after="0"/>
+              <w:jc w:val="center"/>
+            </w:pPr>
+            <w:r>
+              <w:t xml:space="preserve">[0.10,0.60]</w:t>
             </w:r>
           </w:p>
         </w:tc>
@@ -4587,7 +4587,7 @@
               <w:jc w:val="center"/>
             </w:pPr>
             <w:r>
-              <w:t xml:space="preserve">-0.04</w:t>
+              <w:t xml:space="preserve">-0.05</w:t>
             </w:r>
           </w:p>
         </w:tc>
@@ -4706,7 +4706,7 @@
               <w:jc w:val="center"/>
             </w:pPr>
             <w:r>
-              <w:t xml:space="preserve">[-0.16,0.07]</w:t>
+              <w:t xml:space="preserve">[-0.16,0.06]</w:t>
             </w:r>
           </w:p>
         </w:tc>
@@ -4949,7 +4949,7 @@
               <w:jc w:val="center"/>
             </w:pPr>
             <w:r>
-              <w:t xml:space="preserve">[-0.13,0.08]</w:t>
+              <w:t xml:space="preserve">[-0.12,0.08]</w:t>
             </w:r>
           </w:p>
         </w:tc>
@@ -5073,7 +5073,7 @@
               <w:jc w:val="center"/>
             </w:pPr>
             <w:r>
-              <w:t xml:space="preserve">0.41***</w:t>
+              <w:t xml:space="preserve">0.43***</w:t>
             </w:r>
           </w:p>
         </w:tc>
@@ -5192,7 +5192,7 @@
               <w:jc w:val="center"/>
             </w:pPr>
             <w:r>
-              <w:t xml:space="preserve">[0.11,0.72]</w:t>
+              <w:t xml:space="preserve">[0.13,0.73]</w:t>
             </w:r>
           </w:p>
         </w:tc>
@@ -5299,49 +5299,49 @@
               <w:jc w:val="center"/>
             </w:pPr>
             <w:r>
-              <w:t xml:space="preserve">0.15*</w:t>
-            </w:r>
-          </w:p>
-        </w:tc>
-        <w:tc>
-          <w:tcPr>
-            <w:tcW w:w="1337" w:type="dxa"/>
-            <w:tcBorders>
-              <w:top w:val="nil" w:color="000000"/>
-              <w:left w:val="nil" w:color="000000"/>
-              <w:bottom w:val="nil" w:color="000000"/>
-              <w:right w:val="nil" w:color="000000"/>
-            </w:tcBorders>
-            <w:vAlign w:val="bottom"/>
-          </w:tcPr>
-          <w:p>
-            <w:pPr>
-              <w:spacing w:after="0"/>
-              <w:jc w:val="center"/>
-            </w:pPr>
-            <w:r>
-              <w:t xml:space="preserve">2.29***</w:t>
-            </w:r>
-          </w:p>
-        </w:tc>
-        <w:tc>
-          <w:tcPr>
-            <w:tcW w:w="1337" w:type="dxa"/>
-            <w:tcBorders>
-              <w:top w:val="nil" w:color="000000"/>
-              <w:left w:val="nil" w:color="000000"/>
-              <w:bottom w:val="nil" w:color="000000"/>
-              <w:right w:val="nil" w:color="000000"/>
-            </w:tcBorders>
-            <w:vAlign w:val="bottom"/>
-          </w:tcPr>
-          <w:p>
-            <w:pPr>
-              <w:spacing w:after="0"/>
-              <w:jc w:val="center"/>
-            </w:pPr>
-            <w:r>
-              <w:t xml:space="preserve">2.03***</w:t>
+              <w:t xml:space="preserve">0.24</w:t>
+            </w:r>
+          </w:p>
+        </w:tc>
+        <w:tc>
+          <w:tcPr>
+            <w:tcW w:w="1337" w:type="dxa"/>
+            <w:tcBorders>
+              <w:top w:val="nil" w:color="000000"/>
+              <w:left w:val="nil" w:color="000000"/>
+              <w:bottom w:val="nil" w:color="000000"/>
+              <w:right w:val="nil" w:color="000000"/>
+            </w:tcBorders>
+            <w:vAlign w:val="bottom"/>
+          </w:tcPr>
+          <w:p>
+            <w:pPr>
+              <w:spacing w:after="0"/>
+              <w:jc w:val="center"/>
+            </w:pPr>
+            <w:r>
+              <w:t xml:space="preserve">1.10**</w:t>
+            </w:r>
+          </w:p>
+        </w:tc>
+        <w:tc>
+          <w:tcPr>
+            <w:tcW w:w="1337" w:type="dxa"/>
+            <w:tcBorders>
+              <w:top w:val="nil" w:color="000000"/>
+              <w:left w:val="nil" w:color="000000"/>
+              <w:bottom w:val="nil" w:color="000000"/>
+              <w:right w:val="nil" w:color="000000"/>
+            </w:tcBorders>
+            <w:vAlign w:val="bottom"/>
+          </w:tcPr>
+          <w:p>
+            <w:pPr>
+              <w:spacing w:after="0"/>
+              <w:jc w:val="center"/>
+            </w:pPr>
+            <w:r>
+              <w:t xml:space="preserve">0.82</w:t>
             </w:r>
           </w:p>
         </w:tc>
@@ -5443,49 +5443,49 @@
               <w:jc w:val="center"/>
             </w:pPr>
             <w:r>
-              <w:t xml:space="preserve">[-0.00,0.29]</w:t>
-            </w:r>
-          </w:p>
-        </w:tc>
-        <w:tc>
-          <w:tcPr>
-            <w:tcW w:w="1337" w:type="dxa"/>
-            <w:tcBorders>
-              <w:top w:val="nil" w:color="000000"/>
-              <w:left w:val="nil" w:color="000000"/>
-              <w:bottom w:val="nil" w:color="000000"/>
-              <w:right w:val="nil" w:color="000000"/>
-            </w:tcBorders>
-            <w:vAlign w:val="bottom"/>
-          </w:tcPr>
-          <w:p>
-            <w:pPr>
-              <w:spacing w:after="0"/>
-              <w:jc w:val="center"/>
-            </w:pPr>
-            <w:r>
-              <w:t xml:space="preserve">[0.78,3.80]</w:t>
-            </w:r>
-          </w:p>
-        </w:tc>
-        <w:tc>
-          <w:tcPr>
-            <w:tcW w:w="1337" w:type="dxa"/>
-            <w:tcBorders>
-              <w:top w:val="nil" w:color="000000"/>
-              <w:left w:val="nil" w:color="000000"/>
-              <w:bottom w:val="nil" w:color="000000"/>
-              <w:right w:val="nil" w:color="000000"/>
-            </w:tcBorders>
-            <w:vAlign w:val="bottom"/>
-          </w:tcPr>
-          <w:p>
-            <w:pPr>
-              <w:spacing w:after="0"/>
-              <w:jc w:val="center"/>
-            </w:pPr>
-            <w:r>
-              <w:t xml:space="preserve">[0.57,3.50]</w:t>
+              <w:t xml:space="preserve">[-0.60,1.07]</w:t>
+            </w:r>
+          </w:p>
+        </w:tc>
+        <w:tc>
+          <w:tcPr>
+            <w:tcW w:w="1337" w:type="dxa"/>
+            <w:tcBorders>
+              <w:top w:val="nil" w:color="000000"/>
+              <w:left w:val="nil" w:color="000000"/>
+              <w:bottom w:val="nil" w:color="000000"/>
+              <w:right w:val="nil" w:color="000000"/>
+            </w:tcBorders>
+            <w:vAlign w:val="bottom"/>
+          </w:tcPr>
+          <w:p>
+            <w:pPr>
+              <w:spacing w:after="0"/>
+              <w:jc w:val="center"/>
+            </w:pPr>
+            <w:r>
+              <w:t xml:space="preserve">[0.09,2.12]</w:t>
+            </w:r>
+          </w:p>
+        </w:tc>
+        <w:tc>
+          <w:tcPr>
+            <w:tcW w:w="1337" w:type="dxa"/>
+            <w:tcBorders>
+              <w:top w:val="nil" w:color="000000"/>
+              <w:left w:val="nil" w:color="000000"/>
+              <w:bottom w:val="nil" w:color="000000"/>
+              <w:right w:val="nil" w:color="000000"/>
+            </w:tcBorders>
+            <w:vAlign w:val="bottom"/>
+          </w:tcPr>
+          <w:p>
+            <w:pPr>
+              <w:spacing w:after="0"/>
+              <w:jc w:val="center"/>
+            </w:pPr>
+            <w:r>
+              <w:t xml:space="preserve">[-0.21,1.84]</w:t>
             </w:r>
           </w:p>
         </w:tc>
@@ -5741,28 +5741,7 @@
               <w:jc w:val="center"/>
             </w:pPr>
             <w:r>
-              <w:t xml:space="preserve">0.06</w:t>
-            </w:r>
-          </w:p>
-        </w:tc>
-        <w:tc>
-          <w:tcPr>
-            <w:tcW w:w="1337" w:type="dxa"/>
-            <w:tcBorders>
-              <w:top w:val="nil" w:color="000000"/>
-              <w:left w:val="nil" w:color="000000"/>
-              <w:bottom w:val="nil" w:color="000000"/>
-              <w:right w:val="nil" w:color="000000"/>
-            </w:tcBorders>
-            <w:vAlign w:val="bottom"/>
-          </w:tcPr>
-          <w:p>
-            <w:pPr>
-              <w:spacing w:after="0"/>
-              <w:jc w:val="center"/>
-            </w:pPr>
-            <w:r>
-              <w:t xml:space="preserve">0.17</w:t>
+              <w:t xml:space="preserve">0.05</w:t>
             </w:r>
           </w:p>
         </w:tc>
@@ -5784,6 +5763,27 @@
             </w:pPr>
             <w:r>
               <w:t xml:space="preserve">0.19</w:t>
+            </w:r>
+          </w:p>
+        </w:tc>
+        <w:tc>
+          <w:tcPr>
+            <w:tcW w:w="1337" w:type="dxa"/>
+            <w:tcBorders>
+              <w:top w:val="nil" w:color="000000"/>
+              <w:left w:val="nil" w:color="000000"/>
+              <w:bottom w:val="nil" w:color="000000"/>
+              <w:right w:val="nil" w:color="000000"/>
+            </w:tcBorders>
+            <w:vAlign w:val="bottom"/>
+          </w:tcPr>
+          <w:p>
+            <w:pPr>
+              <w:spacing w:after="0"/>
+              <w:jc w:val="center"/>
+            </w:pPr>
+            <w:r>
+              <w:t xml:space="preserve">0.21</w:t>
             </w:r>
           </w:p>
         </w:tc>
@@ -5911,7 +5911,7 @@
               <w:jc w:val="center"/>
             </w:pPr>
             <w:r>
-              <w:t xml:space="preserve">0.13</w:t>
+              <w:t xml:space="preserve">0.15</w:t>
             </w:r>
           </w:p>
         </w:tc>
@@ -5932,7 +5932,7 @@
               <w:jc w:val="center"/>
             </w:pPr>
             <w:r>
-              <w:t xml:space="preserve">0.15</w:t>
+              <w:t xml:space="preserve">0.17</w:t>
             </w:r>
           </w:p>
         </w:tc>

--- a/output/regv2_Baseline.docx
+++ b/output/regv2_Baseline.docx
@@ -1,6 +1,6 @@
 
 <file path=word/document.xml><?xml version="1.0" encoding="utf-8"?>
-<w:document xmlns:w="http://schemas.openxmlformats.org/wordprocessingml/2006/main" xmlns:m="http://schemas.openxmlformats.org/officeDocument/2006/math" xmlns:w14="http://schemas.microsoft.com/office/word/2010/wordml" xmlns:r="http://schemas.openxmlformats.org/officeDocument/2006/relationships" xmlns:wp="http://schemas.openxmlformats.org/drawingml/2006/wordprocessingDrawing" xmlns:a="http://schemas.openxmlformats.org/drawingml/2006/main" xmlns:wp14="http://schemas.microsoft.com/office/word/2010/wordprocessingDrawing" xmlns:w15="http://schemas.microsoft.com/office/word/2012/wordml" xmlns:mc="http://schemas.openxmlformats.org/markup-compatibility/2006" xmlns:a14="http://schemas.microsoft.com/office/drawing/2010/main" xmlns:sl="http://schemas.openxmlformats.org/schemaLibrary/2006/main" xmlns:wne="http://schemas.microsoft.com/office/word/2006/wordml" xmlns:c="http://schemas.openxmlformats.org/drawingml/2006/chart" xmlns:cdr="http://schemas.openxmlformats.org/drawingml/2006/chartDrawing" xmlns:c14="http://schemas.microsoft.com/office/drawing/2007/8/2/chart" xmlns:dgm="http://schemas.openxmlformats.org/drawingml/2006/diagram" xmlns:pic="http://schemas.openxmlformats.org/drawingml/2006/picture" xmlns:xdr="http://schemas.openxmlformats.org/drawingml/2006/spreadsheetDrawing" xmlns:dsp="http://schemas.microsoft.com/office/drawing/2008/diagram" xmlns:xvml="urn:schemas-microsoft-com:office:excel" xmlns:o="urn:schemas-microsoft-com:office:office" xmlns:v="urn:schemas-microsoft-com:vml" xmlns:w10="urn:schemas-microsoft-com:office:word" xmlns:pvml="urn:schemas-microsoft-com:office:powerpoint" xmlns:cppr="http://schemas.microsoft.com/office/2006/coverPageProps" xmlns:odx="http://opendope.org/xpaths" xmlns:odc="http://opendope.org/conditions" xmlns:odq="http://opendope.org/questions" xmlns:oda="http://opendope.org/answers" xmlns:odi="http://opendope.org/components" xmlns:odgm="http://opendope.org/SmartArt/DataHierarchy" xmlns:b="http://schemas.openxmlformats.org/officeDocument/2006/bibliography" xmlns:msink="http://schemas.microsoft.com/ink/2010/main" xmlns:cdr14="http://schemas.microsoft.com/office/drawing/2010/chartDrawing" xmlns:c15="http://schemas.microsoft.com/office/drawing/2012/chart" xmlns:cs="http://schemas.microsoft.com/office/drawing/2012/chartStyle" xmlns:ns38="http://www.w3.org/1998/Math/MathML" xmlns:ns39="http://www.w3.org/2003/InkML" xmlns:a13cmd="http://schemas.microsoft.com/office/drawing/2013/main/command" xmlns:cx="http://schemas.microsoft.com/office/drawing/2014/chartex" xmlns:c16="http://schemas.microsoft.com/office/drawing/2014/chart" xmlns:dgm1611="http://schemas.microsoft.com/office/drawing/2016/11/diagram" xmlns:c173="http://schemas.microsoft.com/office/drawing/2017/03/chart" xmlns:am3d="http://schemas.microsoft.com/office/drawing/2017/model3d" xmlns:an18="http://schemas.microsoft.com/office/drawing/2018/animation" xmlns:anam3d="http://schemas.microsoft.com/office/drawing/2018/animation/model3d" xmlns:iact="http://schemas.microsoft.com/office/powerpoint/2014/inkAction" xmlns:thm15="http://schemas.microsoft.com/office/thememl/2012/main" xmlns:wps="http://schemas.microsoft.com/office/word/2010/wordprocessingShape" xmlns:wpc="http://schemas.microsoft.com/office/word/2010/wordprocessingCanvas" xmlns:wpg="http://schemas.microsoft.com/office/word/2010/wordprocessingGroup" xmlns:w16se="http://schemas.microsoft.com/office/word/2015/wordml/symex" xmlns:w16cid="http://schemas.microsoft.com/office/word/2016/wordml/cid" xmlns:wetp="http://schemas.microsoft.com/office/webextensions/taskpanes/2010/11" xmlns:we="http://schemas.microsoft.com/office/webextensions/webextension/2010/11" xmlns:comp="http://schemas.openxmlformats.org/drawingml/2006/compatibility" xmlns:lc="http://schemas.openxmlformats.org/drawingml/2006/lockedCanvas" xmlns:dgm14="http://schemas.microsoft.com/office/drawing/2010/diagram" xmlns:a15="http://schemas.microsoft.com/office/drawing/2012/main" xmlns:pic14="http://schemas.microsoft.com/office/drawing/2010/picture" xmlns:c16ac="http://schemas.microsoft.com/office/drawing/2014/chart/ac" xmlns:a16="http://schemas.microsoft.com/office/drawing/2014/main" xmlns:a1611="http://schemas.microsoft.com/office/drawing/2016/11/main" xmlns:dgm1612="http://schemas.microsoft.com/office/drawing/2016/12/diagram" xmlns:a16svg="http://schemas.microsoft.com/office/drawing/2016/SVG/main" xmlns:adec="http://schemas.microsoft.com/office/drawing/2017/decorative" xmlns:a18hc="http://schemas.microsoft.com/office/drawing/2018/hyperlinkcolor" xmlns:wp15="http://schemas.microsoft.com/office/word/2012/wordprocessingDrawing">
+<w:document xmlns:r="http://schemas.openxmlformats.org/officeDocument/2006/relationships" xmlns:w="http://schemas.openxmlformats.org/wordprocessingml/2006/main" xmlns:w14="http://schemas.microsoft.com/office/word/2010/wordml" xmlns:wp="http://schemas.openxmlformats.org/drawingml/2006/wordprocessingDrawing" xmlns:a="http://schemas.openxmlformats.org/drawingml/2006/main" xmlns:wp14="http://schemas.microsoft.com/office/word/2010/wordprocessingDrawing" xmlns:w15="http://schemas.microsoft.com/office/word/2012/wordml" xmlns:mc="http://schemas.openxmlformats.org/markup-compatibility/2006" xmlns:a14="http://schemas.microsoft.com/office/drawing/2010/main" xmlns:m="http://schemas.openxmlformats.org/officeDocument/2006/math" xmlns:sl="http://schemas.openxmlformats.org/schemaLibrary/2006/main" xmlns:wne="http://schemas.microsoft.com/office/word/2006/wordml" xmlns:c="http://schemas.openxmlformats.org/drawingml/2006/chart" xmlns:cdr="http://schemas.openxmlformats.org/drawingml/2006/chartDrawing" xmlns:c14="http://schemas.microsoft.com/office/drawing/2007/8/2/chart" xmlns:dgm="http://schemas.openxmlformats.org/drawingml/2006/diagram" xmlns:pic="http://schemas.openxmlformats.org/drawingml/2006/picture" xmlns:xdr="http://schemas.openxmlformats.org/drawingml/2006/spreadsheetDrawing" xmlns:dsp="http://schemas.microsoft.com/office/drawing/2008/diagram" xmlns:v="urn:schemas-microsoft-com:vml" xmlns:o="urn:schemas-microsoft-com:office:office" xmlns:xvml="urn:schemas-microsoft-com:office:excel" xmlns:w10="urn:schemas-microsoft-com:office:word" xmlns:pvml="urn:schemas-microsoft-com:office:powerpoint" xmlns:cppr="http://schemas.microsoft.com/office/2006/coverPageProps" xmlns:odx="http://opendope.org/xpaths" xmlns:odc="http://opendope.org/conditions" xmlns:odq="http://opendope.org/questions" xmlns:oda="http://opendope.org/answers" xmlns:odi="http://opendope.org/components" xmlns:odgm="http://opendope.org/SmartArt/DataHierarchy" xmlns:b="http://schemas.openxmlformats.org/officeDocument/2006/bibliography" xmlns:msink="http://schemas.microsoft.com/ink/2010/main" xmlns:cdr14="http://schemas.microsoft.com/office/drawing/2010/chartDrawing" xmlns:c15="http://schemas.microsoft.com/office/drawing/2012/chart" xmlns:cs="http://schemas.microsoft.com/office/drawing/2012/chartStyle" xmlns:ns38="http://www.w3.org/1998/Math/MathML" xmlns:ns39="http://www.w3.org/2003/InkML" xmlns:a13cmd="http://schemas.microsoft.com/office/drawing/2013/main/command" xmlns:cx="http://schemas.microsoft.com/office/drawing/2014/chartex" xmlns:c16="http://schemas.microsoft.com/office/drawing/2014/chart" xmlns:dgm1611="http://schemas.microsoft.com/office/drawing/2016/11/diagram" xmlns:c173="http://schemas.microsoft.com/office/drawing/2017/03/chart" xmlns:am3d="http://schemas.microsoft.com/office/drawing/2017/model3d" xmlns:an18="http://schemas.microsoft.com/office/drawing/2018/animation" xmlns:anam3d="http://schemas.microsoft.com/office/drawing/2018/animation/model3d" xmlns:iact="http://schemas.microsoft.com/office/powerpoint/2014/inkAction" xmlns:thm15="http://schemas.microsoft.com/office/thememl/2012/main" xmlns:wps="http://schemas.microsoft.com/office/word/2010/wordprocessingShape" xmlns:wpc="http://schemas.microsoft.com/office/word/2010/wordprocessingCanvas" xmlns:wpg="http://schemas.microsoft.com/office/word/2010/wordprocessingGroup" xmlns:w16se="http://schemas.microsoft.com/office/word/2015/wordml/symex" xmlns:w16cid="http://schemas.microsoft.com/office/word/2016/wordml/cid" xmlns:wetp="http://schemas.microsoft.com/office/webextensions/taskpanes/2010/11" xmlns:we="http://schemas.microsoft.com/office/webextensions/webextension/2010/11" xmlns:comp="http://schemas.openxmlformats.org/drawingml/2006/compatibility" xmlns:lc="http://schemas.openxmlformats.org/drawingml/2006/lockedCanvas" xmlns:dgm14="http://schemas.microsoft.com/office/drawing/2010/diagram" xmlns:a15="http://schemas.microsoft.com/office/drawing/2012/main" xmlns:pic14="http://schemas.microsoft.com/office/drawing/2010/picture" xmlns:c16ac="http://schemas.microsoft.com/office/drawing/2014/chart/ac" xmlns:a16="http://schemas.microsoft.com/office/drawing/2014/main" xmlns:a1611="http://schemas.microsoft.com/office/drawing/2016/11/main" xmlns:dgm1612="http://schemas.microsoft.com/office/drawing/2016/12/diagram" xmlns:a16svg="http://schemas.microsoft.com/office/drawing/2016/SVG/main" xmlns:adec="http://schemas.microsoft.com/office/drawing/2017/decorative" xmlns:a18hc="http://schemas.microsoft.com/office/drawing/2018/hyperlinkcolor" xmlns:wp15="http://schemas.microsoft.com/office/word/2012/wordprocessingDrawing">
   <w:body>
     <w:tbl>
       <w:tblPr>
@@ -5952,7 +5952,7 @@
 </file>
 
 <file path=word/styles.xml><?xml version="1.0" encoding="utf-8"?>
-<w:styles xmlns:w="http://schemas.openxmlformats.org/wordprocessingml/2006/main" xmlns:m="http://schemas.openxmlformats.org/officeDocument/2006/math" xmlns:w14="http://schemas.microsoft.com/office/word/2010/wordml" xmlns:r="http://schemas.openxmlformats.org/officeDocument/2006/relationships" xmlns:wp="http://schemas.openxmlformats.org/drawingml/2006/wordprocessingDrawing" xmlns:a="http://schemas.openxmlformats.org/drawingml/2006/main" xmlns:wp14="http://schemas.microsoft.com/office/word/2010/wordprocessingDrawing" xmlns:w15="http://schemas.microsoft.com/office/word/2012/wordml" xmlns:mc="http://schemas.openxmlformats.org/markup-compatibility/2006" xmlns:a14="http://schemas.microsoft.com/office/drawing/2010/main" xmlns:sl="http://schemas.openxmlformats.org/schemaLibrary/2006/main" xmlns:wne="http://schemas.microsoft.com/office/word/2006/wordml" xmlns:c="http://schemas.openxmlformats.org/drawingml/2006/chart" xmlns:cdr="http://schemas.openxmlformats.org/drawingml/2006/chartDrawing" xmlns:c14="http://schemas.microsoft.com/office/drawing/2007/8/2/chart" xmlns:dgm="http://schemas.openxmlformats.org/drawingml/2006/diagram" xmlns:pic="http://schemas.openxmlformats.org/drawingml/2006/picture" xmlns:xdr="http://schemas.openxmlformats.org/drawingml/2006/spreadsheetDrawing" xmlns:dsp="http://schemas.microsoft.com/office/drawing/2008/diagram" xmlns:xvml="urn:schemas-microsoft-com:office:excel" xmlns:o="urn:schemas-microsoft-com:office:office" xmlns:v="urn:schemas-microsoft-com:vml" xmlns:w10="urn:schemas-microsoft-com:office:word" xmlns:pvml="urn:schemas-microsoft-com:office:powerpoint" xmlns:cppr="http://schemas.microsoft.com/office/2006/coverPageProps" xmlns:odx="http://opendope.org/xpaths" xmlns:odc="http://opendope.org/conditions" xmlns:odq="http://opendope.org/questions" xmlns:oda="http://opendope.org/answers" xmlns:odi="http://opendope.org/components" xmlns:odgm="http://opendope.org/SmartArt/DataHierarchy" xmlns:b="http://schemas.openxmlformats.org/officeDocument/2006/bibliography" xmlns:msink="http://schemas.microsoft.com/ink/2010/main" xmlns:cdr14="http://schemas.microsoft.com/office/drawing/2010/chartDrawing" xmlns:c15="http://schemas.microsoft.com/office/drawing/2012/chart" xmlns:cs="http://schemas.microsoft.com/office/drawing/2012/chartStyle" xmlns:ns38="http://www.w3.org/1998/Math/MathML" xmlns:ns39="http://www.w3.org/2003/InkML" xmlns:a13cmd="http://schemas.microsoft.com/office/drawing/2013/main/command" xmlns:cx="http://schemas.microsoft.com/office/drawing/2014/chartex" xmlns:c16="http://schemas.microsoft.com/office/drawing/2014/chart" xmlns:dgm1611="http://schemas.microsoft.com/office/drawing/2016/11/diagram" xmlns:c173="http://schemas.microsoft.com/office/drawing/2017/03/chart" xmlns:am3d="http://schemas.microsoft.com/office/drawing/2017/model3d" xmlns:an18="http://schemas.microsoft.com/office/drawing/2018/animation" xmlns:anam3d="http://schemas.microsoft.com/office/drawing/2018/animation/model3d" xmlns:iact="http://schemas.microsoft.com/office/powerpoint/2014/inkAction" xmlns:thm15="http://schemas.microsoft.com/office/thememl/2012/main" xmlns:wps="http://schemas.microsoft.com/office/word/2010/wordprocessingShape" xmlns:wpc="http://schemas.microsoft.com/office/word/2010/wordprocessingCanvas" xmlns:wpg="http://schemas.microsoft.com/office/word/2010/wordprocessingGroup" xmlns:w16se="http://schemas.microsoft.com/office/word/2015/wordml/symex" xmlns:w16cid="http://schemas.microsoft.com/office/word/2016/wordml/cid" xmlns:wetp="http://schemas.microsoft.com/office/webextensions/taskpanes/2010/11" xmlns:we="http://schemas.microsoft.com/office/webextensions/webextension/2010/11" xmlns:comp="http://schemas.openxmlformats.org/drawingml/2006/compatibility" xmlns:lc="http://schemas.openxmlformats.org/drawingml/2006/lockedCanvas" xmlns:dgm14="http://schemas.microsoft.com/office/drawing/2010/diagram" xmlns:a15="http://schemas.microsoft.com/office/drawing/2012/main" xmlns:pic14="http://schemas.microsoft.com/office/drawing/2010/picture" xmlns:c16ac="http://schemas.microsoft.com/office/drawing/2014/chart/ac" xmlns:a16="http://schemas.microsoft.com/office/drawing/2014/main" xmlns:a1611="http://schemas.microsoft.com/office/drawing/2016/11/main" xmlns:dgm1612="http://schemas.microsoft.com/office/drawing/2016/12/diagram" xmlns:a16svg="http://schemas.microsoft.com/office/drawing/2016/SVG/main" xmlns:adec="http://schemas.microsoft.com/office/drawing/2017/decorative" xmlns:a18hc="http://schemas.microsoft.com/office/drawing/2018/hyperlinkcolor" xmlns:wp15="http://schemas.microsoft.com/office/word/2012/wordprocessingDrawing">
+<w:styles xmlns:r="http://schemas.openxmlformats.org/officeDocument/2006/relationships" xmlns:w="http://schemas.openxmlformats.org/wordprocessingml/2006/main" xmlns:w14="http://schemas.microsoft.com/office/word/2010/wordml" xmlns:wp="http://schemas.openxmlformats.org/drawingml/2006/wordprocessingDrawing" xmlns:a="http://schemas.openxmlformats.org/drawingml/2006/main" xmlns:wp14="http://schemas.microsoft.com/office/word/2010/wordprocessingDrawing" xmlns:w15="http://schemas.microsoft.com/office/word/2012/wordml" xmlns:mc="http://schemas.openxmlformats.org/markup-compatibility/2006" xmlns:a14="http://schemas.microsoft.com/office/drawing/2010/main" xmlns:m="http://schemas.openxmlformats.org/officeDocument/2006/math" xmlns:sl="http://schemas.openxmlformats.org/schemaLibrary/2006/main" xmlns:wne="http://schemas.microsoft.com/office/word/2006/wordml" xmlns:c="http://schemas.openxmlformats.org/drawingml/2006/chart" xmlns:cdr="http://schemas.openxmlformats.org/drawingml/2006/chartDrawing" xmlns:c14="http://schemas.microsoft.com/office/drawing/2007/8/2/chart" xmlns:dgm="http://schemas.openxmlformats.org/drawingml/2006/diagram" xmlns:pic="http://schemas.openxmlformats.org/drawingml/2006/picture" xmlns:xdr="http://schemas.openxmlformats.org/drawingml/2006/spreadsheetDrawing" xmlns:dsp="http://schemas.microsoft.com/office/drawing/2008/diagram" xmlns:v="urn:schemas-microsoft-com:vml" xmlns:o="urn:schemas-microsoft-com:office:office" xmlns:xvml="urn:schemas-microsoft-com:office:excel" xmlns:w10="urn:schemas-microsoft-com:office:word" xmlns:pvml="urn:schemas-microsoft-com:office:powerpoint" xmlns:cppr="http://schemas.microsoft.com/office/2006/coverPageProps" xmlns:odx="http://opendope.org/xpaths" xmlns:odc="http://opendope.org/conditions" xmlns:odq="http://opendope.org/questions" xmlns:oda="http://opendope.org/answers" xmlns:odi="http://opendope.org/components" xmlns:odgm="http://opendope.org/SmartArt/DataHierarchy" xmlns:b="http://schemas.openxmlformats.org/officeDocument/2006/bibliography" xmlns:msink="http://schemas.microsoft.com/ink/2010/main" xmlns:cdr14="http://schemas.microsoft.com/office/drawing/2010/chartDrawing" xmlns:c15="http://schemas.microsoft.com/office/drawing/2012/chart" xmlns:cs="http://schemas.microsoft.com/office/drawing/2012/chartStyle" xmlns:ns38="http://www.w3.org/1998/Math/MathML" xmlns:ns39="http://www.w3.org/2003/InkML" xmlns:a13cmd="http://schemas.microsoft.com/office/drawing/2013/main/command" xmlns:cx="http://schemas.microsoft.com/office/drawing/2014/chartex" xmlns:c16="http://schemas.microsoft.com/office/drawing/2014/chart" xmlns:dgm1611="http://schemas.microsoft.com/office/drawing/2016/11/diagram" xmlns:c173="http://schemas.microsoft.com/office/drawing/2017/03/chart" xmlns:am3d="http://schemas.microsoft.com/office/drawing/2017/model3d" xmlns:an18="http://schemas.microsoft.com/office/drawing/2018/animation" xmlns:anam3d="http://schemas.microsoft.com/office/drawing/2018/animation/model3d" xmlns:iact="http://schemas.microsoft.com/office/powerpoint/2014/inkAction" xmlns:thm15="http://schemas.microsoft.com/office/thememl/2012/main" xmlns:wps="http://schemas.microsoft.com/office/word/2010/wordprocessingShape" xmlns:wpc="http://schemas.microsoft.com/office/word/2010/wordprocessingCanvas" xmlns:wpg="http://schemas.microsoft.com/office/word/2010/wordprocessingGroup" xmlns:w16se="http://schemas.microsoft.com/office/word/2015/wordml/symex" xmlns:w16cid="http://schemas.microsoft.com/office/word/2016/wordml/cid" xmlns:wetp="http://schemas.microsoft.com/office/webextensions/taskpanes/2010/11" xmlns:we="http://schemas.microsoft.com/office/webextensions/webextension/2010/11" xmlns:comp="http://schemas.openxmlformats.org/drawingml/2006/compatibility" xmlns:lc="http://schemas.openxmlformats.org/drawingml/2006/lockedCanvas" xmlns:dgm14="http://schemas.microsoft.com/office/drawing/2010/diagram" xmlns:a15="http://schemas.microsoft.com/office/drawing/2012/main" xmlns:pic14="http://schemas.microsoft.com/office/drawing/2010/picture" xmlns:c16ac="http://schemas.microsoft.com/office/drawing/2014/chart/ac" xmlns:a16="http://schemas.microsoft.com/office/drawing/2014/main" xmlns:a1611="http://schemas.microsoft.com/office/drawing/2016/11/main" xmlns:dgm1612="http://schemas.microsoft.com/office/drawing/2016/12/diagram" xmlns:a16svg="http://schemas.microsoft.com/office/drawing/2016/SVG/main" xmlns:adec="http://schemas.microsoft.com/office/drawing/2017/decorative" xmlns:a18hc="http://schemas.microsoft.com/office/drawing/2018/hyperlinkcolor" xmlns:wp15="http://schemas.microsoft.com/office/word/2012/wordprocessingDrawing">
   <w:docDefaults>
     <w:rPrDefault>
       <w:rPr>

--- a/output/regv2_Baseline.docx
+++ b/output/regv2_Baseline.docx
@@ -1,6 +1,6 @@
 
 <file path=word/document.xml><?xml version="1.0" encoding="utf-8"?>
-<w:document xmlns:r="http://schemas.openxmlformats.org/officeDocument/2006/relationships" xmlns:w="http://schemas.openxmlformats.org/wordprocessingml/2006/main" xmlns:w14="http://schemas.microsoft.com/office/word/2010/wordml" xmlns:wp="http://schemas.openxmlformats.org/drawingml/2006/wordprocessingDrawing" xmlns:a="http://schemas.openxmlformats.org/drawingml/2006/main" xmlns:wp14="http://schemas.microsoft.com/office/word/2010/wordprocessingDrawing" xmlns:w15="http://schemas.microsoft.com/office/word/2012/wordml" xmlns:mc="http://schemas.openxmlformats.org/markup-compatibility/2006" xmlns:a14="http://schemas.microsoft.com/office/drawing/2010/main" xmlns:m="http://schemas.openxmlformats.org/officeDocument/2006/math" xmlns:sl="http://schemas.openxmlformats.org/schemaLibrary/2006/main" xmlns:wne="http://schemas.microsoft.com/office/word/2006/wordml" xmlns:c="http://schemas.openxmlformats.org/drawingml/2006/chart" xmlns:cdr="http://schemas.openxmlformats.org/drawingml/2006/chartDrawing" xmlns:c14="http://schemas.microsoft.com/office/drawing/2007/8/2/chart" xmlns:dgm="http://schemas.openxmlformats.org/drawingml/2006/diagram" xmlns:pic="http://schemas.openxmlformats.org/drawingml/2006/picture" xmlns:xdr="http://schemas.openxmlformats.org/drawingml/2006/spreadsheetDrawing" xmlns:dsp="http://schemas.microsoft.com/office/drawing/2008/diagram" xmlns:v="urn:schemas-microsoft-com:vml" xmlns:o="urn:schemas-microsoft-com:office:office" xmlns:xvml="urn:schemas-microsoft-com:office:excel" xmlns:w10="urn:schemas-microsoft-com:office:word" xmlns:pvml="urn:schemas-microsoft-com:office:powerpoint" xmlns:cppr="http://schemas.microsoft.com/office/2006/coverPageProps" xmlns:odx="http://opendope.org/xpaths" xmlns:odc="http://opendope.org/conditions" xmlns:odq="http://opendope.org/questions" xmlns:oda="http://opendope.org/answers" xmlns:odi="http://opendope.org/components" xmlns:odgm="http://opendope.org/SmartArt/DataHierarchy" xmlns:b="http://schemas.openxmlformats.org/officeDocument/2006/bibliography" xmlns:msink="http://schemas.microsoft.com/ink/2010/main" xmlns:cdr14="http://schemas.microsoft.com/office/drawing/2010/chartDrawing" xmlns:c15="http://schemas.microsoft.com/office/drawing/2012/chart" xmlns:cs="http://schemas.microsoft.com/office/drawing/2012/chartStyle" xmlns:ns38="http://www.w3.org/1998/Math/MathML" xmlns:ns39="http://www.w3.org/2003/InkML" xmlns:a13cmd="http://schemas.microsoft.com/office/drawing/2013/main/command" xmlns:cx="http://schemas.microsoft.com/office/drawing/2014/chartex" xmlns:c16="http://schemas.microsoft.com/office/drawing/2014/chart" xmlns:dgm1611="http://schemas.microsoft.com/office/drawing/2016/11/diagram" xmlns:c173="http://schemas.microsoft.com/office/drawing/2017/03/chart" xmlns:am3d="http://schemas.microsoft.com/office/drawing/2017/model3d" xmlns:an18="http://schemas.microsoft.com/office/drawing/2018/animation" xmlns:anam3d="http://schemas.microsoft.com/office/drawing/2018/animation/model3d" xmlns:iact="http://schemas.microsoft.com/office/powerpoint/2014/inkAction" xmlns:thm15="http://schemas.microsoft.com/office/thememl/2012/main" xmlns:wps="http://schemas.microsoft.com/office/word/2010/wordprocessingShape" xmlns:wpc="http://schemas.microsoft.com/office/word/2010/wordprocessingCanvas" xmlns:wpg="http://schemas.microsoft.com/office/word/2010/wordprocessingGroup" xmlns:w16se="http://schemas.microsoft.com/office/word/2015/wordml/symex" xmlns:w16cid="http://schemas.microsoft.com/office/word/2016/wordml/cid" xmlns:wetp="http://schemas.microsoft.com/office/webextensions/taskpanes/2010/11" xmlns:we="http://schemas.microsoft.com/office/webextensions/webextension/2010/11" xmlns:comp="http://schemas.openxmlformats.org/drawingml/2006/compatibility" xmlns:lc="http://schemas.openxmlformats.org/drawingml/2006/lockedCanvas" xmlns:dgm14="http://schemas.microsoft.com/office/drawing/2010/diagram" xmlns:a15="http://schemas.microsoft.com/office/drawing/2012/main" xmlns:pic14="http://schemas.microsoft.com/office/drawing/2010/picture" xmlns:c16ac="http://schemas.microsoft.com/office/drawing/2014/chart/ac" xmlns:a16="http://schemas.microsoft.com/office/drawing/2014/main" xmlns:a1611="http://schemas.microsoft.com/office/drawing/2016/11/main" xmlns:dgm1612="http://schemas.microsoft.com/office/drawing/2016/12/diagram" xmlns:a16svg="http://schemas.microsoft.com/office/drawing/2016/SVG/main" xmlns:adec="http://schemas.microsoft.com/office/drawing/2017/decorative" xmlns:a18hc="http://schemas.microsoft.com/office/drawing/2018/hyperlinkcolor" xmlns:wp15="http://schemas.microsoft.com/office/word/2012/wordprocessingDrawing">
+<w:document xmlns:w="http://schemas.openxmlformats.org/wordprocessingml/2006/main" xmlns:m="http://schemas.openxmlformats.org/officeDocument/2006/math" xmlns:w14="http://schemas.microsoft.com/office/word/2010/wordml" xmlns:r="http://schemas.openxmlformats.org/officeDocument/2006/relationships" xmlns:wp="http://schemas.openxmlformats.org/drawingml/2006/wordprocessingDrawing" xmlns:a="http://schemas.openxmlformats.org/drawingml/2006/main" xmlns:wp14="http://schemas.microsoft.com/office/word/2010/wordprocessingDrawing" xmlns:w15="http://schemas.microsoft.com/office/word/2012/wordml" xmlns:mc="http://schemas.openxmlformats.org/markup-compatibility/2006" xmlns:a14="http://schemas.microsoft.com/office/drawing/2010/main" xmlns:sl="http://schemas.openxmlformats.org/schemaLibrary/2006/main" xmlns:wne="http://schemas.microsoft.com/office/word/2006/wordml" xmlns:c="http://schemas.openxmlformats.org/drawingml/2006/chart" xmlns:cdr="http://schemas.openxmlformats.org/drawingml/2006/chartDrawing" xmlns:c14="http://schemas.microsoft.com/office/drawing/2007/8/2/chart" xmlns:dgm="http://schemas.openxmlformats.org/drawingml/2006/diagram" xmlns:pic="http://schemas.openxmlformats.org/drawingml/2006/picture" xmlns:xdr="http://schemas.openxmlformats.org/drawingml/2006/spreadsheetDrawing" xmlns:dsp="http://schemas.microsoft.com/office/drawing/2008/diagram" xmlns:xvml="urn:schemas-microsoft-com:office:excel" xmlns:o="urn:schemas-microsoft-com:office:office" xmlns:v="urn:schemas-microsoft-com:vml" xmlns:w10="urn:schemas-microsoft-com:office:word" xmlns:pvml="urn:schemas-microsoft-com:office:powerpoint" xmlns:cppr="http://schemas.microsoft.com/office/2006/coverPageProps" xmlns:odx="http://opendope.org/xpaths" xmlns:odc="http://opendope.org/conditions" xmlns:odq="http://opendope.org/questions" xmlns:oda="http://opendope.org/answers" xmlns:odi="http://opendope.org/components" xmlns:odgm="http://opendope.org/SmartArt/DataHierarchy" xmlns:b="http://schemas.openxmlformats.org/officeDocument/2006/bibliography" xmlns:msink="http://schemas.microsoft.com/ink/2010/main" xmlns:cdr14="http://schemas.microsoft.com/office/drawing/2010/chartDrawing" xmlns:c15="http://schemas.microsoft.com/office/drawing/2012/chart" xmlns:cs="http://schemas.microsoft.com/office/drawing/2012/chartStyle" xmlns:ns38="http://www.w3.org/1998/Math/MathML" xmlns:ns39="http://www.w3.org/2003/InkML" xmlns:a13cmd="http://schemas.microsoft.com/office/drawing/2013/main/command" xmlns:cx="http://schemas.microsoft.com/office/drawing/2014/chartex" xmlns:c16="http://schemas.microsoft.com/office/drawing/2014/chart" xmlns:dgm1611="http://schemas.microsoft.com/office/drawing/2016/11/diagram" xmlns:c173="http://schemas.microsoft.com/office/drawing/2017/03/chart" xmlns:am3d="http://schemas.microsoft.com/office/drawing/2017/model3d" xmlns:an18="http://schemas.microsoft.com/office/drawing/2018/animation" xmlns:anam3d="http://schemas.microsoft.com/office/drawing/2018/animation/model3d" xmlns:iact="http://schemas.microsoft.com/office/powerpoint/2014/inkAction" xmlns:thm15="http://schemas.microsoft.com/office/thememl/2012/main" xmlns:wps="http://schemas.microsoft.com/office/word/2010/wordprocessingShape" xmlns:wpc="http://schemas.microsoft.com/office/word/2010/wordprocessingCanvas" xmlns:wpg="http://schemas.microsoft.com/office/word/2010/wordprocessingGroup" xmlns:w16se="http://schemas.microsoft.com/office/word/2015/wordml/symex" xmlns:w16cid="http://schemas.microsoft.com/office/word/2016/wordml/cid" xmlns:wetp="http://schemas.microsoft.com/office/webextensions/taskpanes/2010/11" xmlns:we="http://schemas.microsoft.com/office/webextensions/webextension/2010/11" xmlns:comp="http://schemas.openxmlformats.org/drawingml/2006/compatibility" xmlns:lc="http://schemas.openxmlformats.org/drawingml/2006/lockedCanvas" xmlns:dgm14="http://schemas.microsoft.com/office/drawing/2010/diagram" xmlns:a15="http://schemas.microsoft.com/office/drawing/2012/main" xmlns:pic14="http://schemas.microsoft.com/office/drawing/2010/picture" xmlns:c16ac="http://schemas.microsoft.com/office/drawing/2014/chart/ac" xmlns:a16="http://schemas.microsoft.com/office/drawing/2014/main" xmlns:a1611="http://schemas.microsoft.com/office/drawing/2016/11/main" xmlns:dgm1612="http://schemas.microsoft.com/office/drawing/2016/12/diagram" xmlns:a16svg="http://schemas.microsoft.com/office/drawing/2016/SVG/main" xmlns:adec="http://schemas.microsoft.com/office/drawing/2017/decorative" xmlns:a18hc="http://schemas.microsoft.com/office/drawing/2018/hyperlinkcolor" xmlns:wp15="http://schemas.microsoft.com/office/word/2012/wordprocessingDrawing">
   <w:body>
     <w:tbl>
       <w:tblPr>
@@ -4486,7 +4486,7 @@
               <w:jc w:val="left"/>
             </w:pPr>
             <w:r>
-              <w:t xml:space="preserve">Not the first voyage of the outfitter</w:t>
+              <w:t xml:space="preserve">Not the first voyage of the outfitter (min)</w:t>
             </w:r>
           </w:p>
         </w:tc>
@@ -4729,7 +4729,7 @@
               <w:jc w:val="left"/>
             </w:pPr>
             <w:r>
-              <w:t xml:space="preserve">Not the first voyage of the captain</w:t>
+              <w:t xml:space="preserve">Not the first voyage of the captain (min)</w:t>
             </w:r>
           </w:p>
         </w:tc>
@@ -5952,7 +5952,7 @@
 </file>
 
 <file path=word/styles.xml><?xml version="1.0" encoding="utf-8"?>
-<w:styles xmlns:r="http://schemas.openxmlformats.org/officeDocument/2006/relationships" xmlns:w="http://schemas.openxmlformats.org/wordprocessingml/2006/main" xmlns:w14="http://schemas.microsoft.com/office/word/2010/wordml" xmlns:wp="http://schemas.openxmlformats.org/drawingml/2006/wordprocessingDrawing" xmlns:a="http://schemas.openxmlformats.org/drawingml/2006/main" xmlns:wp14="http://schemas.microsoft.com/office/word/2010/wordprocessingDrawing" xmlns:w15="http://schemas.microsoft.com/office/word/2012/wordml" xmlns:mc="http://schemas.openxmlformats.org/markup-compatibility/2006" xmlns:a14="http://schemas.microsoft.com/office/drawing/2010/main" xmlns:m="http://schemas.openxmlformats.org/officeDocument/2006/math" xmlns:sl="http://schemas.openxmlformats.org/schemaLibrary/2006/main" xmlns:wne="http://schemas.microsoft.com/office/word/2006/wordml" xmlns:c="http://schemas.openxmlformats.org/drawingml/2006/chart" xmlns:cdr="http://schemas.openxmlformats.org/drawingml/2006/chartDrawing" xmlns:c14="http://schemas.microsoft.com/office/drawing/2007/8/2/chart" xmlns:dgm="http://schemas.openxmlformats.org/drawingml/2006/diagram" xmlns:pic="http://schemas.openxmlformats.org/drawingml/2006/picture" xmlns:xdr="http://schemas.openxmlformats.org/drawingml/2006/spreadsheetDrawing" xmlns:dsp="http://schemas.microsoft.com/office/drawing/2008/diagram" xmlns:v="urn:schemas-microsoft-com:vml" xmlns:o="urn:schemas-microsoft-com:office:office" xmlns:xvml="urn:schemas-microsoft-com:office:excel" xmlns:w10="urn:schemas-microsoft-com:office:word" xmlns:pvml="urn:schemas-microsoft-com:office:powerpoint" xmlns:cppr="http://schemas.microsoft.com/office/2006/coverPageProps" xmlns:odx="http://opendope.org/xpaths" xmlns:odc="http://opendope.org/conditions" xmlns:odq="http://opendope.org/questions" xmlns:oda="http://opendope.org/answers" xmlns:odi="http://opendope.org/components" xmlns:odgm="http://opendope.org/SmartArt/DataHierarchy" xmlns:b="http://schemas.openxmlformats.org/officeDocument/2006/bibliography" xmlns:msink="http://schemas.microsoft.com/ink/2010/main" xmlns:cdr14="http://schemas.microsoft.com/office/drawing/2010/chartDrawing" xmlns:c15="http://schemas.microsoft.com/office/drawing/2012/chart" xmlns:cs="http://schemas.microsoft.com/office/drawing/2012/chartStyle" xmlns:ns38="http://www.w3.org/1998/Math/MathML" xmlns:ns39="http://www.w3.org/2003/InkML" xmlns:a13cmd="http://schemas.microsoft.com/office/drawing/2013/main/command" xmlns:cx="http://schemas.microsoft.com/office/drawing/2014/chartex" xmlns:c16="http://schemas.microsoft.com/office/drawing/2014/chart" xmlns:dgm1611="http://schemas.microsoft.com/office/drawing/2016/11/diagram" xmlns:c173="http://schemas.microsoft.com/office/drawing/2017/03/chart" xmlns:am3d="http://schemas.microsoft.com/office/drawing/2017/model3d" xmlns:an18="http://schemas.microsoft.com/office/drawing/2018/animation" xmlns:anam3d="http://schemas.microsoft.com/office/drawing/2018/animation/model3d" xmlns:iact="http://schemas.microsoft.com/office/powerpoint/2014/inkAction" xmlns:thm15="http://schemas.microsoft.com/office/thememl/2012/main" xmlns:wps="http://schemas.microsoft.com/office/word/2010/wordprocessingShape" xmlns:wpc="http://schemas.microsoft.com/office/word/2010/wordprocessingCanvas" xmlns:wpg="http://schemas.microsoft.com/office/word/2010/wordprocessingGroup" xmlns:w16se="http://schemas.microsoft.com/office/word/2015/wordml/symex" xmlns:w16cid="http://schemas.microsoft.com/office/word/2016/wordml/cid" xmlns:wetp="http://schemas.microsoft.com/office/webextensions/taskpanes/2010/11" xmlns:we="http://schemas.microsoft.com/office/webextensions/webextension/2010/11" xmlns:comp="http://schemas.openxmlformats.org/drawingml/2006/compatibility" xmlns:lc="http://schemas.openxmlformats.org/drawingml/2006/lockedCanvas" xmlns:dgm14="http://schemas.microsoft.com/office/drawing/2010/diagram" xmlns:a15="http://schemas.microsoft.com/office/drawing/2012/main" xmlns:pic14="http://schemas.microsoft.com/office/drawing/2010/picture" xmlns:c16ac="http://schemas.microsoft.com/office/drawing/2014/chart/ac" xmlns:a16="http://schemas.microsoft.com/office/drawing/2014/main" xmlns:a1611="http://schemas.microsoft.com/office/drawing/2016/11/main" xmlns:dgm1612="http://schemas.microsoft.com/office/drawing/2016/12/diagram" xmlns:a16svg="http://schemas.microsoft.com/office/drawing/2016/SVG/main" xmlns:adec="http://schemas.microsoft.com/office/drawing/2017/decorative" xmlns:a18hc="http://schemas.microsoft.com/office/drawing/2018/hyperlinkcolor" xmlns:wp15="http://schemas.microsoft.com/office/word/2012/wordprocessingDrawing">
+<w:styles xmlns:w="http://schemas.openxmlformats.org/wordprocessingml/2006/main" xmlns:m="http://schemas.openxmlformats.org/officeDocument/2006/math" xmlns:w14="http://schemas.microsoft.com/office/word/2010/wordml" xmlns:r="http://schemas.openxmlformats.org/officeDocument/2006/relationships" xmlns:wp="http://schemas.openxmlformats.org/drawingml/2006/wordprocessingDrawing" xmlns:a="http://schemas.openxmlformats.org/drawingml/2006/main" xmlns:wp14="http://schemas.microsoft.com/office/word/2010/wordprocessingDrawing" xmlns:w15="http://schemas.microsoft.com/office/word/2012/wordml" xmlns:mc="http://schemas.openxmlformats.org/markup-compatibility/2006" xmlns:a14="http://schemas.microsoft.com/office/drawing/2010/main" xmlns:sl="http://schemas.openxmlformats.org/schemaLibrary/2006/main" xmlns:wne="http://schemas.microsoft.com/office/word/2006/wordml" xmlns:c="http://schemas.openxmlformats.org/drawingml/2006/chart" xmlns:cdr="http://schemas.openxmlformats.org/drawingml/2006/chartDrawing" xmlns:c14="http://schemas.microsoft.com/office/drawing/2007/8/2/chart" xmlns:dgm="http://schemas.openxmlformats.org/drawingml/2006/diagram" xmlns:pic="http://schemas.openxmlformats.org/drawingml/2006/picture" xmlns:xdr="http://schemas.openxmlformats.org/drawingml/2006/spreadsheetDrawing" xmlns:dsp="http://schemas.microsoft.com/office/drawing/2008/diagram" xmlns:xvml="urn:schemas-microsoft-com:office:excel" xmlns:o="urn:schemas-microsoft-com:office:office" xmlns:v="urn:schemas-microsoft-com:vml" xmlns:w10="urn:schemas-microsoft-com:office:word" xmlns:pvml="urn:schemas-microsoft-com:office:powerpoint" xmlns:cppr="http://schemas.microsoft.com/office/2006/coverPageProps" xmlns:odx="http://opendope.org/xpaths" xmlns:odc="http://opendope.org/conditions" xmlns:odq="http://opendope.org/questions" xmlns:oda="http://opendope.org/answers" xmlns:odi="http://opendope.org/components" xmlns:odgm="http://opendope.org/SmartArt/DataHierarchy" xmlns:b="http://schemas.openxmlformats.org/officeDocument/2006/bibliography" xmlns:msink="http://schemas.microsoft.com/ink/2010/main" xmlns:cdr14="http://schemas.microsoft.com/office/drawing/2010/chartDrawing" xmlns:c15="http://schemas.microsoft.com/office/drawing/2012/chart" xmlns:cs="http://schemas.microsoft.com/office/drawing/2012/chartStyle" xmlns:ns38="http://www.w3.org/1998/Math/MathML" xmlns:ns39="http://www.w3.org/2003/InkML" xmlns:a13cmd="http://schemas.microsoft.com/office/drawing/2013/main/command" xmlns:cx="http://schemas.microsoft.com/office/drawing/2014/chartex" xmlns:c16="http://schemas.microsoft.com/office/drawing/2014/chart" xmlns:dgm1611="http://schemas.microsoft.com/office/drawing/2016/11/diagram" xmlns:c173="http://schemas.microsoft.com/office/drawing/2017/03/chart" xmlns:am3d="http://schemas.microsoft.com/office/drawing/2017/model3d" xmlns:an18="http://schemas.microsoft.com/office/drawing/2018/animation" xmlns:anam3d="http://schemas.microsoft.com/office/drawing/2018/animation/model3d" xmlns:iact="http://schemas.microsoft.com/office/powerpoint/2014/inkAction" xmlns:thm15="http://schemas.microsoft.com/office/thememl/2012/main" xmlns:wps="http://schemas.microsoft.com/office/word/2010/wordprocessingShape" xmlns:wpc="http://schemas.microsoft.com/office/word/2010/wordprocessingCanvas" xmlns:wpg="http://schemas.microsoft.com/office/word/2010/wordprocessingGroup" xmlns:w16se="http://schemas.microsoft.com/office/word/2015/wordml/symex" xmlns:w16cid="http://schemas.microsoft.com/office/word/2016/wordml/cid" xmlns:wetp="http://schemas.microsoft.com/office/webextensions/taskpanes/2010/11" xmlns:we="http://schemas.microsoft.com/office/webextensions/webextension/2010/11" xmlns:comp="http://schemas.openxmlformats.org/drawingml/2006/compatibility" xmlns:lc="http://schemas.openxmlformats.org/drawingml/2006/lockedCanvas" xmlns:dgm14="http://schemas.microsoft.com/office/drawing/2010/diagram" xmlns:a15="http://schemas.microsoft.com/office/drawing/2012/main" xmlns:pic14="http://schemas.microsoft.com/office/drawing/2010/picture" xmlns:c16ac="http://schemas.microsoft.com/office/drawing/2014/chart/ac" xmlns:a16="http://schemas.microsoft.com/office/drawing/2014/main" xmlns:a1611="http://schemas.microsoft.com/office/drawing/2016/11/main" xmlns:dgm1612="http://schemas.microsoft.com/office/drawing/2016/12/diagram" xmlns:a16svg="http://schemas.microsoft.com/office/drawing/2016/SVG/main" xmlns:adec="http://schemas.microsoft.com/office/drawing/2017/decorative" xmlns:a18hc="http://schemas.microsoft.com/office/drawing/2018/hyperlinkcolor" xmlns:wp15="http://schemas.microsoft.com/office/word/2012/wordprocessingDrawing">
   <w:docDefaults>
     <w:rPrDefault>
       <w:rPr>
